--- a/Yuumishop.docx
+++ b/Yuumishop.docx
@@ -157,10 +157,7 @@
         <w:t>edit_user</w:t>
       </w:r>
       <w:r>
-        <w:t xml:space="preserve">.php       # </w:t>
-      </w:r>
-      <w:r>
-        <w:t>Chỉnh sửa user</w:t>
+        <w:t>.php       # Chỉnh sửa user</w:t>
       </w:r>
     </w:p>
     <w:p>
@@ -4120,7 +4117,7 @@
     </w:p>
     <w:p>
       <w:r>
-        <w:t>$shipping = 0; // Miễn phí ship (có thể chỉnh logic tính phí ở đây)</w:t>
+        <w:t xml:space="preserve">$shipping = 0; </w:t>
       </w:r>
     </w:p>
     <w:p>
@@ -4128,18 +4125,86 @@
         <w:t>$total = $subtotal + $shipping;</w:t>
       </w:r>
     </w:p>
-    <w:p>
-      <w:r>
+    <w:p/>
+    <w:p>
+      <w:r>
+        <w:t>// TÍNH TOÁN GIỚI HẠN DÙNG ĐIỂM (Safe Mode)</w:t>
+      </w:r>
+    </w:p>
+    <w:p>
+      <w:r>
+        <w:t>// 1 điểm = 100đ.</w:t>
+      </w:r>
+    </w:p>
+    <w:p>
+      <w:r>
+        <w:t>// Tối đa giảm 20% giá trị đơn hàng.</w:t>
+      </w:r>
+    </w:p>
+    <w:p>
+      <w:r>
+        <w:t>$max_discount_vnd = $total * 0.20; // 20% tổng đơn</w:t>
+      </w:r>
+    </w:p>
+    <w:p>
+      <w:r>
+        <w:t>$max_points_allowed = floor($max_discount_vnd / 100); // Đổi ra số điểm tối đa được dùng</w:t>
+      </w:r>
+    </w:p>
+    <w:p/>
+    <w:p>
+      <w:r>
+        <w:t>// Số điểm khách thực tế có thể dùng (Min của: điểm đang có VÀ giới hạn cho phép)</w:t>
+      </w:r>
+    </w:p>
+    <w:p>
+      <w:r>
+        <w:t>$usable_points = min($user['points'], $max_points_allowed);</w:t>
+      </w:r>
+    </w:p>
+    <w:p>
+      <w:pPr>
+        <w:rPr>
+          <w:lang w:val="nl-NL"/>
+        </w:rPr>
+      </w:pPr>
+      <w:r>
+        <w:rPr>
+          <w:lang w:val="nl-NL"/>
+        </w:rPr>
         <w:t>?&gt;</w:t>
       </w:r>
     </w:p>
     <w:p>
-      <w:r>
+      <w:pPr>
+        <w:rPr>
+          <w:lang w:val="nl-NL"/>
+        </w:rPr>
+      </w:pPr>
+    </w:p>
+    <w:p>
+      <w:pPr>
+        <w:rPr>
+          <w:lang w:val="nl-NL"/>
+        </w:rPr>
+      </w:pPr>
+      <w:r>
+        <w:rPr>
+          <w:lang w:val="nl-NL"/>
+        </w:rPr>
         <w:t>&lt;!DOCTYPE html&gt;</w:t>
       </w:r>
     </w:p>
     <w:p>
-      <w:r>
+      <w:pPr>
+        <w:rPr>
+          <w:lang w:val="nl-NL"/>
+        </w:rPr>
+      </w:pPr>
+      <w:r>
+        <w:rPr>
+          <w:lang w:val="nl-NL"/>
+        </w:rPr>
         <w:t>&lt;html lang="vi"&gt;</w:t>
       </w:r>
     </w:p>
@@ -4647,7 +4712,52 @@
     </w:p>
     <w:p>
       <w:r>
-        <w:t>            &lt;div class="points-section" style="margin: 15px 0; padding: 10px; background: #fff3cd; border-radius: 5px;"&gt;</w:t>
+        <w:t>            &lt;div class="points-section" style="margin: 15px 0; padding: 15px; background: #fff3cd; border-radius: 5px; border: 1px solid #ffeeba;"&gt;</w:t>
+      </w:r>
+    </w:p>
+    <w:p>
+      <w:r>
+        <w:t>                &lt;div style="font-weight: bold; color: #856404; margin-bottom: 5px;"&gt;</w:t>
+      </w:r>
+    </w:p>
+    <w:p>
+      <w:r>
+        <w:t>                    &lt;i class="fas fa-coins"&gt;&lt;/i&gt; Yuumi Points</w:t>
+      </w:r>
+    </w:p>
+    <w:p>
+      <w:r>
+        <w:t>                &lt;/div&gt;</w:t>
+      </w:r>
+    </w:p>
+    <w:p>
+      <w:r>
+        <w:t>                &lt;p style="font-size: 13px; margin-bottom: 10px;"&gt;</w:t>
+      </w:r>
+    </w:p>
+    <w:p>
+      <w:r>
+        <w:t xml:space="preserve">                    Bạn có &lt;strong&gt;&lt;?= number_format($user['points']) ?&gt;&lt;/strong&gt; điểm. </w:t>
+      </w:r>
+    </w:p>
+    <w:p>
+      <w:r>
+        <w:t>                    (1 điểm = 100đ). &lt;br&gt;</w:t>
+      </w:r>
+    </w:p>
+    <w:p>
+      <w:r>
+        <w:t>                    Tối đa được dùng: &lt;strong&gt;&lt;?= number_format($usable_points) ?&gt;&lt;/strong&gt; điểm cho đơn này (Max 20%).</w:t>
+      </w:r>
+    </w:p>
+    <w:p>
+      <w:r>
+        <w:t>                &lt;/p&gt;</w:t>
+      </w:r>
+    </w:p>
+    <w:p>
+      <w:r>
+        <w:t xml:space="preserve">                </w:t>
       </w:r>
     </w:p>
     <w:p>
@@ -4662,7 +4772,22 @@
     </w:p>
     <w:p>
       <w:r>
-        <w:t>                    &lt;span style="margin-left: 10px; font-size: 14px;"&gt;Dùng &lt;strong&gt;&lt;?= $user['points'] ?&gt;&lt;/strong&gt; điểm (Giảm &lt;?= number_format($user['points'] * 1000) ?&gt;đ)&lt;/span&gt;</w:t>
+        <w:t>                    &lt;span style="margin-left: 10px; font-size: 14px;"&gt;</w:t>
+      </w:r>
+    </w:p>
+    <w:p>
+      <w:r>
+        <w:t xml:space="preserve">                        Dùng &lt;strong&gt;&lt;?= $usable_points ?&gt;&lt;/strong&gt; điểm </w:t>
+      </w:r>
+    </w:p>
+    <w:p>
+      <w:r>
+        <w:t>                        (Giảm &lt;span style="color:red"&gt;-&lt;?= number_format($usable_points * 100) ?&gt;đ&lt;/span&gt;)</w:t>
+      </w:r>
+    </w:p>
+    <w:p>
+      <w:r>
+        <w:t>                    &lt;/span&gt;</w:t>
       </w:r>
     </w:p>
     <w:p>
@@ -4683,17 +4808,254 @@
     <w:p/>
     <w:p>
       <w:r>
-        <w:t>            &lt;div class="total-row"&gt;</w:t>
-      </w:r>
-    </w:p>
-    <w:p>
-      <w:r>
-        <w:t>                &lt;span&gt;Tổng cộng&lt;/span&gt;</w:t>
-      </w:r>
-    </w:p>
-    <w:p>
-      <w:r>
-        <w:t>                &lt;span class="total-price" id="totalDisplay"&gt;&lt;?= number_format($total) ?&gt; VND&lt;/span&gt;</w:t>
+        <w:t>            &lt;script&gt;</w:t>
+      </w:r>
+    </w:p>
+    <w:p>
+      <w:r>
+        <w:t xml:space="preserve">                </w:t>
+      </w:r>
+      <w:r>
+        <w:rPr>
+          <w:i/>
+          <w:iCs/>
+        </w:rPr>
+        <w:t>const</w:t>
+      </w:r>
+      <w:r>
+        <w:t xml:space="preserve"> originalTotal = &lt;?= $total ?&gt;;</w:t>
+      </w:r>
+    </w:p>
+    <w:p>
+      <w:r>
+        <w:t>                // Lấy số điểm đã tính toán giới hạn từ PHP</w:t>
+      </w:r>
+    </w:p>
+    <w:p>
+      <w:r>
+        <w:t xml:space="preserve">                </w:t>
+      </w:r>
+      <w:r>
+        <w:rPr>
+          <w:i/>
+          <w:iCs/>
+        </w:rPr>
+        <w:t>const</w:t>
+      </w:r>
+      <w:r>
+        <w:t xml:space="preserve"> usablePoints = &lt;?= isset($usable_points) ? $usable_points : 0 ?&gt;; </w:t>
+      </w:r>
+    </w:p>
+    <w:p>
+      <w:r>
+        <w:t xml:space="preserve">                </w:t>
+      </w:r>
+      <w:r>
+        <w:rPr>
+          <w:i/>
+          <w:iCs/>
+        </w:rPr>
+        <w:t>const</w:t>
+      </w:r>
+      <w:r>
+        <w:t xml:space="preserve"> pointValue = 100; // 1 điểm = 100đ (Logic mới)</w:t>
+      </w:r>
+    </w:p>
+    <w:p/>
+    <w:p>
+      <w:r>
+        <w:t xml:space="preserve">                </w:t>
+      </w:r>
+      <w:r>
+        <w:rPr>
+          <w:i/>
+          <w:iCs/>
+        </w:rPr>
+        <w:t>function</w:t>
+      </w:r>
+      <w:r>
+        <w:t xml:space="preserve"> updateTotal() {</w:t>
+      </w:r>
+    </w:p>
+    <w:p>
+      <w:r>
+        <w:t xml:space="preserve">                    </w:t>
+      </w:r>
+      <w:r>
+        <w:rPr>
+          <w:i/>
+          <w:iCs/>
+        </w:rPr>
+        <w:t>const</w:t>
+      </w:r>
+      <w:r>
+        <w:t xml:space="preserve"> checkbox = document.getElementById('usePoints');</w:t>
+      </w:r>
+    </w:p>
+    <w:p>
+      <w:r>
+        <w:t xml:space="preserve">                    </w:t>
+      </w:r>
+      <w:r>
+        <w:rPr>
+          <w:i/>
+          <w:iCs/>
+        </w:rPr>
+        <w:t>const</w:t>
+      </w:r>
+      <w:r>
+        <w:t xml:space="preserve"> totalDisplay = document.getElementById('totalDisplay');</w:t>
+      </w:r>
+    </w:p>
+    <w:p>
+      <w:r>
+        <w:t xml:space="preserve">                    </w:t>
+      </w:r>
+      <w:r>
+        <w:rPr>
+          <w:i/>
+          <w:iCs/>
+        </w:rPr>
+        <w:t>const</w:t>
+      </w:r>
+      <w:r>
+        <w:t xml:space="preserve"> totalInput = document.getElementById('totalInput');</w:t>
+      </w:r>
+    </w:p>
+    <w:p>
+      <w:r>
+        <w:t xml:space="preserve">                    </w:t>
+      </w:r>
+      <w:r>
+        <w:rPr>
+          <w:i/>
+          <w:iCs/>
+        </w:rPr>
+        <w:t>const</w:t>
+      </w:r>
+      <w:r>
+        <w:t xml:space="preserve"> pointsInput = document.getElementById('pointsInput');</w:t>
+      </w:r>
+    </w:p>
+    <w:p/>
+    <w:p>
+      <w:r>
+        <w:t>                    if (checkbox &amp;&amp; checkbox.checked) {</w:t>
+      </w:r>
+    </w:p>
+    <w:p>
+      <w:r>
+        <w:t xml:space="preserve">                        </w:t>
+      </w:r>
+      <w:r>
+        <w:rPr>
+          <w:i/>
+          <w:iCs/>
+        </w:rPr>
+        <w:t>const</w:t>
+      </w:r>
+      <w:r>
+        <w:t xml:space="preserve"> discount = usablePoints * pointValue;</w:t>
+      </w:r>
+    </w:p>
+    <w:p>
+      <w:r>
+        <w:t xml:space="preserve">                        </w:t>
+      </w:r>
+      <w:r>
+        <w:rPr>
+          <w:i/>
+          <w:iCs/>
+        </w:rPr>
+        <w:t>const</w:t>
+      </w:r>
+      <w:r>
+        <w:t xml:space="preserve"> newTotal = originalTotal - discount;</w:t>
+      </w:r>
+    </w:p>
+    <w:p>
+      <w:r>
+        <w:t xml:space="preserve">                        </w:t>
+      </w:r>
+    </w:p>
+    <w:p>
+      <w:r>
+        <w:t>                        // Format tiền Việt Nam</w:t>
+      </w:r>
+    </w:p>
+    <w:p>
+      <w:r>
+        <w:t>                        totalDisplay.innerHTML = new Intl.NumberFormat('vi-VN').format(newTotal) + ' VND';</w:t>
+      </w:r>
+    </w:p>
+    <w:p>
+      <w:r>
+        <w:t>                        totalDisplay.innerHTML += ` &lt;br&gt;&lt;small style='color:green; font-size:12px'&gt;(Đã giảm ${new Intl.NumberFormat('vi-VN').format(discount)}đ)&lt;/small&gt;`;</w:t>
+      </w:r>
+    </w:p>
+    <w:p>
+      <w:r>
+        <w:t xml:space="preserve">                        </w:t>
+      </w:r>
+    </w:p>
+    <w:p>
+      <w:r>
+        <w:t>                        totalInput.value = newTotal;</w:t>
+      </w:r>
+    </w:p>
+    <w:p>
+      <w:r>
+        <w:t>                        pointsInput.value = usablePoints; // Gửi số điểm thực dùng về server</w:t>
+      </w:r>
+    </w:p>
+    <w:p>
+      <w:r>
+        <w:t>                    } else {</w:t>
+      </w:r>
+    </w:p>
+    <w:p>
+      <w:r>
+        <w:t>                        totalDisplay.innerHTML = new Intl.NumberFormat('vi-VN').format(originalTotal) + ' VND';</w:t>
+      </w:r>
+    </w:p>
+    <w:p>
+      <w:r>
+        <w:t>                        totalInput.value = originalTotal;</w:t>
+      </w:r>
+    </w:p>
+    <w:p>
+      <w:r>
+        <w:t>                        pointsInput.value = 0;</w:t>
+      </w:r>
+    </w:p>
+    <w:p>
+      <w:r>
+        <w:t>                    }</w:t>
+      </w:r>
+    </w:p>
+    <w:p>
+      <w:r>
+        <w:t>                }</w:t>
+      </w:r>
+    </w:p>
+    <w:p>
+      <w:r>
+        <w:t>            &lt;/script&gt;</w:t>
+      </w:r>
+    </w:p>
+    <w:p>
+      <w:r>
+        <w:t xml:space="preserve">            </w:t>
+      </w:r>
+    </w:p>
+    <w:p>
+      <w:r>
+        <w:t>            &lt;div style="margin-top: 15px; text-align: center; font-size: 12px; color: #888;"&gt;</w:t>
+      </w:r>
+    </w:p>
+    <w:p>
+      <w:r>
+        <w:t>                Bằng việc đặt hàng, bạn đồng ý với &lt;a href="#" style="color: #2ecc71;"&gt;Điều khoản sử dụng&lt;/a&gt; của Yuumi Shop.</w:t>
       </w:r>
     </w:p>
     <w:p>
@@ -4703,289 +5065,6 @@
     </w:p>
     <w:p>
       <w:r>
-        <w:t xml:space="preserve">            </w:t>
-      </w:r>
-    </w:p>
-    <w:p>
-      <w:r>
-        <w:t>            &lt;input type="hidden" name="total_amount" id="totalInput" value="&lt;?= $total ?&gt;"&gt;</w:t>
-      </w:r>
-    </w:p>
-    <w:p>
-      <w:r>
-        <w:t>            &lt;input type="hidden" name="points_used" id="pointsInput" value="0"&gt;</w:t>
-      </w:r>
-    </w:p>
-    <w:p>
-      <w:r>
-        <w:t xml:space="preserve">            </w:t>
-      </w:r>
-    </w:p>
-    <w:p>
-      <w:r>
-        <w:t>            &lt;button type="submit" class="btn-confirm"&gt;ĐẶT HÀNG NGAY&lt;/button&gt;</w:t>
-      </w:r>
-    </w:p>
-    <w:p/>
-    <w:p>
-      <w:r>
-        <w:t>            &lt;script&gt;</w:t>
-      </w:r>
-    </w:p>
-    <w:p>
-      <w:r>
-        <w:t xml:space="preserve">                </w:t>
-      </w:r>
-      <w:r>
-        <w:rPr>
-          <w:i/>
-          <w:iCs/>
-        </w:rPr>
-        <w:t>const</w:t>
-      </w:r>
-      <w:r>
-        <w:t xml:space="preserve"> originalTotal = &lt;?= $total ?&gt;;</w:t>
-      </w:r>
-    </w:p>
-    <w:p>
-      <w:r>
-        <w:t xml:space="preserve">                </w:t>
-      </w:r>
-      <w:r>
-        <w:rPr>
-          <w:i/>
-          <w:iCs/>
-        </w:rPr>
-        <w:t>const</w:t>
-      </w:r>
-      <w:r>
-        <w:t xml:space="preserve"> userPoints = &lt;?= $user['points'] ?&gt;;</w:t>
-      </w:r>
-    </w:p>
-    <w:p>
-      <w:r>
-        <w:t xml:space="preserve">                </w:t>
-      </w:r>
-      <w:r>
-        <w:rPr>
-          <w:i/>
-          <w:iCs/>
-        </w:rPr>
-        <w:t>const</w:t>
-      </w:r>
-      <w:r>
-        <w:t xml:space="preserve"> pointValue = 1000; // 1 điểm = 1000đ</w:t>
-      </w:r>
-    </w:p>
-    <w:p/>
-    <w:p>
-      <w:r>
-        <w:t xml:space="preserve">                </w:t>
-      </w:r>
-      <w:r>
-        <w:rPr>
-          <w:i/>
-          <w:iCs/>
-        </w:rPr>
-        <w:t>function</w:t>
-      </w:r>
-      <w:r>
-        <w:t xml:space="preserve"> updateTotal() {</w:t>
-      </w:r>
-    </w:p>
-    <w:p>
-      <w:r>
-        <w:t xml:space="preserve">                    </w:t>
-      </w:r>
-      <w:r>
-        <w:rPr>
-          <w:i/>
-          <w:iCs/>
-        </w:rPr>
-        <w:t>const</w:t>
-      </w:r>
-      <w:r>
-        <w:t xml:space="preserve"> checkbox = document.getElementById('usePoints');</w:t>
-      </w:r>
-    </w:p>
-    <w:p>
-      <w:r>
-        <w:t xml:space="preserve">                    </w:t>
-      </w:r>
-      <w:r>
-        <w:rPr>
-          <w:i/>
-          <w:iCs/>
-        </w:rPr>
-        <w:t>const</w:t>
-      </w:r>
-      <w:r>
-        <w:t xml:space="preserve"> totalDisplay = document.getElementById('totalDisplay');</w:t>
-      </w:r>
-    </w:p>
-    <w:p>
-      <w:r>
-        <w:t xml:space="preserve">                    </w:t>
-      </w:r>
-      <w:r>
-        <w:rPr>
-          <w:i/>
-          <w:iCs/>
-        </w:rPr>
-        <w:t>const</w:t>
-      </w:r>
-      <w:r>
-        <w:t xml:space="preserve"> totalInput = document.getElementById('totalInput');</w:t>
-      </w:r>
-    </w:p>
-    <w:p>
-      <w:r>
-        <w:t xml:space="preserve">                    </w:t>
-      </w:r>
-      <w:r>
-        <w:rPr>
-          <w:i/>
-          <w:iCs/>
-        </w:rPr>
-        <w:t>const</w:t>
-      </w:r>
-      <w:r>
-        <w:t xml:space="preserve"> pointsInput = document.getElementById('pointsInput');</w:t>
-      </w:r>
-    </w:p>
-    <w:p/>
-    <w:p>
-      <w:r>
-        <w:t>                    if (checkbox &amp;&amp; checkbox.checked) {</w:t>
-      </w:r>
-    </w:p>
-    <w:p>
-      <w:r>
-        <w:t xml:space="preserve">                        </w:t>
-      </w:r>
-      <w:r>
-        <w:rPr>
-          <w:i/>
-          <w:iCs/>
-        </w:rPr>
-        <w:t>const</w:t>
-      </w:r>
-      <w:r>
-        <w:t xml:space="preserve"> discount = userPoints * pointValue;</w:t>
-      </w:r>
-    </w:p>
-    <w:p>
-      <w:r>
-        <w:t xml:space="preserve">                        </w:t>
-      </w:r>
-      <w:r>
-        <w:rPr>
-          <w:i/>
-          <w:iCs/>
-        </w:rPr>
-        <w:t>const</w:t>
-      </w:r>
-      <w:r>
-        <w:t xml:space="preserve"> newTotal = originalTotal - discount;</w:t>
-      </w:r>
-    </w:p>
-    <w:p>
-      <w:r>
-        <w:t>                        // Không cho âm tiền</w:t>
-      </w:r>
-    </w:p>
-    <w:p>
-      <w:r>
-        <w:t xml:space="preserve">                        </w:t>
-      </w:r>
-      <w:r>
-        <w:rPr>
-          <w:i/>
-          <w:iCs/>
-        </w:rPr>
-        <w:t>const</w:t>
-      </w:r>
-      <w:r>
-        <w:t xml:space="preserve"> finalTotal = newTotal &gt; 0 ? newTotal : 0;</w:t>
-      </w:r>
-    </w:p>
-    <w:p>
-      <w:r>
-        <w:t xml:space="preserve">                        </w:t>
-      </w:r>
-    </w:p>
-    <w:p>
-      <w:r>
-        <w:t>                        totalDisplay.innerHTML = new Intl.NumberFormat('vi-VN').format(finalTotal) + ' VND';</w:t>
-      </w:r>
-    </w:p>
-    <w:p>
-      <w:r>
-        <w:t>                        totalInput.value = finalTotal;</w:t>
-      </w:r>
-    </w:p>
-    <w:p>
-      <w:r>
-        <w:t>                        pointsInput.value = userPoints;</w:t>
-      </w:r>
-    </w:p>
-    <w:p>
-      <w:r>
-        <w:t>                    } else {</w:t>
-      </w:r>
-    </w:p>
-    <w:p>
-      <w:r>
-        <w:t>                        totalDisplay.innerHTML = new Intl.NumberFormat('vi-VN').format(originalTotal) + ' VND';</w:t>
-      </w:r>
-    </w:p>
-    <w:p>
-      <w:r>
-        <w:t>                        totalInput.value = originalTotal;</w:t>
-      </w:r>
-    </w:p>
-    <w:p>
-      <w:r>
-        <w:t>                        pointsInput.value = 0;</w:t>
-      </w:r>
-    </w:p>
-    <w:p>
-      <w:r>
-        <w:t>                    }</w:t>
-      </w:r>
-    </w:p>
-    <w:p>
-      <w:r>
-        <w:t>                }</w:t>
-      </w:r>
-    </w:p>
-    <w:p>
-      <w:r>
-        <w:t>            &lt;/script&gt;</w:t>
-      </w:r>
-    </w:p>
-    <w:p>
-      <w:r>
-        <w:t xml:space="preserve">            </w:t>
-      </w:r>
-    </w:p>
-    <w:p>
-      <w:r>
-        <w:t>            &lt;div style="margin-top: 15px; text-align: center; font-size: 12px; color: #888;"&gt;</w:t>
-      </w:r>
-    </w:p>
-    <w:p>
-      <w:r>
-        <w:t>                Bằng việc đặt hàng, bạn đồng ý với &lt;a href="#" style="color: #2ecc71;"&gt;Điều khoản sử dụng&lt;/a&gt; của Yuumi Shop.</w:t>
-      </w:r>
-    </w:p>
-    <w:p>
-      <w:r>
-        <w:t>            &lt;/div&gt;</w:t>
-      </w:r>
-    </w:p>
-    <w:p>
-      <w:r>
         <w:t>        &lt;/div&gt;</w:t>
       </w:r>
     </w:p>
@@ -5011,6 +5090,7 @@
         <w:t>&lt;/html&gt;</w:t>
       </w:r>
     </w:p>
+    <w:p/>
     <w:p/>
     <w:p>
       <w:pPr>
@@ -5910,9 +5990,25 @@
     </w:p>
     <w:p>
       <w:r>
-        <w:t>$total = $info['total_amount'];</w:t>
-      </w:r>
-    </w:p>
+        <w:t>$total_cart_value = 0; // Tính lại tổng giá trị giỏ hàng gốc để validate</w:t>
+      </w:r>
+    </w:p>
+    <w:p>
+      <w:r>
+        <w:t>foreach ($_SESSION['cart'] as $item) {</w:t>
+      </w:r>
+    </w:p>
+    <w:p>
+      <w:r>
+        <w:t>    $total_cart_value += $item['price'] * $item['qty'];</w:t>
+      </w:r>
+    </w:p>
+    <w:p>
+      <w:r>
+        <w:t>}</w:t>
+      </w:r>
+    </w:p>
+    <w:p/>
     <w:p>
       <w:r>
         <w:t>$payment_method = $info['payment_method'];</w:t>
@@ -5926,7 +6022,7 @@
     <w:p/>
     <w:p>
       <w:r>
-        <w:t>// Logic dùng điểm (nếu có)</w:t>
+        <w:t>// --- LOGIC XỬ LÝ ĐIỂM (SERVER SIDE VALIDATION) ---</w:t>
       </w:r>
     </w:p>
     <w:p>
@@ -5934,14 +6030,94 @@
         <w:t>$points_used = isset($info['points_used']) ? intval($info['points_used']) : 0;</w:t>
       </w:r>
     </w:p>
-    <w:p>
-      <w:r>
-        <w:t>$discount_amount = $points_used * 1000; // 1 điểm = 1000đ</w:t>
-      </w:r>
-    </w:p>
-    <w:p>
-      <w:r>
-        <w:t>$final_total = $total - $discount_amount;</w:t>
+    <w:p/>
+    <w:p>
+      <w:r>
+        <w:t>// Validate 1: Khách có đủ điểm không?</w:t>
+      </w:r>
+    </w:p>
+    <w:p>
+      <w:r>
+        <w:t>$stmtUser = $conn-&gt;prepare("SELECT points FROM users WHERE id = ?");</w:t>
+      </w:r>
+    </w:p>
+    <w:p>
+      <w:r>
+        <w:t>$stmtUser-&gt;execute([$user_id]);</w:t>
+      </w:r>
+    </w:p>
+    <w:p>
+      <w:r>
+        <w:t>$userPoints = $stmtUser-&gt;fetchColumn();</w:t>
+      </w:r>
+    </w:p>
+    <w:p/>
+    <w:p>
+      <w:r>
+        <w:t>if ($points_used &gt; $userPoints) {</w:t>
+      </w:r>
+    </w:p>
+    <w:p>
+      <w:r>
+        <w:t>    die("Lỗi: Số điểm sử dụng vượt quá số điểm hiện có!");</w:t>
+      </w:r>
+    </w:p>
+    <w:p>
+      <w:r>
+        <w:t>}</w:t>
+      </w:r>
+    </w:p>
+    <w:p/>
+    <w:p>
+      <w:r>
+        <w:t>// Validate 2: Kiểm tra giới hạn 20% (Safe Mode)</w:t>
+      </w:r>
+    </w:p>
+    <w:p>
+      <w:r>
+        <w:t xml:space="preserve">$max_allowed_points = floor(($total_cart_value * 0.2) / 100); </w:t>
+      </w:r>
+    </w:p>
+    <w:p>
+      <w:r>
+        <w:t>if ($points_used &gt; $max_allowed_points) {</w:t>
+      </w:r>
+    </w:p>
+    <w:p>
+      <w:r>
+        <w:t>    // Nếu hack HTML để gửi số điểm cao hơn quy định -&gt; Reset về max cho phép</w:t>
+      </w:r>
+    </w:p>
+    <w:p>
+      <w:r>
+        <w:t xml:space="preserve">    $points_used = $max_allowed_points; </w:t>
+      </w:r>
+    </w:p>
+    <w:p>
+      <w:r>
+        <w:t>}</w:t>
+      </w:r>
+    </w:p>
+    <w:p/>
+    <w:p>
+      <w:r>
+        <w:t>$discount_amount = $points_used * 100; // 1 điểm = 100đ</w:t>
+      </w:r>
+    </w:p>
+    <w:p>
+      <w:r>
+        <w:t>$final_total = $total_cart_value - $discount_amount;</w:t>
+      </w:r>
+    </w:p>
+    <w:p/>
+    <w:p>
+      <w:r>
+        <w:t>// Đảm bảo không âm</w:t>
+      </w:r>
+    </w:p>
+    <w:p>
+      <w:r>
+        <w:t>if ($final_total &lt; 0) $final_total = 0;</w:t>
       </w:r>
     </w:p>
     <w:p/>
@@ -5992,7 +6168,6 @@
         <w:t>    $stmt_item = $conn-&gt;prepare($sql_item);</w:t>
       </w:r>
     </w:p>
-    <w:p/>
     <w:p>
       <w:r>
         <w:t>    foreach ($_SESSION['cart'] as $pid =&gt; $item) {</w:t>
@@ -6011,17 +6186,7 @@
     <w:p/>
     <w:p>
       <w:r>
-        <w:t>    // 3. XỬ LÝ ĐIỂM THƯỞNG</w:t>
-      </w:r>
-    </w:p>
-    <w:p>
-      <w:r>
-        <w:t xml:space="preserve">    </w:t>
-      </w:r>
-    </w:p>
-    <w:p>
-      <w:r>
-        <w:t>    // Trừ điểm đã dùng (nếu có)</w:t>
+        <w:t>    // 3. TRỪ ĐIỂM ĐÃ DÙNG (Không cộng điểm ở đây nữa!)</w:t>
       </w:r>
     </w:p>
     <w:p>
@@ -6047,37 +6212,12 @@
     <w:p/>
     <w:p>
       <w:r>
-        <w:t>    // Cộng điểm mới (Chỉ cộng khi thanh toán VNPAY hoặc Admin xác nhận Paid)</w:t>
-      </w:r>
-    </w:p>
-    <w:p>
-      <w:r>
-        <w:t>    // Tỷ lệ: 100,000 VND = 10 điểm</w:t>
-      </w:r>
-    </w:p>
-    <w:p>
-      <w:r>
-        <w:t>    if ($status == 'paid') {</w:t>
-      </w:r>
-    </w:p>
-    <w:p>
-      <w:r>
-        <w:t>        $points_earned = floor($final_total / 100000);</w:t>
-      </w:r>
-    </w:p>
-    <w:p>
-      <w:r>
-        <w:t>        $stmt_add = $conn-&gt;prepare("UPDATE users SET points = points + ? WHERE id = ?");</w:t>
-      </w:r>
-    </w:p>
-    <w:p>
-      <w:r>
-        <w:t>        $stmt_add-&gt;execute([$points_earned, $user_id]);</w:t>
-      </w:r>
-    </w:p>
-    <w:p>
-      <w:r>
-        <w:t>    }</w:t>
+        <w:t>    // *** LƯU Ý: Đã xóa đoạn cộng điểm ở đây theo yêu cầu Safe Mode ***</w:t>
+      </w:r>
+    </w:p>
+    <w:p>
+      <w:r>
+        <w:t>    // Điểm sẽ được cộng ở admin/orders.php khi đơn hàng chuyển sang 'shipped'</w:t>
       </w:r>
     </w:p>
     <w:p/>
@@ -6091,13 +6231,16 @@
         <w:t>    $conn-&gt;prepare("DELETE FROM cart WHERE user_id = ?")-&gt;execute([$user_id]);</w:t>
       </w:r>
     </w:p>
-    <w:p/>
+    <w:p>
+      <w:r>
+        <w:t xml:space="preserve">    </w:t>
+      </w:r>
+    </w:p>
     <w:p>
       <w:r>
         <w:t>    $conn-&gt;commit();</w:t>
       </w:r>
     </w:p>
-    <w:p/>
     <w:p>
       <w:r>
         <w:t>    unset($_SESSION['cart']);</w:t>
@@ -6108,11 +6251,7 @@
         <w:t>    unset($_SESSION['temp_order']);</w:t>
       </w:r>
     </w:p>
-    <w:p>
-      <w:r>
-        <w:t xml:space="preserve">    </w:t>
-      </w:r>
-    </w:p>
+    <w:p/>
     <w:p>
       <w:r>
         <w:t>    $_SESSION['flash_msg'] = ['msg' =&gt; 'Thanh toán thành công!', 'type' =&gt; 'success'];</w:t>
@@ -13137,7 +13276,7 @@
     </w:p>
     <w:p>
       <w:r>
-        <w:t xml:space="preserve">                                &lt;a href="cart.php?remove=&lt;?= $id ?&gt;" </w:t>
+        <w:t xml:space="preserve">                                &lt;a style="color: red" href="cart.php?remove=&lt;?= $id ?&gt;" </w:t>
       </w:r>
     </w:p>
     <w:p>
@@ -16393,23 +16532,12 @@
       </w:r>
     </w:p>
     <w:p>
-      <w:pPr>
-        <w:rPr>
-          <w:lang w:val="nl-NL"/>
-        </w:rPr>
-      </w:pPr>
-      <w:r>
-        <w:rPr>
-          <w:lang w:val="nl-NL"/>
-        </w:rPr>
+      <w:r>
         <w:t>                    &lt;label&gt;Tên sản phẩm:&lt;/label&gt;</w:t>
       </w:r>
     </w:p>
     <w:p>
       <w:r>
-        <w:rPr>
-          <w:lang w:val="nl-NL"/>
-        </w:rPr>
         <w:t xml:space="preserve">                    </w:t>
       </w:r>
       <w:r>
@@ -16856,18 +16984,18 @@
     </w:p>
     <w:p>
       <w:r>
-        <w:t>    $status = $_POST['status'];</w:t>
-      </w:r>
-    </w:p>
-    <w:p/>
-    <w:p>
-      <w:r>
-        <w:t>    // Lấy trạng thái cũ để tránh cộng điểm nhiều lần</w:t>
-      </w:r>
-    </w:p>
-    <w:p>
-      <w:r>
-        <w:t>    $old_order = $conn-&gt;query("SELECT status, user_id, total_amount FROM orders WHERE id=$order_id")-&gt;fetch();</w:t>
+        <w:t>    $new_status = $_POST['status'];</w:t>
+      </w:r>
+    </w:p>
+    <w:p/>
+    <w:p>
+      <w:r>
+        <w:t>    // Lấy thông tin đơn hàng cũ để check</w:t>
+      </w:r>
+    </w:p>
+    <w:p>
+      <w:r>
+        <w:t>    $old_order = $conn-&gt;query("SELECT status, user_id FROM orders WHERE id=$order_id")-&gt;fetch();</w:t>
       </w:r>
     </w:p>
     <w:p/>
@@ -16878,32 +17006,184 @@
     </w:p>
     <w:p>
       <w:r>
-        <w:t>    if ($stmt-&gt;execute([$status, $order_id])) {</w:t>
-      </w:r>
-    </w:p>
-    <w:p>
-      <w:r>
-        <w:t>        // Nếu chuyển sang PAID và trước đó chưa PAID -&gt; Cộng điểm</w:t>
-      </w:r>
-    </w:p>
-    <w:p>
-      <w:r>
-        <w:t>        if ($status == 'paid' &amp;&amp; $old_order['status'] != 'paid') {</w:t>
-      </w:r>
-    </w:p>
-    <w:p>
-      <w:r>
-        <w:t>            $points = floor($old_order['total_amount'] / 100000); // 10k = 1 điểm</w:t>
-      </w:r>
-    </w:p>
-    <w:p>
-      <w:r>
-        <w:t>            $conn-&gt;prepare("UPDATE users SET points = points + ? WHERE id = ?")</w:t>
-      </w:r>
-    </w:p>
-    <w:p>
-      <w:r>
-        <w:t>                 -&gt;execute([$points, $old_order['user_id']]);</w:t>
+        <w:t>    if ($stmt-&gt;execute([$new_status, $order_id])) {</w:t>
+      </w:r>
+    </w:p>
+    <w:p>
+      <w:r>
+        <w:t xml:space="preserve">        </w:t>
+      </w:r>
+    </w:p>
+    <w:p>
+      <w:r>
+        <w:t>        // --- LOGIC TÍCH ĐIỂM SAFE MODE ---</w:t>
+      </w:r>
+    </w:p>
+    <w:p>
+      <w:r>
+        <w:t>        // Chỉ cộng điểm khi chuyển sang 'shipped' VÀ trạng thái cũ chưa phải là 'shipped' hoặc 'completed'</w:t>
+      </w:r>
+    </w:p>
+    <w:p>
+      <w:r>
+        <w:t>        // (Để tránh cộng điểm nhiều lần nếu admin bấm update liên tục)</w:t>
+      </w:r>
+    </w:p>
+    <w:p>
+      <w:r>
+        <w:t>        if ($new_status == 'shipped' &amp;&amp; !in_array($old_order['status'], ['shipped', 'completed'])) {</w:t>
+      </w:r>
+    </w:p>
+    <w:p>
+      <w:r>
+        <w:t xml:space="preserve">            </w:t>
+      </w:r>
+    </w:p>
+    <w:p>
+      <w:r>
+        <w:t>            // 1. Lấy chi tiết các món trong đơn hàng để phân loại</w:t>
+      </w:r>
+    </w:p>
+    <w:p>
+      <w:r>
+        <w:t xml:space="preserve">            $sql_items = "SELECT oi.quantity, oi.price, p.category </w:t>
+      </w:r>
+    </w:p>
+    <w:p>
+      <w:r>
+        <w:t xml:space="preserve">                          FROM order_items oi </w:t>
+      </w:r>
+    </w:p>
+    <w:p>
+      <w:r>
+        <w:t xml:space="preserve">                          JOIN products p ON oi.product_id = p.id </w:t>
+      </w:r>
+    </w:p>
+    <w:p>
+      <w:r>
+        <w:t>                          WHERE oi.order_id = ?";</w:t>
+      </w:r>
+    </w:p>
+    <w:p>
+      <w:r>
+        <w:t>            $items = $conn-&gt;prepare($sql_items);</w:t>
+      </w:r>
+    </w:p>
+    <w:p>
+      <w:r>
+        <w:t>            $items-&gt;execute([$order_id]);</w:t>
+      </w:r>
+    </w:p>
+    <w:p>
+      <w:r>
+        <w:t xml:space="preserve">            </w:t>
+      </w:r>
+    </w:p>
+    <w:p>
+      <w:r>
+        <w:t>            $total_points_earned = 0;</w:t>
+      </w:r>
+    </w:p>
+    <w:p/>
+    <w:p>
+      <w:r>
+        <w:t>            while ($item = $items-&gt;fetch(</w:t>
+      </w:r>
+      <w:r>
+        <w:rPr>
+          <w:i/>
+          <w:iCs/>
+        </w:rPr>
+        <w:t>PDO</w:t>
+      </w:r>
+      <w:r>
+        <w:t>::FETCH_ASSOC)) {</w:t>
+      </w:r>
+    </w:p>
+    <w:p>
+      <w:r>
+        <w:t>                $item_total = $item['price'] * $item['quantity'];</w:t>
+      </w:r>
+    </w:p>
+    <w:p>
+      <w:r>
+        <w:t xml:space="preserve">                </w:t>
+      </w:r>
+    </w:p>
+    <w:p>
+      <w:r>
+        <w:t>                // 2. Tính điểm theo từng món</w:t>
+      </w:r>
+    </w:p>
+    <w:p>
+      <w:r>
+        <w:t>                if ($item['category'] == 'pet') {</w:t>
+      </w:r>
+    </w:p>
+    <w:p>
+      <w:r>
+        <w:t>                    // Thú cưng: 1 triệu = 1 điểm (Lợi nhuận thấp)</w:t>
+      </w:r>
+    </w:p>
+    <w:p>
+      <w:r>
+        <w:t>                    $points = floor($item_total / 1000000);</w:t>
+      </w:r>
+    </w:p>
+    <w:p>
+      <w:r>
+        <w:t>                } else {</w:t>
+      </w:r>
+    </w:p>
+    <w:p>
+      <w:r>
+        <w:t>                    // Phụ kiện, thức ăn, v.v...: 100k = 1 điểm (Lợi nhuận cao)</w:t>
+      </w:r>
+    </w:p>
+    <w:p>
+      <w:r>
+        <w:t>                    $points = floor($item_total / 100000);</w:t>
+      </w:r>
+    </w:p>
+    <w:p>
+      <w:r>
+        <w:t>                }</w:t>
+      </w:r>
+    </w:p>
+    <w:p>
+      <w:r>
+        <w:t>                $total_points_earned += $points;</w:t>
+      </w:r>
+    </w:p>
+    <w:p>
+      <w:r>
+        <w:t>            }</w:t>
+      </w:r>
+    </w:p>
+    <w:p/>
+    <w:p>
+      <w:r>
+        <w:t>            // 3. Cộng điểm cho user</w:t>
+      </w:r>
+    </w:p>
+    <w:p>
+      <w:r>
+        <w:t>            if ($total_points_earned &gt; 0) {</w:t>
+      </w:r>
+    </w:p>
+    <w:p>
+      <w:r>
+        <w:t>                $conn-&gt;prepare("UPDATE users SET points = points + ? WHERE id = ?")</w:t>
+      </w:r>
+    </w:p>
+    <w:p>
+      <w:r>
+        <w:t>                     -&gt;execute([$total_points_earned, $old_order['user_id']]);</w:t>
+      </w:r>
+    </w:p>
+    <w:p>
+      <w:r>
+        <w:t>            }</w:t>
       </w:r>
     </w:p>
     <w:p>
@@ -16911,14 +17191,10 @@
         <w:t>        }</w:t>
       </w:r>
     </w:p>
-    <w:p>
-      <w:r>
-        <w:t>        // THAY THẾ ALERT BẰNG FLASH MESSAGE</w:t>
-      </w:r>
-    </w:p>
-    <w:p>
-      <w:r>
-        <w:t>        $_SESSION['flash_msg'] = ['msg' =&gt; 'Cập nhật trạng thái đơn hàng thành công!', 'type' =&gt; 'success'];</w:t>
+    <w:p/>
+    <w:p>
+      <w:r>
+        <w:t>        $_SESSION['flash_msg'] = ['msg' =&gt; 'Cập nhật trạng thái thành công!', 'type' =&gt; 'success'];</w:t>
       </w:r>
     </w:p>
     <w:p>
@@ -16928,7 +17204,7 @@
     </w:p>
     <w:p>
       <w:r>
-        <w:t>        $_SESSION['flash_msg'] = ['msg' =&gt; 'Lỗi khi cập nhật trạng thái!', 'type' =&gt; 'error'];</w:t>
+        <w:t>        $_SESSION['flash_msg'] = ['msg' =&gt; 'Lỗi cập nhật!', 'type' =&gt; 'error'];</w:t>
       </w:r>
     </w:p>
     <w:p>
@@ -16939,11 +17215,6 @@
     <w:p>
       <w:r>
         <w:t xml:space="preserve">    </w:t>
-      </w:r>
-    </w:p>
-    <w:p>
-      <w:r>
-        <w:t>    // Redirect để kích hoạt Toast và tránh resubmit form</w:t>
       </w:r>
     </w:p>
     <w:p>

--- a/Yuumishop.docx
+++ b/Yuumishop.docx
@@ -1087,9 +1087,12 @@
       </w:r>
       <w:r>
         <w:br/>
+      </w:r>
+      <w:r>
         <w:t>version: '3.8'</w:t>
       </w:r>
     </w:p>
+    <w:p/>
     <w:p>
       <w:r>
         <w:t>services:</w:t>
@@ -1097,112 +1100,123 @@
     </w:p>
     <w:p>
       <w:r>
-        <w:t xml:space="preserve">  web:</w:t>
-      </w:r>
-    </w:p>
-    <w:p>
-      <w:r>
-        <w:t xml:space="preserve">    build: .</w:t>
-      </w:r>
-    </w:p>
-    <w:p>
-      <w:r>
-        <w:t xml:space="preserve">    ports:</w:t>
-      </w:r>
-    </w:p>
-    <w:p>
-      <w:r>
-        <w:t xml:space="preserve">      - "8080:80"  # Chạy web ở cổng 8080 để tránh đụng port máy ní</w:t>
-      </w:r>
-    </w:p>
-    <w:p>
-      <w:r>
-        <w:t xml:space="preserve">    volumes:</w:t>
-      </w:r>
-    </w:p>
-    <w:p>
-      <w:r>
-        <w:t xml:space="preserve">      - ./src:/var/www/html</w:t>
-      </w:r>
-    </w:p>
-    <w:p>
-      <w:r>
-        <w:t xml:space="preserve">    depends_on:</w:t>
-      </w:r>
-    </w:p>
-    <w:p>
-      <w:r>
-        <w:t xml:space="preserve">      - db</w:t>
-      </w:r>
-    </w:p>
-    <w:p>
-      <w:r>
-        <w:t xml:space="preserve">    networks:</w:t>
-      </w:r>
-    </w:p>
-    <w:p>
-      <w:r>
-        <w:t xml:space="preserve">      - yuumi-network</w:t>
-      </w:r>
-    </w:p>
-    <w:p>
-      <w:r>
-        <w:t xml:space="preserve">  db:</w:t>
-      </w:r>
-    </w:p>
-    <w:p>
-      <w:r>
-        <w:t xml:space="preserve">    image: mysql:5.7</w:t>
-      </w:r>
-    </w:p>
-    <w:p>
-      <w:r>
-        <w:t xml:space="preserve">    environment:</w:t>
-      </w:r>
-    </w:p>
-    <w:p>
-      <w:r>
-        <w:t xml:space="preserve">      MYSQL_ROOT_PASSWORD: root</w:t>
-      </w:r>
-    </w:p>
-    <w:p>
-      <w:r>
-        <w:t xml:space="preserve">      MYSQL_DATABASE: yuumishop</w:t>
-      </w:r>
-    </w:p>
-    <w:p>
-      <w:r>
-        <w:t xml:space="preserve">      MYSQL_USER: user</w:t>
-      </w:r>
-    </w:p>
-    <w:p>
-      <w:r>
-        <w:t xml:space="preserve">      MYSQL_PASSWORD: password</w:t>
-      </w:r>
-    </w:p>
-    <w:p>
-      <w:r>
-        <w:t xml:space="preserve">    volumes:</w:t>
-      </w:r>
-    </w:p>
-    <w:p>
-      <w:r>
-        <w:t xml:space="preserve">      - db_data:/var/lib/mysql</w:t>
-      </w:r>
-    </w:p>
-    <w:p>
-      <w:r>
-        <w:t xml:space="preserve">      - ./init.sql:/docker-entrypoint-initdb.d/init.sql # Tự động chạy file SQL fix ảnh</w:t>
-      </w:r>
-    </w:p>
-    <w:p>
-      <w:r>
-        <w:t xml:space="preserve">    networks:</w:t>
-      </w:r>
-    </w:p>
-    <w:p>
-      <w:r>
-        <w:t xml:space="preserve">      - yuumi-network</w:t>
+        <w:t>  web:</w:t>
+      </w:r>
+    </w:p>
+    <w:p>
+      <w:r>
+        <w:t>    build: .</w:t>
+      </w:r>
+    </w:p>
+    <w:p>
+      <w:r>
+        <w:t>    ports:</w:t>
+      </w:r>
+    </w:p>
+    <w:p>
+      <w:r>
+        <w:t>      - "8080:80"  # Chạy web ở cổng 8080 để tránh đụng port máy ní</w:t>
+      </w:r>
+    </w:p>
+    <w:p>
+      <w:r>
+        <w:t>    volumes:</w:t>
+      </w:r>
+    </w:p>
+    <w:p>
+      <w:r>
+        <w:t>      - ./src:/var/www/html</w:t>
+      </w:r>
+    </w:p>
+    <w:p>
+      <w:r>
+        <w:t>    depends_on:</w:t>
+      </w:r>
+    </w:p>
+    <w:p>
+      <w:r>
+        <w:t>      - db</w:t>
+      </w:r>
+    </w:p>
+    <w:p>
+      <w:r>
+        <w:t>    networks:</w:t>
+      </w:r>
+    </w:p>
+    <w:p>
+      <w:r>
+        <w:t>      - yuumi-network</w:t>
+      </w:r>
+    </w:p>
+    <w:p/>
+    <w:p>
+      <w:r>
+        <w:t>  db:</w:t>
+      </w:r>
+    </w:p>
+    <w:p>
+      <w:r>
+        <w:t>      image: mysql:5.7</w:t>
+      </w:r>
+    </w:p>
+    <w:p>
+      <w:r>
+        <w:t>      environment:</w:t>
+      </w:r>
+    </w:p>
+    <w:p>
+      <w:r>
+        <w:t>        MYSQL_ROOT_PASSWORD: root</w:t>
+      </w:r>
+    </w:p>
+    <w:p>
+      <w:r>
+        <w:t>        MYSQL_DATABASE: yuumishop</w:t>
+      </w:r>
+    </w:p>
+    <w:p>
+      <w:r>
+        <w:t>        MYSQL_USER: user</w:t>
+      </w:r>
+    </w:p>
+    <w:p>
+      <w:r>
+        <w:t>        MYSQL_PASSWORD: password</w:t>
+      </w:r>
+    </w:p>
+    <w:p>
+      <w:r>
+        <w:t xml:space="preserve">      ports:                 </w:t>
+      </w:r>
+    </w:p>
+    <w:p>
+      <w:r>
+        <w:t xml:space="preserve">        - "3306:3306"       </w:t>
+      </w:r>
+    </w:p>
+    <w:p>
+      <w:r>
+        <w:t>      volumes:</w:t>
+      </w:r>
+    </w:p>
+    <w:p>
+      <w:r>
+        <w:t>        - db_data:/var/lib/mysql</w:t>
+      </w:r>
+    </w:p>
+    <w:p>
+      <w:r>
+        <w:t>        - ./init.sql:/docker-entrypoint-initdb.d/init.sql</w:t>
+      </w:r>
+    </w:p>
+    <w:p>
+      <w:r>
+        <w:t>      networks:</w:t>
+      </w:r>
+    </w:p>
+    <w:p>
+      <w:r>
+        <w:t>        - yuumi-network</w:t>
       </w:r>
     </w:p>
     <w:p/>
@@ -1213,7 +1227,7 @@
     </w:p>
     <w:p>
       <w:r>
-        <w:t xml:space="preserve">  yuumi-network:</w:t>
+        <w:t>  yuumi-network:</w:t>
       </w:r>
     </w:p>
     <w:p/>
@@ -1224,7 +1238,7 @@
     </w:p>
     <w:p>
       <w:r>
-        <w:t xml:space="preserve">  db_data:</w:t>
+        <w:t>  db_data:</w:t>
       </w:r>
     </w:p>
     <w:p/>
@@ -4034,15 +4048,14 @@
     </w:p>
     <w:p>
       <w:r>
-        <w:t xml:space="preserve">&lt;?php </w:t>
-      </w:r>
-    </w:p>
-    <w:p>
-      <w:r>
-        <w:t xml:space="preserve">require_once 'includes/db.php'; </w:t>
-      </w:r>
-    </w:p>
-    <w:p/>
+        <w:t>&lt;?php</w:t>
+      </w:r>
+    </w:p>
+    <w:p>
+      <w:r>
+        <w:t>require_once 'includes/db.php';</w:t>
+      </w:r>
+    </w:p>
     <w:p>
       <w:r>
         <w:t>// Kiểm tra Login &amp; Cart</w:t>
@@ -4133,28 +4146,12 @@
     </w:p>
     <w:p>
       <w:r>
-        <w:t>// 1 điểm = 100đ.</w:t>
-      </w:r>
-    </w:p>
-    <w:p>
-      <w:r>
-        <w:t>// Tối đa giảm 20% giá trị đơn hàng.</w:t>
-      </w:r>
-    </w:p>
-    <w:p>
-      <w:r>
         <w:t>$max_discount_vnd = $total * 0.20; // 20% tổng đơn</w:t>
       </w:r>
     </w:p>
     <w:p>
       <w:r>
-        <w:t>$max_points_allowed = floor($max_discount_vnd / 100); // Đổi ra số điểm tối đa được dùng</w:t>
-      </w:r>
-    </w:p>
-    <w:p/>
-    <w:p>
-      <w:r>
-        <w:t>// Số điểm khách thực tế có thể dùng (Min của: điểm đang có VÀ giới hạn cho phép)</w:t>
+        <w:t xml:space="preserve">$max_points_allowed = floor($max_discount_vnd / 100); </w:t>
       </w:r>
     </w:p>
     <w:p>
@@ -4413,7 +4410,7 @@
     </w:p>
     <w:p>
       <w:r>
-        <w:t>                    &lt;input type="text" name="address" class="checkout-input" value="&lt;?= htmlspecialchars($user['address']) ?&gt;" placeholder="Số nhà, tên đường, phường/xã, quận/huyện..." required&gt;</w:t>
+        <w:t>                    &lt;input type="text" name="address" class="checkout-input" placeholder="Số nhà, tên đường, phường/xã, quận/huyện..." required&gt;</w:t>
       </w:r>
     </w:p>
     <w:p>
@@ -4438,7 +4435,7 @@
     </w:p>
     <w:p>
       <w:r>
-        <w:t>                    &lt;textarea name="note" class="checkout-input" rows="2" placeholder="Ví dụ: Giao giờ hành chính, gọi trước khi giao..."&gt;&lt;/textarea&gt;</w:t>
+        <w:t>                    &lt;textarea  style="resize: none" name="note" class="checkout-input" rows="2" placeholder="Ví dụ: Giao giờ hành chính, gọi trước khi giao..."&gt;&lt;/textarea&gt;</w:t>
       </w:r>
     </w:p>
     <w:p>
@@ -4484,7 +4481,7 @@
     </w:p>
     <w:p>
       <w:r>
-        <w:t>                        &lt;strong&gt;Thanh toán khi nhận hàng (COD)&lt;/strong&gt;</w:t>
+        <w:t>                        &lt;strong&gt;Thanh toán khi nhận hàng&lt;/strong&gt;</w:t>
       </w:r>
     </w:p>
     <w:p>
@@ -4559,7 +4556,7 @@
     </w:p>
     <w:p>
       <w:r>
-        <w:t>            &lt;a href="cart.php" style="display: inline-block; margin-top: 20px; color: #666; text-decoration: none;"&gt;&amp;larr; Quay lại giỏ hàng&lt;/a&gt;</w:t>
+        <w:t>            &lt;a href="cart.php" class="back-link"&gt;← Quay lại giỏ hàng&lt;/a&gt;</w:t>
       </w:r>
     </w:p>
     <w:p>
@@ -4808,12 +4805,92 @@
     <w:p/>
     <w:p>
       <w:r>
-        <w:t>            &lt;script&gt;</w:t>
-      </w:r>
-    </w:p>
-    <w:p>
-      <w:r>
-        <w:t xml:space="preserve">                </w:t>
+        <w:t>            &lt;div class="total-row"&gt;</w:t>
+      </w:r>
+    </w:p>
+    <w:p>
+      <w:r>
+        <w:t>                &lt;span&gt;Tổng cộng&lt;/span&gt;</w:t>
+      </w:r>
+    </w:p>
+    <w:p>
+      <w:r>
+        <w:t>                &lt;span class="total-price" id="totalDisplay"&gt;&lt;?= number_format($total) ?&gt; VND&lt;/span&gt;</w:t>
+      </w:r>
+    </w:p>
+    <w:p>
+      <w:r>
+        <w:t>            &lt;/div&gt;</w:t>
+      </w:r>
+    </w:p>
+    <w:p/>
+    <w:p>
+      <w:r>
+        <w:t>            &lt;input type="hidden" name="total_amount" id="totalInput" value="&lt;?= $total ?&gt;"&gt;</w:t>
+      </w:r>
+    </w:p>
+    <w:p>
+      <w:r>
+        <w:t>            &lt;input type="hidden" name="points_used" id="pointsInput" value="0"&gt;</w:t>
+      </w:r>
+    </w:p>
+    <w:p/>
+    <w:p>
+      <w:r>
+        <w:t>            &lt;button type="submit" class="btn-confirm"&gt;</w:t>
+      </w:r>
+    </w:p>
+    <w:p>
+      <w:r>
+        <w:t>                ĐẶT HÀNG NGAY</w:t>
+      </w:r>
+    </w:p>
+    <w:p>
+      <w:r>
+        <w:t>            &lt;/button&gt;</w:t>
+      </w:r>
+    </w:p>
+    <w:p/>
+    <w:p>
+      <w:r>
+        <w:t>            &lt;div style="margin-top: 15px; text-align: center; font-size: 15px; color: #888;"&gt;</w:t>
+      </w:r>
+    </w:p>
+    <w:p>
+      <w:r>
+        <w:t>                Bằng việc đặt hàng, bạn đồng ý với &lt;a href="#" style="color: #2ecc71;"&gt;Điều khoản sử dụng&lt;/a&gt; của Yuumi Shop.</w:t>
+      </w:r>
+    </w:p>
+    <w:p>
+      <w:r>
+        <w:t>            &lt;/div&gt;</w:t>
+      </w:r>
+    </w:p>
+    <w:p>
+      <w:r>
+        <w:t>        &lt;/div&gt;</w:t>
+      </w:r>
+    </w:p>
+    <w:p/>
+    <w:p>
+      <w:r>
+        <w:t>    &lt;/form&gt;</w:t>
+      </w:r>
+    </w:p>
+    <w:p>
+      <w:r>
+        <w:t>&lt;/div&gt;</w:t>
+      </w:r>
+    </w:p>
+    <w:p/>
+    <w:p>
+      <w:r>
+        <w:t>&lt;script&gt;</w:t>
+      </w:r>
+    </w:p>
+    <w:p>
+      <w:r>
+        <w:t xml:space="preserve">    </w:t>
       </w:r>
       <w:r>
         <w:rPr>
@@ -4828,12 +4905,7 @@
     </w:p>
     <w:p>
       <w:r>
-        <w:t>                // Lấy số điểm đã tính toán giới hạn từ PHP</w:t>
-      </w:r>
-    </w:p>
-    <w:p>
-      <w:r>
-        <w:t xml:space="preserve">                </w:t>
+        <w:t xml:space="preserve">    </w:t>
       </w:r>
       <w:r>
         <w:rPr>
@@ -4848,7 +4920,7 @@
     </w:p>
     <w:p>
       <w:r>
-        <w:t xml:space="preserve">                </w:t>
+        <w:t xml:space="preserve">    </w:t>
       </w:r>
       <w:r>
         <w:rPr>
@@ -4858,13 +4930,13 @@
         <w:t>const</w:t>
       </w:r>
       <w:r>
-        <w:t xml:space="preserve"> pointValue = 100; // 1 điểm = 100đ (Logic mới)</w:t>
-      </w:r>
-    </w:p>
-    <w:p/>
-    <w:p>
-      <w:r>
-        <w:t xml:space="preserve">                </w:t>
+        <w:t xml:space="preserve"> pointValue = 100; </w:t>
+      </w:r>
+    </w:p>
+    <w:p/>
+    <w:p>
+      <w:r>
+        <w:t xml:space="preserve">    </w:t>
       </w:r>
       <w:r>
         <w:rPr>
@@ -4879,7 +4951,7 @@
     </w:p>
     <w:p>
       <w:r>
-        <w:t xml:space="preserve">                    </w:t>
+        <w:t xml:space="preserve">        </w:t>
       </w:r>
       <w:r>
         <w:rPr>
@@ -4894,7 +4966,7 @@
     </w:p>
     <w:p>
       <w:r>
-        <w:t xml:space="preserve">                    </w:t>
+        <w:t xml:space="preserve">        </w:t>
       </w:r>
       <w:r>
         <w:rPr>
@@ -4909,7 +4981,7 @@
     </w:p>
     <w:p>
       <w:r>
-        <w:t xml:space="preserve">                    </w:t>
+        <w:t xml:space="preserve">        </w:t>
       </w:r>
       <w:r>
         <w:rPr>
@@ -4924,7 +4996,7 @@
     </w:p>
     <w:p>
       <w:r>
-        <w:t xml:space="preserve">                    </w:t>
+        <w:t xml:space="preserve">        </w:t>
       </w:r>
       <w:r>
         <w:rPr>
@@ -4940,12 +5012,12 @@
     <w:p/>
     <w:p>
       <w:r>
-        <w:t>                    if (checkbox &amp;&amp; checkbox.checked) {</w:t>
-      </w:r>
-    </w:p>
-    <w:p>
-      <w:r>
-        <w:t xml:space="preserve">                        </w:t>
+        <w:t>        if (checkbox &amp;&amp; checkbox.checked) {</w:t>
+      </w:r>
+    </w:p>
+    <w:p>
+      <w:r>
+        <w:t xml:space="preserve">            </w:t>
       </w:r>
       <w:r>
         <w:rPr>
@@ -4960,7 +5032,7 @@
     </w:p>
     <w:p>
       <w:r>
-        <w:t xml:space="preserve">                        </w:t>
+        <w:t xml:space="preserve">            </w:t>
       </w:r>
       <w:r>
         <w:rPr>
@@ -4975,108 +5047,194 @@
     </w:p>
     <w:p>
       <w:r>
-        <w:t xml:space="preserve">                        </w:t>
-      </w:r>
-    </w:p>
-    <w:p>
-      <w:r>
-        <w:t>                        // Format tiền Việt Nam</w:t>
-      </w:r>
-    </w:p>
-    <w:p>
-      <w:r>
-        <w:t>                        totalDisplay.innerHTML = new Intl.NumberFormat('vi-VN').format(newTotal) + ' VND';</w:t>
-      </w:r>
-    </w:p>
-    <w:p>
-      <w:r>
-        <w:t>                        totalDisplay.innerHTML += ` &lt;br&gt;&lt;small style='color:green; font-size:12px'&gt;(Đã giảm ${new Intl.NumberFormat('vi-VN').format(discount)}đ)&lt;/small&gt;`;</w:t>
-      </w:r>
-    </w:p>
-    <w:p>
-      <w:r>
-        <w:t xml:space="preserve">                        </w:t>
-      </w:r>
-    </w:p>
-    <w:p>
-      <w:r>
-        <w:t>                        totalInput.value = newTotal;</w:t>
-      </w:r>
-    </w:p>
-    <w:p>
-      <w:r>
-        <w:t>                        pointsInput.value = usablePoints; // Gửi số điểm thực dùng về server</w:t>
-      </w:r>
-    </w:p>
-    <w:p>
-      <w:r>
-        <w:t>                    } else {</w:t>
-      </w:r>
-    </w:p>
-    <w:p>
-      <w:r>
-        <w:t>                        totalDisplay.innerHTML = new Intl.NumberFormat('vi-VN').format(originalTotal) + ' VND';</w:t>
-      </w:r>
-    </w:p>
-    <w:p>
-      <w:r>
-        <w:t>                        totalInput.value = originalTotal;</w:t>
-      </w:r>
-    </w:p>
-    <w:p>
-      <w:r>
-        <w:t>                        pointsInput.value = 0;</w:t>
-      </w:r>
-    </w:p>
-    <w:p>
-      <w:r>
-        <w:t>                    }</w:t>
-      </w:r>
-    </w:p>
-    <w:p>
-      <w:r>
-        <w:t>                }</w:t>
-      </w:r>
-    </w:p>
-    <w:p>
-      <w:r>
-        <w:t>            &lt;/script&gt;</w:t>
-      </w:r>
-    </w:p>
-    <w:p>
-      <w:r>
         <w:t xml:space="preserve">            </w:t>
       </w:r>
     </w:p>
     <w:p>
       <w:r>
-        <w:t>            &lt;div style="margin-top: 15px; text-align: center; font-size: 12px; color: #888;"&gt;</w:t>
-      </w:r>
-    </w:p>
-    <w:p>
-      <w:r>
-        <w:t>                Bằng việc đặt hàng, bạn đồng ý với &lt;a href="#" style="color: #2ecc71;"&gt;Điều khoản sử dụng&lt;/a&gt; của Yuumi Shop.</w:t>
-      </w:r>
-    </w:p>
-    <w:p>
-      <w:r>
-        <w:t>            &lt;/div&gt;</w:t>
-      </w:r>
-    </w:p>
-    <w:p>
-      <w:r>
-        <w:t>        &lt;/div&gt;</w:t>
-      </w:r>
-    </w:p>
-    <w:p/>
-    <w:p>
-      <w:r>
-        <w:t>    &lt;/form&gt;</w:t>
-      </w:r>
-    </w:p>
-    <w:p>
-      <w:r>
-        <w:t>&lt;/div&gt;</w:t>
+        <w:t>            // Format tiền Việt Nam</w:t>
+      </w:r>
+    </w:p>
+    <w:p>
+      <w:r>
+        <w:t>            totalDisplay.innerHTML = new Intl.NumberFormat('vi-VN').format(newTotal) + ' VND';</w:t>
+      </w:r>
+    </w:p>
+    <w:p>
+      <w:r>
+        <w:t>            totalDisplay.innerHTML += ` &lt;br&gt;&lt;small style='color:green; font-size:12px; font-weight:normal'&gt;(Đã giảm -${new Intl.NumberFormat('vi-VN').format(discount)}đ)&lt;/small&gt;`;</w:t>
+      </w:r>
+    </w:p>
+    <w:p>
+      <w:r>
+        <w:t xml:space="preserve">            </w:t>
+      </w:r>
+    </w:p>
+    <w:p>
+      <w:r>
+        <w:t>            totalInput.value = newTotal;</w:t>
+      </w:r>
+    </w:p>
+    <w:p>
+      <w:r>
+        <w:t xml:space="preserve">            pointsInput.value = usablePoints; </w:t>
+      </w:r>
+    </w:p>
+    <w:p>
+      <w:r>
+        <w:t>        } else {</w:t>
+      </w:r>
+    </w:p>
+    <w:p>
+      <w:r>
+        <w:t>            totalDisplay.innerHTML = new Intl.NumberFormat('vi-VN').format(originalTotal) + ' VND';</w:t>
+      </w:r>
+    </w:p>
+    <w:p>
+      <w:r>
+        <w:t>            totalInput.value = originalTotal;</w:t>
+      </w:r>
+    </w:p>
+    <w:p>
+      <w:r>
+        <w:t>            pointsInput.value = 0;</w:t>
+      </w:r>
+    </w:p>
+    <w:p>
+      <w:r>
+        <w:t>        }</w:t>
+      </w:r>
+    </w:p>
+    <w:p>
+      <w:r>
+        <w:t>    }</w:t>
+      </w:r>
+    </w:p>
+    <w:p>
+      <w:r>
+        <w:t>&lt;/script&gt;</w:t>
+      </w:r>
+    </w:p>
+    <w:p/>
+    <w:p>
+      <w:r>
+        <w:t>&lt;style&gt;</w:t>
+      </w:r>
+    </w:p>
+    <w:p>
+      <w:r>
+        <w:t>.back-link {</w:t>
+      </w:r>
+    </w:p>
+    <w:p>
+      <w:r>
+        <w:t xml:space="preserve">    </w:t>
+      </w:r>
+      <w:r>
+        <w:rPr>
+          <w:i/>
+          <w:iCs/>
+        </w:rPr>
+        <w:t>display</w:t>
+      </w:r>
+      <w:r>
+        <w:t>: inline-block;</w:t>
+      </w:r>
+    </w:p>
+    <w:p>
+      <w:r>
+        <w:t xml:space="preserve">    </w:t>
+      </w:r>
+      <w:r>
+        <w:rPr>
+          <w:i/>
+          <w:iCs/>
+        </w:rPr>
+        <w:t>margin-top</w:t>
+      </w:r>
+      <w:r>
+        <w:t>: 20px;</w:t>
+      </w:r>
+    </w:p>
+    <w:p>
+      <w:r>
+        <w:t xml:space="preserve">    </w:t>
+      </w:r>
+      <w:r>
+        <w:rPr>
+          <w:i/>
+          <w:iCs/>
+        </w:rPr>
+        <w:t>color</w:t>
+      </w:r>
+      <w:r>
+        <w:t>: #666;</w:t>
+      </w:r>
+    </w:p>
+    <w:p>
+      <w:r>
+        <w:t xml:space="preserve">    </w:t>
+      </w:r>
+      <w:r>
+        <w:rPr>
+          <w:i/>
+          <w:iCs/>
+        </w:rPr>
+        <w:t>text-decoration</w:t>
+      </w:r>
+      <w:r>
+        <w:t>: none;</w:t>
+      </w:r>
+    </w:p>
+    <w:p>
+      <w:r>
+        <w:t xml:space="preserve">    </w:t>
+      </w:r>
+      <w:r>
+        <w:rPr>
+          <w:i/>
+          <w:iCs/>
+        </w:rPr>
+        <w:t>transition</w:t>
+      </w:r>
+      <w:r>
+        <w:t>: 0.2s;</w:t>
+      </w:r>
+    </w:p>
+    <w:p>
+      <w:r>
+        <w:t>}</w:t>
+      </w:r>
+    </w:p>
+    <w:p/>
+    <w:p>
+      <w:r>
+        <w:t>.back-link:hover {</w:t>
+      </w:r>
+    </w:p>
+    <w:p>
+      <w:r>
+        <w:t xml:space="preserve">    </w:t>
+      </w:r>
+      <w:r>
+        <w:rPr>
+          <w:i/>
+          <w:iCs/>
+        </w:rPr>
+        <w:t>color</w:t>
+      </w:r>
+      <w:r>
+        <w:t>: #2ecc71;</w:t>
+      </w:r>
+    </w:p>
+    <w:p>
+      <w:r>
+        <w:t>}</w:t>
+      </w:r>
+    </w:p>
+    <w:p>
+      <w:r>
+        <w:t>&lt;/style&gt;</w:t>
       </w:r>
     </w:p>
     <w:p/>
@@ -5090,7 +5248,6 @@
         <w:t>&lt;/html&gt;</w:t>
       </w:r>
     </w:p>
-    <w:p/>
     <w:p/>
     <w:p>
       <w:pPr>
@@ -5809,7 +5966,7 @@
     </w:p>
     <w:p>
       <w:r>
-        <w:t>                     &lt;a href="cart.php" style="color: #666; text-decoration: none;"&gt;&amp;larr; Hủy thanh toán, quay lại giỏ hàng&lt;/a&gt;</w:t>
+        <w:t>                     &lt;a href="cart.php" class="back-link"&gt;&amp;larr; Hủy thanh toán, quay lại giỏ hàng&lt;/a&gt;</w:t>
       </w:r>
     </w:p>
     <w:p>
@@ -5901,6 +6058,113 @@
     <w:p>
       <w:r>
         <w:t>    &lt;/div&gt;</w:t>
+      </w:r>
+    </w:p>
+    <w:p/>
+    <w:p>
+      <w:r>
+        <w:t>    &lt;style&gt;</w:t>
+      </w:r>
+    </w:p>
+    <w:p>
+      <w:r>
+        <w:t>        .back-link{</w:t>
+      </w:r>
+    </w:p>
+    <w:p>
+      <w:r>
+        <w:t xml:space="preserve">            </w:t>
+      </w:r>
+      <w:r>
+        <w:rPr>
+          <w:i/>
+          <w:iCs/>
+        </w:rPr>
+        <w:t>display</w:t>
+      </w:r>
+      <w:r>
+        <w:t>: inline-block;</w:t>
+      </w:r>
+    </w:p>
+    <w:p>
+      <w:r>
+        <w:t xml:space="preserve">            </w:t>
+      </w:r>
+      <w:r>
+        <w:rPr>
+          <w:i/>
+          <w:iCs/>
+        </w:rPr>
+        <w:t>color</w:t>
+      </w:r>
+      <w:r>
+        <w:t>: #666;</w:t>
+      </w:r>
+    </w:p>
+    <w:p>
+      <w:r>
+        <w:t xml:space="preserve">            </w:t>
+      </w:r>
+      <w:r>
+        <w:rPr>
+          <w:i/>
+          <w:iCs/>
+        </w:rPr>
+        <w:t>text-decoration</w:t>
+      </w:r>
+      <w:r>
+        <w:t>: none;</w:t>
+      </w:r>
+    </w:p>
+    <w:p>
+      <w:r>
+        <w:t xml:space="preserve">            </w:t>
+      </w:r>
+      <w:r>
+        <w:rPr>
+          <w:i/>
+          <w:iCs/>
+        </w:rPr>
+        <w:t>transition</w:t>
+      </w:r>
+      <w:r>
+        <w:t>: 0.2s;</w:t>
+      </w:r>
+    </w:p>
+    <w:p>
+      <w:r>
+        <w:t>        }</w:t>
+      </w:r>
+    </w:p>
+    <w:p/>
+    <w:p>
+      <w:r>
+        <w:t>        .back-link:hover{</w:t>
+      </w:r>
+    </w:p>
+    <w:p>
+      <w:r>
+        <w:t xml:space="preserve">            </w:t>
+      </w:r>
+      <w:r>
+        <w:rPr>
+          <w:i/>
+          <w:iCs/>
+        </w:rPr>
+        <w:t>color</w:t>
+      </w:r>
+      <w:r>
+        <w:t>: #2ecc71;</w:t>
+      </w:r>
+    </w:p>
+    <w:p>
+      <w:r>
+        <w:t>        }</w:t>
+      </w:r>
+    </w:p>
+    <w:p>
+      <w:r>
+        <w:t>    &lt;/style&gt;</w:t>
       </w:r>
     </w:p>
     <w:p>
@@ -6621,7 +6885,7 @@
     </w:p>
     <w:p>
       <w:r>
-        <w:t>                                &lt;p style="font-size: 12px; color: #777; margin: 2px 0;"&gt;SL: &lt;?= $row['quantity'] ?&gt;&lt;/p&gt;</w:t>
+        <w:t>                                &lt;p style="font-size: 12px; color: #777; margin: 2px 0;"&gt;Số lượng: &lt;?= $row['quantity'] ?&gt;&lt;/p&gt;</w:t>
       </w:r>
     </w:p>
     <w:p>
@@ -13307,12 +13571,12 @@
     <w:p/>
     <w:p>
       <w:r>
-        <w:t>                    &lt;div class="qty-control-wrapper"&gt;</w:t>
-      </w:r>
-    </w:p>
-    <w:p>
-      <w:r>
-        <w:t>                        &lt;form method="POST" action="cart.php" style="display:inline;"&gt;</w:t>
+        <w:t>                    &lt;div class="qty-control-wrapper" style="margin-right: 35px"&gt;</w:t>
+      </w:r>
+    </w:p>
+    <w:p>
+      <w:r>
+        <w:t>                        &lt;form method="POST" action="cart.php" style="display: inline;"&gt;</w:t>
       </w:r>
     </w:p>
     <w:p>
@@ -32098,7 +32362,7 @@
         <w:t>border-radius</w:t>
       </w:r>
       <w:r>
-        <w:t xml:space="preserve">: 8px; </w:t>
+        <w:t xml:space="preserve">: 50px; </w:t>
       </w:r>
       <w:r>
         <w:rPr>

--- a/Yuumishop.docx
+++ b/Yuumishop.docx
@@ -1461,17 +1461,7 @@
     </w:p>
     <w:p>
       <w:r>
-        <w:t xml:space="preserve">    is_new </w:t>
-      </w:r>
-      <w:r>
-        <w:rPr>
-          <w:i/>
-          <w:iCs/>
-        </w:rPr>
-        <w:t>BOOLEAN</w:t>
-      </w:r>
-      <w:r>
-        <w:t xml:space="preserve"> DEFAULT 1,</w:t>
+        <w:t>    is_new BOOLEAN DEFAULT 1,</w:t>
       </w:r>
     </w:p>
     <w:p>
@@ -2093,32 +2083,32 @@
     </w:p>
     <w:p>
       <w:r>
-        <w:t>(201, 'Royal Canin Mini Puppy', 'dog', 'food', 'dry', 'Royal Canin', 'baby', 'unisex', 180000, 200000, 'dogs/food_rc_puppy.jpg', 'Dinh dưỡng cho chó con.', 5, 120),</w:t>
-      </w:r>
-    </w:p>
-    <w:p>
-      <w:r>
-        <w:t>(202, 'Pedigree Adult Vị Bò', 'dog', 'food', 'wet', 'Pedigree', 'adult', 'unisex', 35000, 0, 'dogs/food_pedigree.jpg', 'Pate bò thơm ngon.', 4.5, 500),</w:t>
-      </w:r>
-    </w:p>
-    <w:p>
-      <w:r>
-        <w:t>(203, 'SmartHeart Power Pack', 'dog', 'food', 'dry', 'SmartHeart', 'adult', 'unisex', 450000, 500000, 'dogs/food_smartheart.jpg', 'Tăng cơ bắp cho chó.', 4, 80),</w:t>
-      </w:r>
-    </w:p>
-    <w:p>
-      <w:r>
-        <w:t>(204, 'Whiskas Mèo Con Vị Cá', 'cat', 'food', 'dry', 'Whiskas', 'baby', 'unisex', 110000, 130000, 'cats/food_whiskas_kitten.jpg', 'Dinh dưỡng cho mèo con.', 4.8, 300),</w:t>
-      </w:r>
-    </w:p>
-    <w:p>
-      <w:r>
-        <w:t>(205, 'Pate Royal Canin', 'cat', 'food', 'wet', 'Royal Canin', 'adult', 'unisex', 45000, 0, 'cats/food_rc_pate.jpg', 'Pate cao cấp.', 5, 1000),</w:t>
-      </w:r>
-    </w:p>
-    <w:p>
-      <w:r>
-        <w:t>(206, 'Hạt Me-O Vị Cá Ngừ', 'cat', 'food', 'dry', 'Me-O', 'adult', 'unisex', 90000, 0, 'cats/food_meo.jpg', 'Vị cá ngừ hấp dẫn.', 4.2, 200),</w:t>
+        <w:t>(201, 'Royal Canin Mini Puppy', 'dog', 'food', 'dry', 'Royal Canin', 'baby', 'unisex', 180000, 200000, 'food/food_rc_puppy.jpg', 'Dinh dưỡng cho chó con.', 5, 120),</w:t>
+      </w:r>
+    </w:p>
+    <w:p>
+      <w:r>
+        <w:t>(202, 'Pedigree Adult Vị Bò', 'dog', 'food', 'wet', 'Pedigree', 'adult', 'unisex', 35000, 0, 'food/food_pedigree.jpg', 'Pate bò thơm ngon.', 4.5, 500),</w:t>
+      </w:r>
+    </w:p>
+    <w:p>
+      <w:r>
+        <w:t>(203, 'SmartHeart Power Pack', 'dog', 'food', 'dry', 'SmartHeart', 'adult', 'unisex', 450000, 500000, 'food/food_smartheart.jpg', 'Tăng cơ bắp cho chó.', 4, 80),</w:t>
+      </w:r>
+    </w:p>
+    <w:p>
+      <w:r>
+        <w:t>(204, 'Whiskas Mèo Con Vị Cá', 'cat', 'food', 'dry', 'Whiskas', 'baby', 'unisex', 110000, 130000, 'food/food_whiskas_kitten.jpg', 'Dinh dưỡng cho mèo con.', 4.8, 300),</w:t>
+      </w:r>
+    </w:p>
+    <w:p>
+      <w:r>
+        <w:t>(205, 'Pate Royal Canin', 'cat', 'food', 'wet', 'Royal Canin', 'adult', 'unisex', 45000, 0, 'food/food_rc_pate.jpg', 'Pate cao cấp.', 5, 1000),</w:t>
+      </w:r>
+    </w:p>
+    <w:p>
+      <w:r>
+        <w:t>(206, 'Hạt Me-O Vị Cá Ngừ', 'cat', 'food', 'dry', 'Me-O', 'adult', 'unisex', 90000, 0, 'food/food_meo.jpg', 'Vị cá ngừ hấp dẫn.', 4.2, 200),</w:t>
       </w:r>
     </w:p>
     <w:p/>
@@ -2129,12 +2119,12 @@
     </w:p>
     <w:p>
       <w:r>
-        <w:t>(301, 'Cát Vệ Sinh Nhật Bản 5L', 'cat', 'accessory', 'hygiene', 'OEM', 'all', 'unisex', 60000, 80000, 'cats/cat_litter.jpg', 'Khử mùi tốt.', 4.9, 2000),</w:t>
-      </w:r>
-    </w:p>
-    <w:p>
-      <w:r>
-        <w:t>(302, 'Sữa Tắm SOS Cho Chó', 'dog', 'accessory', 'hygiene', 'SOS', 'all', 'unisex', 120000, 0, 'dogs/shampoo_sos.jpg', 'Lưu hương lâu.', 4.7, 150),</w:t>
+        <w:t>(301, 'Cát Vệ Sinh Nhật Bản 5L', 'cat', 'accessory', 'hygiene', 'OEM', 'all', 'unisex', 60000, 80000, 'health/cat_litter.jpg', 'Khử mùi tốt.', 4.9, 2000),</w:t>
+      </w:r>
+    </w:p>
+    <w:p>
+      <w:r>
+        <w:t>(302, 'Sữa Tắm SOS Cho Chó', 'dog', 'accessory', 'hygiene', 'SOS', 'all', 'unisex', 120000, 0, 'health/shampoo_sos.jpg', 'Lưu hương lâu.', 4.7, 150),</w:t>
       </w:r>
     </w:p>
     <w:p>
@@ -2144,17 +2134,17 @@
     </w:p>
     <w:p>
       <w:r>
-        <w:t>(304, 'Chuồng Sắt Tĩnh Điện', 'dog', 'cage', 'cage', 'OEM', 'all', 'unisex', 850000, 1000000, 'dogs/cage_big.jpg', 'Bền đẹp chắc chắn.', 5, 10),</w:t>
-      </w:r>
-    </w:p>
-    <w:p>
-      <w:r>
-        <w:t>(305, 'Cần Câu Mèo Lông Vũ', 'cat', 'toy', 'toy', 'OEM', 'all', 'unisex', 25000, 0, 'cats/toy_cancau.jpg', 'Đồ chơi tương tác.', 4.8, 500),</w:t>
-      </w:r>
-    </w:p>
-    <w:p>
-      <w:r>
-        <w:t>(306, 'Xương Gặm Sạch Răng', 'dog', 'food', 'treat', 'Goodies', 'all', 'unisex', 30000, 0, 'dogs/treat_bone.jpg', 'Làm sạch răng.', 4.6, 300);</w:t>
+        <w:t>(304, 'Chuồng Sắt Tĩnh Điện', 'dog', 'cage', 'cage', 'OEM', 'all', 'unisex', 850000, 1000000, 'accessory/cage_big.jpg', 'Bền đẹp chắc chắn.', 5, 10),</w:t>
+      </w:r>
+    </w:p>
+    <w:p>
+      <w:r>
+        <w:t>(305, 'Cần Câu Mèo Lông Vũ', 'cat', 'toy', 'toy', 'OEM', 'all', 'unisex', 25000, 0, 'toy/toy_cancau.jpg', 'Đồ chơi tương tác.', 4.8, 500),</w:t>
+      </w:r>
+    </w:p>
+    <w:p>
+      <w:r>
+        <w:t>(306, 'Xương Gặm Sạch Răng', 'dog', 'food', 'treat', 'Goodies', 'all', 'unisex', 30000, 0, 'toy/treat_bone.jpg', 'Làm sạch răng.', 4.6, 300);</w:t>
       </w:r>
     </w:p>
     <w:p>

--- a/Yuumishop.docx
+++ b/Yuumishop.docx
@@ -11829,89 +11829,27 @@
     </w:p>
     <w:p>
       <w:r>
-        <w:t>&lt;?php include 'includes/header.php'; ?&gt;</w:t>
-      </w:r>
-    </w:p>
-    <w:p/>
-    <w:p>
-      <w:r>
         <w:t>&lt;?php</w:t>
       </w:r>
     </w:p>
     <w:p>
       <w:r>
-        <w:t>// --- LOGIC XỬ LÝ DỮ LIỆU ---</w:t>
-      </w:r>
-    </w:p>
-    <w:p>
-      <w:r>
-        <w:t>$where = "WHERE 1=1";</w:t>
-      </w:r>
-    </w:p>
-    <w:p>
-      <w:r>
-        <w:t>$params = [];</w:t>
-      </w:r>
-    </w:p>
-    <w:p/>
-    <w:p>
-      <w:r>
-        <w:t>// 1. Xác định Mode: Xem Thú Cưng hay Xem Hàng Hóa?</w:t>
-      </w:r>
-    </w:p>
-    <w:p>
-      <w:r>
-        <w:t>$is_pet_page = false;</w:t>
-      </w:r>
-    </w:p>
-    <w:p>
-      <w:r>
-        <w:t>if (isset($_GET['category']) &amp;&amp; $_GET['category'] == 'pet') {</w:t>
-      </w:r>
-    </w:p>
-    <w:p>
-      <w:r>
-        <w:t>    $is_pet_page = true;</w:t>
-      </w:r>
-    </w:p>
-    <w:p>
-      <w:r>
-        <w:t>    $where .= " AND category = 'pet'";</w:t>
-      </w:r>
-    </w:p>
-    <w:p>
-      <w:r>
-        <w:t>} elseif (isset($_GET['category']) &amp;&amp; $_GET['category'] == 'supplies') {</w:t>
-      </w:r>
-    </w:p>
-    <w:p>
-      <w:r>
-        <w:t>    // Supplies nghĩa là tất cả trừ pet</w:t>
-      </w:r>
-    </w:p>
-    <w:p>
-      <w:r>
-        <w:t>    $where .= " AND category != 'pet'";</w:t>
-      </w:r>
-    </w:p>
-    <w:p>
-      <w:r>
-        <w:t>} elseif (isset($_GET['category'])) {</w:t>
-      </w:r>
-    </w:p>
-    <w:p>
-      <w:r>
-        <w:t>    // Chọn danh mục cụ thể (food, accessory, health...)</w:t>
-      </w:r>
-    </w:p>
-    <w:p>
-      <w:r>
-        <w:t>    $where .= " AND category = ?";</w:t>
-      </w:r>
-    </w:p>
-    <w:p>
-      <w:r>
-        <w:t>    $params[] = $_GET['category'];</w:t>
+        <w:t>require_once '../includes/db.php';</w:t>
+      </w:r>
+    </w:p>
+    <w:p>
+      <w:r>
+        <w:t>// Check quyền Admin</w:t>
+      </w:r>
+    </w:p>
+    <w:p>
+      <w:r>
+        <w:t>if (!isset($_SESSION['user_role']) || $_SESSION['user_role'] !== 'admin') {</w:t>
+      </w:r>
+    </w:p>
+    <w:p>
+      <w:r>
+        <w:t>    die("Cấm truy cập! &lt;a href='../index.php'&gt;Về trang chủ&lt;/a&gt;");</w:t>
       </w:r>
     </w:p>
     <w:p>
@@ -11922,22 +11860,149 @@
     <w:p/>
     <w:p>
       <w:r>
-        <w:t>// 2. Bộ lọc chung (Tìm kiếm)</w:t>
-      </w:r>
-    </w:p>
-    <w:p>
-      <w:r>
-        <w:t>if (!empty($_GET['q'])) {</w:t>
-      </w:r>
-    </w:p>
-    <w:p>
-      <w:r>
-        <w:t>    $where .= " AND name LIKE ?";</w:t>
-      </w:r>
-    </w:p>
-    <w:p>
-      <w:r>
-        <w:t>    $params[] = "%" . $_GET['q'] . "%";</w:t>
+        <w:t>// --- HÀM TẠO SLUG (CHUYỂN TIẾNG VIỆT SANG KHÔNG DẤU) ---</w:t>
+      </w:r>
+    </w:p>
+    <w:p>
+      <w:r>
+        <w:rPr>
+          <w:i/>
+          <w:iCs/>
+        </w:rPr>
+        <w:t>function</w:t>
+      </w:r>
+      <w:r>
+        <w:t xml:space="preserve"> create_slug($string) {</w:t>
+      </w:r>
+    </w:p>
+    <w:p>
+      <w:r>
+        <w:t>    $search = array(</w:t>
+      </w:r>
+    </w:p>
+    <w:p>
+      <w:r>
+        <w:t>        '#(à|á|ạ|ả|ã|â|ầ|ấ|ậ|ẩ|ẫ|ă|ằ|ắ|ặ|ẳ|ẵ)#',</w:t>
+      </w:r>
+    </w:p>
+    <w:p>
+      <w:r>
+        <w:t>        '#(è|é|ẹ|ẻ|ẽ|ê|ề|ế|ệ|ể|ễ)#',</w:t>
+      </w:r>
+    </w:p>
+    <w:p>
+      <w:r>
+        <w:t>        '#(ì|í|ị|ỉ|ĩ)#',</w:t>
+      </w:r>
+    </w:p>
+    <w:p>
+      <w:r>
+        <w:t>        '#(ò|ó|ọ|ỏ|õ|ô|ồ|ố|ộ|ổ|ỗ|ơ|ờ|ớ|ợ|ở|ỡ)#',</w:t>
+      </w:r>
+    </w:p>
+    <w:p>
+      <w:r>
+        <w:t>        '#(ù|ú|ụ|ủ|ũ|ư|ừ|ứ|ự|ử|ữ)#',</w:t>
+      </w:r>
+    </w:p>
+    <w:p>
+      <w:r>
+        <w:t>        '#(ỳ|ý|ỵ|ỷ|ỹ)#',</w:t>
+      </w:r>
+    </w:p>
+    <w:p>
+      <w:r>
+        <w:t>        '#(đ)#',</w:t>
+      </w:r>
+    </w:p>
+    <w:p>
+      <w:r>
+        <w:t>        '#(À|Á|Ạ|Ả|Ã|Â|Ầ|Ấ|Ậ|Ẩ|Ẫ|Ă|Ằ|Ắ|Ặ|Ẳ|Ẵ)#',</w:t>
+      </w:r>
+    </w:p>
+    <w:p>
+      <w:r>
+        <w:t>        '#(È|É|Ẹ|Ẻ|Ẽ|Ê|Ề|Ế|Ệ|Ể|Ễ)#',</w:t>
+      </w:r>
+    </w:p>
+    <w:p>
+      <w:r>
+        <w:t>        '#(Ì|Í|Ị|Ỉ|Ĩ)#',</w:t>
+      </w:r>
+    </w:p>
+    <w:p>
+      <w:r>
+        <w:t>        '#(Ò|Ó|Ọ|Ỏ|Õ|Ô|Ồ|Ố|Ộ|Ổ|Ỗ|Ơ|Ờ|Ớ|Ợ|Ở|Ỡ)#',</w:t>
+      </w:r>
+    </w:p>
+    <w:p>
+      <w:r>
+        <w:t>        '#(Ù|Ú|Ụ|Ủ|Ũ|Ư|Ừ|Ứ|Ự|Ử|Ữ)#',</w:t>
+      </w:r>
+    </w:p>
+    <w:p>
+      <w:r>
+        <w:t>        '#(Ỳ|Ý|Ỵ|Ỷ|Ỹ)#',</w:t>
+      </w:r>
+    </w:p>
+    <w:p>
+      <w:r>
+        <w:t>        '#(Đ)#',</w:t>
+      </w:r>
+    </w:p>
+    <w:p>
+      <w:r>
+        <w:t>        "/[^a-zA-Z0-9\-\_]/",</w:t>
+      </w:r>
+    </w:p>
+    <w:p>
+      <w:r>
+        <w:t>    );</w:t>
+      </w:r>
+    </w:p>
+    <w:p>
+      <w:r>
+        <w:t>    $replace = array(</w:t>
+      </w:r>
+    </w:p>
+    <w:p>
+      <w:r>
+        <w:t>        'a', 'e', 'i', 'o', 'u', 'y', 'd',</w:t>
+      </w:r>
+    </w:p>
+    <w:p>
+      <w:r>
+        <w:t>        'A', 'E', 'I', 'O', 'U', 'Y', 'D',</w:t>
+      </w:r>
+    </w:p>
+    <w:p>
+      <w:r>
+        <w:t>        '-',</w:t>
+      </w:r>
+    </w:p>
+    <w:p>
+      <w:r>
+        <w:t>    );</w:t>
+      </w:r>
+    </w:p>
+    <w:p>
+      <w:r>
+        <w:t>    $string = preg_replace($search, $replace, $string);</w:t>
+      </w:r>
+    </w:p>
+    <w:p>
+      <w:r>
+        <w:t>    $string = preg_replace('/(-)+/', '-', $string);</w:t>
+      </w:r>
+    </w:p>
+    <w:p>
+      <w:r>
+        <w:t>    $string = strtolower($string);</w:t>
+      </w:r>
+    </w:p>
+    <w:p>
+      <w:r>
+        <w:t>    return $string;</w:t>
       </w:r>
     </w:p>
     <w:p>
@@ -11948,27 +12013,235 @@
     <w:p/>
     <w:p>
       <w:r>
-        <w:t>// 3. Bộ lọc riêng cho Thú Cưng</w:t>
-      </w:r>
-    </w:p>
-    <w:p>
-      <w:r>
-        <w:t>if ($is_pet_page) {</w:t>
-      </w:r>
-    </w:p>
-    <w:p>
-      <w:r>
-        <w:t>    if (!empty($_GET['species'])) {</w:t>
-      </w:r>
-    </w:p>
-    <w:p>
-      <w:r>
-        <w:t>        $where .= " AND species = ?";</w:t>
-      </w:r>
-    </w:p>
-    <w:p>
-      <w:r>
-        <w:t>        $params[] = $_GET['species'];</w:t>
+        <w:t>// Xử lý thêm sản phẩm</w:t>
+      </w:r>
+    </w:p>
+    <w:p>
+      <w:r>
+        <w:t>if ($_SERVER['REQUEST_METHOD'] == 'POST' &amp;&amp; isset($_POST['add_product'])) {</w:t>
+      </w:r>
+    </w:p>
+    <w:p>
+      <w:r>
+        <w:t>    $name = $_POST['name'];</w:t>
+      </w:r>
+    </w:p>
+    <w:p>
+      <w:r>
+        <w:t>    $species = $_POST['species'];</w:t>
+      </w:r>
+    </w:p>
+    <w:p>
+      <w:r>
+        <w:t>    $category = $_POST['category'];</w:t>
+      </w:r>
+    </w:p>
+    <w:p>
+      <w:r>
+        <w:t>    $gender = $_POST['gender'];</w:t>
+      </w:r>
+    </w:p>
+    <w:p>
+      <w:r>
+        <w:t>    $price = $_POST['price'];</w:t>
+      </w:r>
+    </w:p>
+    <w:p>
+      <w:r>
+        <w:t>    $rating = $_POST['rating'];</w:t>
+      </w:r>
+    </w:p>
+    <w:p>
+      <w:r>
+        <w:t>    $description = $_POST['description'];</w:t>
+      </w:r>
+    </w:p>
+    <w:p/>
+    <w:p>
+      <w:r>
+        <w:t>    // --- XỬ LÝ UPLOAD ẢNH ---</w:t>
+      </w:r>
+    </w:p>
+    <w:p>
+      <w:r>
+        <w:t>    $image_path = "default.jpg";</w:t>
+      </w:r>
+    </w:p>
+    <w:p>
+      <w:r>
+        <w:t>    if (isset($_FILES['image']) &amp;&amp; $_FILES['image']['error'] == 0) {</w:t>
+      </w:r>
+    </w:p>
+    <w:p>
+      <w:r>
+        <w:t>        $allowed = ['jpg', 'jpeg', 'png', 'gif', 'webp'];</w:t>
+      </w:r>
+    </w:p>
+    <w:p>
+      <w:r>
+        <w:t>        $filename = $_FILES['image']['name'];</w:t>
+      </w:r>
+    </w:p>
+    <w:p>
+      <w:r>
+        <w:t>        $ext = strtolower(pathinfo($filename, PATHINFO_EXTENSION));</w:t>
+      </w:r>
+    </w:p>
+    <w:p/>
+    <w:p>
+      <w:r>
+        <w:t>        if (in_array($ext, $allowed)) {</w:t>
+      </w:r>
+    </w:p>
+    <w:p>
+      <w:r>
+        <w:t>            // Xác định folder</w:t>
+      </w:r>
+    </w:p>
+    <w:p>
+      <w:r>
+        <w:t>            $sub_folder = "others/";</w:t>
+      </w:r>
+    </w:p>
+    <w:p>
+      <w:r>
+        <w:t>            if ($category == 'pet') {</w:t>
+      </w:r>
+    </w:p>
+    <w:p>
+      <w:r>
+        <w:t>                if ($species == 'dog') $sub_folder = "dogs/";</w:t>
+      </w:r>
+    </w:p>
+    <w:p>
+      <w:r>
+        <w:t>                elseif ($species == 'cat') $sub_folder = "cats/";</w:t>
+      </w:r>
+    </w:p>
+    <w:p>
+      <w:r>
+        <w:t>                else $sub_folder = "pets/";</w:t>
+      </w:r>
+    </w:p>
+    <w:p>
+      <w:r>
+        <w:t>            } elseif ($category == 'food') {</w:t>
+      </w:r>
+    </w:p>
+    <w:p>
+      <w:r>
+        <w:t>                $sub_folder = "food/";</w:t>
+      </w:r>
+    </w:p>
+    <w:p>
+      <w:r>
+        <w:t>            } elseif ($category == 'accessory') {</w:t>
+      </w:r>
+    </w:p>
+    <w:p>
+      <w:r>
+        <w:t>                $sub_folder = "accessory/";</w:t>
+      </w:r>
+    </w:p>
+    <w:p>
+      <w:r>
+        <w:t>            } elseif ($category == 'toy') {</w:t>
+      </w:r>
+    </w:p>
+    <w:p>
+      <w:r>
+        <w:t>                $sub_folder = "toy/";</w:t>
+      </w:r>
+    </w:p>
+    <w:p>
+      <w:r>
+        <w:t>            } elseif ($category == 'health') {</w:t>
+      </w:r>
+    </w:p>
+    <w:p>
+      <w:r>
+        <w:t>                $sub_folder = "health/";</w:t>
+      </w:r>
+    </w:p>
+    <w:p>
+      <w:r>
+        <w:t>            }</w:t>
+      </w:r>
+    </w:p>
+    <w:p>
+      <w:r>
+        <w:t xml:space="preserve">            </w:t>
+      </w:r>
+    </w:p>
+    <w:p>
+      <w:r>
+        <w:t>            $target_dir = "../assets/images/" . $sub_folder;</w:t>
+      </w:r>
+    </w:p>
+    <w:p>
+      <w:r>
+        <w:t>            if (!file_exists($target_dir)) { mkdir($target_dir, 0777, true); }</w:t>
+      </w:r>
+    </w:p>
+    <w:p>
+      <w:r>
+        <w:t xml:space="preserve">            </w:t>
+      </w:r>
+    </w:p>
+    <w:p>
+      <w:r>
+        <w:t>            // --- ĐỔI TÊN FILE THEO TÊN SẢN PHẨM ---</w:t>
+      </w:r>
+    </w:p>
+    <w:p>
+      <w:r>
+        <w:t>            // Tạo slug từ tên sản phẩm</w:t>
+      </w:r>
+    </w:p>
+    <w:p>
+      <w:r>
+        <w:t>            $slug_name = create_slug($name);</w:t>
+      </w:r>
+    </w:p>
+    <w:p>
+      <w:r>
+        <w:t>            // Thêm time() vào sau để tránh trùng nếu up cùng tên</w:t>
+      </w:r>
+    </w:p>
+    <w:p>
+      <w:r>
+        <w:t>            $new_filename = $sub_folder . $slug_name . "-" . time() . "." . $ext;</w:t>
+      </w:r>
+    </w:p>
+    <w:p>
+      <w:r>
+        <w:t xml:space="preserve">            </w:t>
+      </w:r>
+    </w:p>
+    <w:p>
+      <w:r>
+        <w:t>            $upload_path = "../assets/images/" . $new_filename;</w:t>
+      </w:r>
+    </w:p>
+    <w:p/>
+    <w:p>
+      <w:r>
+        <w:t>            if (move_uploaded_file($_FILES['image']['tmp_name'], $upload_path)) {</w:t>
+      </w:r>
+    </w:p>
+    <w:p>
+      <w:r>
+        <w:t>                $image_path = $new_filename;</w:t>
+      </w:r>
+    </w:p>
+    <w:p>
+      <w:r>
+        <w:t>            }</w:t>
+      </w:r>
+    </w:p>
+    <w:p>
+      <w:r>
+        <w:t>        }</w:t>
       </w:r>
     </w:p>
     <w:p>
@@ -11976,217 +12249,648 @@
         <w:t>    }</w:t>
       </w:r>
     </w:p>
-    <w:p>
-      <w:r>
-        <w:t>    if (!empty($_GET['gender'])) {</w:t>
-      </w:r>
-    </w:p>
-    <w:p>
-      <w:r>
-        <w:t>        $where .= " AND gender = ?";</w:t>
-      </w:r>
-    </w:p>
-    <w:p>
-      <w:r>
-        <w:t>        $params[] = $_GET['gender'];</w:t>
-      </w:r>
-    </w:p>
-    <w:p>
-      <w:r>
-        <w:t>    }</w:t>
-      </w:r>
-    </w:p>
-    <w:p>
-      <w:r>
-        <w:t>    if (!empty($_GET['age_group'])) {</w:t>
-      </w:r>
-    </w:p>
-    <w:p>
-      <w:r>
-        <w:t>        $where .= " AND age_group = ?";</w:t>
-      </w:r>
-    </w:p>
-    <w:p>
-      <w:r>
-        <w:t>        $params[] = $_GET['age_group'];</w:t>
-      </w:r>
-    </w:p>
-    <w:p>
-      <w:r>
-        <w:t>    }</w:t>
-      </w:r>
-    </w:p>
-    <w:p>
-      <w:r>
-        <w:t xml:space="preserve">} </w:t>
-      </w:r>
-    </w:p>
-    <w:p>
-      <w:r>
-        <w:t>// 4. Bộ lọc riêng cho Hàng Hóa</w:t>
-      </w:r>
-    </w:p>
-    <w:p>
-      <w:r>
-        <w:t>else {</w:t>
-      </w:r>
-    </w:p>
-    <w:p>
-      <w:r>
-        <w:t>    if (!empty($_GET['species']) &amp;&amp; $_GET['species'] != 'all') {</w:t>
-      </w:r>
-    </w:p>
-    <w:p>
-      <w:r>
-        <w:t xml:space="preserve">        $where .= " AND (species = ? OR species = 'all')"; </w:t>
-      </w:r>
-    </w:p>
-    <w:p>
-      <w:r>
-        <w:t>        $params[] = $_GET['species'];</w:t>
-      </w:r>
-    </w:p>
-    <w:p>
-      <w:r>
-        <w:t>    }</w:t>
-      </w:r>
-    </w:p>
-    <w:p>
-      <w:r>
-        <w:t>    if (!empty($_GET['brand'])) {</w:t>
-      </w:r>
-    </w:p>
-    <w:p>
-      <w:r>
-        <w:t>        $where .= " AND brand = ?";</w:t>
-      </w:r>
-    </w:p>
-    <w:p>
-      <w:r>
-        <w:t>        $params[] = $_GET['brand'];</w:t>
-      </w:r>
-    </w:p>
-    <w:p>
-      <w:r>
-        <w:t>    }</w:t>
-      </w:r>
-    </w:p>
-    <w:p>
-      <w:r>
+    <w:p/>
+    <w:p>
+      <w:r>
+        <w:t>    $sql = "INSERT INTO products (name, species, category, gender, price, image, rating, description) VALUES (?, ?, ?, ?, ?, ?, ?, ?)";</w:t>
+      </w:r>
+    </w:p>
+    <w:p>
+      <w:r>
+        <w:t>    $stmt = $conn-&gt;prepare($sql);</w:t>
+      </w:r>
+    </w:p>
+    <w:p/>
+    <w:p>
+      <w:r>
+        <w:t>    if ($stmt-&gt;execute([$name, $species, $category, $gender, $price, $image_path, $rating, $description])) {</w:t>
+      </w:r>
+    </w:p>
+    <w:p>
+      <w:r>
+        <w:t>        // Dùng Session Flash Msg để hiện Toast (Ní đã setup ở footer rồi)</w:t>
+      </w:r>
+    </w:p>
+    <w:p>
+      <w:r>
+        <w:t>        $_SESSION['flash_msg'] = ['msg' =&gt; 'Thêm sản phẩm thành công!', 'type' =&gt; 'success'];</w:t>
+      </w:r>
+    </w:p>
+    <w:p>
+      <w:r>
+        <w:t>        header("Location: products.php");</w:t>
+      </w:r>
+    </w:p>
+    <w:p>
+      <w:r>
+        <w:t>        exit;</w:t>
+      </w:r>
+    </w:p>
+    <w:p>
+      <w:r>
+        <w:t>    } else {</w:t>
+      </w:r>
+    </w:p>
+    <w:p>
+      <w:r>
+        <w:t>        echo "&lt;script&gt;alert('Lỗi Database!');&lt;/script&gt;";</w:t>
+      </w:r>
+    </w:p>
+    <w:p>
+      <w:pPr>
+        <w:rPr>
+          <w:lang w:val="nl-NL"/>
+        </w:rPr>
+      </w:pPr>
+      <w:r>
+        <w:t xml:space="preserve">    </w:t>
+      </w:r>
+      <w:r>
+        <w:rPr>
+          <w:lang w:val="nl-NL"/>
+        </w:rPr>
         <w:t>}</w:t>
       </w:r>
     </w:p>
-    <w:p/>
-    <w:p>
-      <w:r>
-        <w:t>// 5. Lọc giá (Chung)</w:t>
-      </w:r>
-    </w:p>
-    <w:p>
-      <w:r>
-        <w:t>if (!empty($_GET['price_range'])) {</w:t>
-      </w:r>
-    </w:p>
-    <w:p>
-      <w:r>
-        <w:t>    $range = explode('-', $_GET['price_range']);</w:t>
-      </w:r>
-    </w:p>
-    <w:p>
-      <w:r>
-        <w:t>    if(count($range) == 2) {</w:t>
-      </w:r>
-    </w:p>
-    <w:p>
-      <w:r>
-        <w:t>        $where .= " AND price BETWEEN ? AND ?";</w:t>
-      </w:r>
-    </w:p>
-    <w:p>
-      <w:r>
-        <w:t>        $params[] = $range[0];</w:t>
-      </w:r>
-    </w:p>
-    <w:p>
-      <w:r>
-        <w:t>        $params[] = $range[1];</w:t>
-      </w:r>
-    </w:p>
-    <w:p>
-      <w:r>
-        <w:t>    }</w:t>
-      </w:r>
-    </w:p>
-    <w:p>
-      <w:r>
+    <w:p>
+      <w:pPr>
+        <w:rPr>
+          <w:lang w:val="nl-NL"/>
+        </w:rPr>
+      </w:pPr>
+      <w:r>
+        <w:rPr>
+          <w:lang w:val="nl-NL"/>
+        </w:rPr>
         <w:t>}</w:t>
       </w:r>
     </w:p>
-    <w:p/>
-    <w:p>
-      <w:r>
-        <w:t>// 6. Sắp xếp</w:t>
-      </w:r>
-    </w:p>
-    <w:p>
-      <w:r>
-        <w:t>$order_by = "ORDER BY id DESC";</w:t>
-      </w:r>
-    </w:p>
-    <w:p>
-      <w:r>
-        <w:t>if (isset($_GET['sort'])) {</w:t>
-      </w:r>
-    </w:p>
-    <w:p>
-      <w:r>
-        <w:t>    switch ($_GET['sort']) {</w:t>
-      </w:r>
-    </w:p>
-    <w:p>
-      <w:r>
-        <w:t>        case 'price_asc': $order_by = "ORDER BY price ASC"; break;</w:t>
-      </w:r>
-    </w:p>
-    <w:p>
-      <w:r>
-        <w:t>        case 'price_desc': $order_by = "ORDER BY price DESC"; break;</w:t>
-      </w:r>
-    </w:p>
-    <w:p>
-      <w:r>
-        <w:t>    }</w:t>
-      </w:r>
-    </w:p>
-    <w:p>
-      <w:r>
-        <w:t>}</w:t>
-      </w:r>
-    </w:p>
-    <w:p/>
-    <w:p>
-      <w:r>
-        <w:t>// Query</w:t>
-      </w:r>
-    </w:p>
-    <w:p>
-      <w:r>
-        <w:t>$sql = "SELECT * FROM products $where $order_by";</w:t>
-      </w:r>
-    </w:p>
-    <w:p>
-      <w:r>
-        <w:t>$stmt = $conn-&gt;prepare($sql);</w:t>
-      </w:r>
-    </w:p>
-    <w:p>
-      <w:r>
-        <w:t>$stmt-&gt;execute($params);</w:t>
-      </w:r>
-    </w:p>
-    <w:p>
-      <w:r>
-        <w:t>$products = $stmt-&gt;fetchAll(</w:t>
+    <w:p>
+      <w:pPr>
+        <w:rPr>
+          <w:lang w:val="nl-NL"/>
+        </w:rPr>
+      </w:pPr>
+      <w:r>
+        <w:rPr>
+          <w:lang w:val="nl-NL"/>
+        </w:rPr>
+        <w:t>?&gt;</w:t>
+      </w:r>
+    </w:p>
+    <w:p>
+      <w:pPr>
+        <w:rPr>
+          <w:lang w:val="nl-NL"/>
+        </w:rPr>
+      </w:pPr>
+      <w:r>
+        <w:rPr>
+          <w:lang w:val="nl-NL"/>
+        </w:rPr>
+        <w:t>&lt;!DOCTYPE html&gt;</w:t>
+      </w:r>
+    </w:p>
+    <w:p>
+      <w:pPr>
+        <w:rPr>
+          <w:lang w:val="nl-NL"/>
+        </w:rPr>
+      </w:pPr>
+      <w:r>
+        <w:rPr>
+          <w:lang w:val="nl-NL"/>
+        </w:rPr>
+        <w:t>&lt;html lang="vi"&gt;</w:t>
+      </w:r>
+    </w:p>
+    <w:p>
+      <w:r>
+        <w:t>&lt;head&gt;</w:t>
+      </w:r>
+    </w:p>
+    <w:p>
+      <w:r>
+        <w:t>    &lt;meta charset="UTF-8"&gt;</w:t>
+      </w:r>
+    </w:p>
+    <w:p>
+      <w:r>
+        <w:t>    &lt;title&gt;Quản lý sản phẩm&lt;/title&gt;</w:t>
+      </w:r>
+    </w:p>
+    <w:p>
+      <w:r>
+        <w:t>    &lt;link rel="stylesheet" href="../assets/css/style.css"&gt;</w:t>
+      </w:r>
+    </w:p>
+    <w:p>
+      <w:r>
+        <w:t>    &lt;link rel="stylesheet" href="../assets/css/admin.css"&gt;</w:t>
+      </w:r>
+    </w:p>
+    <w:p>
+      <w:r>
+        <w:t>&lt;/head&gt;</w:t>
+      </w:r>
+    </w:p>
+    <w:p>
+      <w:r>
+        <w:t>&lt;body&gt;</w:t>
+      </w:r>
+    </w:p>
+    <w:p>
+      <w:r>
+        <w:t>    &lt;div class="admin-layout"&gt;</w:t>
+      </w:r>
+    </w:p>
+    <w:p>
+      <w:r>
+        <w:t>        &lt;div class="sidebar"&gt;</w:t>
+      </w:r>
+    </w:p>
+    <w:p>
+      <w:r>
+        <w:t>            &lt;h3&gt;Admin Panel&lt;/h3&gt;</w:t>
+      </w:r>
+    </w:p>
+    <w:p>
+      <w:r>
+        <w:t>            &lt;a href="index.php"&gt;Dashboard&lt;/a&gt;</w:t>
+      </w:r>
+    </w:p>
+    <w:p>
+      <w:r>
+        <w:t>            &lt;a href="reviews.php"&gt;Quản lý Đánh giá&lt;/a&gt;</w:t>
+      </w:r>
+    </w:p>
+    <w:p>
+      <w:r>
+        <w:t>            &lt;a href="products.php" style="background: #34495e; border-left: 3px solid #f1c40f;"&gt;Quản lý Sản phẩm&lt;/a&gt;</w:t>
+      </w:r>
+    </w:p>
+    <w:p>
+      <w:r>
+        <w:t>            &lt;a href="../index.php"&gt;Về trang chủ&lt;/a&gt;</w:t>
+      </w:r>
+    </w:p>
+    <w:p>
+      <w:r>
+        <w:t>        &lt;/div&gt;</w:t>
+      </w:r>
+    </w:p>
+    <w:p>
+      <w:r>
+        <w:t>        &lt;div class="content"&gt;</w:t>
+      </w:r>
+    </w:p>
+    <w:p>
+      <w:r>
+        <w:t>            &lt;h2&gt;Thêm sản phẩm mới&lt;/h2&gt;</w:t>
+      </w:r>
+    </w:p>
+    <w:p>
+      <w:r>
+        <w:t xml:space="preserve">            </w:t>
+      </w:r>
+    </w:p>
+    <w:p>
+      <w:r>
+        <w:t>            &lt;div style="background: white; padding: 25px; border-radius: 8px; box-shadow: 0 2px 10px rgba(0,0,0,0.05); max-width: 800px;"&gt;</w:t>
+      </w:r>
+    </w:p>
+    <w:p>
+      <w:r>
+        <w:t>                &lt;form method="POST" enctype="multipart/form-data"&gt;</w:t>
+      </w:r>
+    </w:p>
+    <w:p>
+      <w:r>
+        <w:t>                    &lt;div class="form-group"&gt;</w:t>
+      </w:r>
+    </w:p>
+    <w:p>
+      <w:r>
+        <w:t>                        &lt;label&gt;Tên sản phẩm:&lt;/label&gt;</w:t>
+      </w:r>
+    </w:p>
+    <w:p>
+      <w:r>
+        <w:t>                        &lt;input type="text" name="name" required placeholder="Nhập tên..."&gt;</w:t>
+      </w:r>
+    </w:p>
+    <w:p>
+      <w:r>
+        <w:t>                    &lt;/div&gt;</w:t>
+      </w:r>
+    </w:p>
+    <w:p>
+      <w:r>
+        <w:t xml:space="preserve">                    </w:t>
+      </w:r>
+    </w:p>
+    <w:p>
+      <w:r>
+        <w:t>                    &lt;div style="display: grid; grid-template-columns: 1fr 1fr; gap: 20px;"&gt;</w:t>
+      </w:r>
+    </w:p>
+    <w:p>
+      <w:r>
+        <w:t>                        &lt;div class="form-group"&gt;</w:t>
+      </w:r>
+    </w:p>
+    <w:p>
+      <w:r>
+        <w:t>                            &lt;label&gt;Danh mục:&lt;/label&gt;</w:t>
+      </w:r>
+    </w:p>
+    <w:p>
+      <w:r>
+        <w:t>                            &lt;select name="category" style="width: 100%; padding: 10px; border: 1px solid #ddd; border-radius: 4px;"&gt;</w:t>
+      </w:r>
+    </w:p>
+    <w:p>
+      <w:r>
+        <w:t>                                &lt;option value="pet"&gt;Thú Cưng (Chó/Mèo)&lt;/option&gt;</w:t>
+      </w:r>
+    </w:p>
+    <w:p>
+      <w:r>
+        <w:t>                                &lt;option value="food"&gt;Thức ăn&lt;/option&gt;</w:t>
+      </w:r>
+    </w:p>
+    <w:p>
+      <w:r>
+        <w:t>                                &lt;option value="accessory"&gt;Phụ kiện&lt;/option&gt;</w:t>
+      </w:r>
+    </w:p>
+    <w:p>
+      <w:r>
+        <w:t>                                &lt;option value="toy"&gt;Đồ chơi&lt;/option&gt;</w:t>
+      </w:r>
+    </w:p>
+    <w:p>
+      <w:r>
+        <w:t>                                &lt;option value="health"&gt;Y tế&lt;/option&gt;</w:t>
+      </w:r>
+    </w:p>
+    <w:p>
+      <w:r>
+        <w:t>                            &lt;/select&gt;</w:t>
+      </w:r>
+    </w:p>
+    <w:p>
+      <w:r>
+        <w:t>                        &lt;/div&gt;</w:t>
+      </w:r>
+    </w:p>
+    <w:p>
+      <w:r>
+        <w:t>                        &lt;div class="form-group"&gt;</w:t>
+      </w:r>
+    </w:p>
+    <w:p>
+      <w:pPr>
+        <w:rPr>
+          <w:lang w:val="nl-NL"/>
+        </w:rPr>
+      </w:pPr>
+      <w:r>
+        <w:t xml:space="preserve">                            </w:t>
+      </w:r>
+      <w:r>
+        <w:rPr>
+          <w:lang w:val="nl-NL"/>
+        </w:rPr>
+        <w:t>&lt;label&gt;Loài (Nếu là Thú Cưng):&lt;/label&gt;</w:t>
+      </w:r>
+    </w:p>
+    <w:p>
+      <w:r>
+        <w:rPr>
+          <w:lang w:val="nl-NL"/>
+        </w:rPr>
+        <w:t xml:space="preserve">                            </w:t>
+      </w:r>
+      <w:r>
+        <w:t>&lt;select name="species" style="width: 100%; padding: 10px; border: 1px solid #ddd; border-radius: 4px;"&gt;</w:t>
+      </w:r>
+    </w:p>
+    <w:p>
+      <w:r>
+        <w:t>                                &lt;option value="dog"&gt;Chó&lt;/option&gt;</w:t>
+      </w:r>
+    </w:p>
+    <w:p>
+      <w:r>
+        <w:t>                                &lt;option value="cat"&gt;Mèo&lt;/option&gt;</w:t>
+      </w:r>
+    </w:p>
+    <w:p>
+      <w:r>
+        <w:t>                                &lt;option value="all"&gt;Tất cả (Dùng chung)&lt;/option&gt;</w:t>
+      </w:r>
+    </w:p>
+    <w:p>
+      <w:r>
+        <w:t>                            &lt;/select&gt;</w:t>
+      </w:r>
+    </w:p>
+    <w:p>
+      <w:r>
+        <w:t>                        &lt;/div&gt;</w:t>
+      </w:r>
+    </w:p>
+    <w:p>
+      <w:r>
+        <w:t>                    &lt;/div&gt;</w:t>
+      </w:r>
+    </w:p>
+    <w:p/>
+    <w:p>
+      <w:r>
+        <w:t>                    &lt;div style="display: grid; grid-template-columns: 1fr 1fr; gap: 20px;"&gt;</w:t>
+      </w:r>
+    </w:p>
+    <w:p>
+      <w:r>
+        <w:t>                        &lt;div class="form-group"&gt;</w:t>
+      </w:r>
+    </w:p>
+    <w:p>
+      <w:r>
+        <w:t>                            &lt;label&gt;Giới tính:&lt;/label&gt;</w:t>
+      </w:r>
+    </w:p>
+    <w:p>
+      <w:r>
+        <w:t>                            &lt;select name="gender" style="width: 100%; padding: 10px; border: 1px solid #ddd; border-radius: 4px;"&gt;</w:t>
+      </w:r>
+    </w:p>
+    <w:p>
+      <w:r>
+        <w:t>                                &lt;option value="unisex"&gt;Unisex (Hàng hóa)&lt;/option&gt;</w:t>
+      </w:r>
+    </w:p>
+    <w:p>
+      <w:r>
+        <w:t>                                &lt;option value="male"&gt;Đực&lt;/option&gt;</w:t>
+      </w:r>
+    </w:p>
+    <w:p>
+      <w:r>
+        <w:t>                                &lt;option value="female"&gt;Cái&lt;/option&gt;</w:t>
+      </w:r>
+    </w:p>
+    <w:p>
+      <w:r>
+        <w:t>                            &lt;/select&gt;</w:t>
+      </w:r>
+    </w:p>
+    <w:p>
+      <w:r>
+        <w:t>                        &lt;/div&gt;</w:t>
+      </w:r>
+    </w:p>
+    <w:p>
+      <w:r>
+        <w:t>                        &lt;div class="form-group"&gt;</w:t>
+      </w:r>
+    </w:p>
+    <w:p>
+      <w:r>
+        <w:t>                            &lt;label&gt;Đánh giá:&lt;/label&gt;</w:t>
+      </w:r>
+    </w:p>
+    <w:p>
+      <w:r>
+        <w:t>                            &lt;select name="rating" style="width: 100%; padding: 10px; border: 1px solid #ddd; border-radius: 4px;"&gt;</w:t>
+      </w:r>
+    </w:p>
+    <w:p>
+      <w:r>
+        <w:t>                                &lt;option value="5"&gt;5 Sao (Tuyệt vời)&lt;/option&gt;</w:t>
+      </w:r>
+    </w:p>
+    <w:p>
+      <w:r>
+        <w:t>                                &lt;option value="4.5"&gt;4.5 Sao&lt;/option&gt;</w:t>
+      </w:r>
+    </w:p>
+    <w:p>
+      <w:r>
+        <w:t>                                &lt;option value="4"&gt;4 Sao (Tốt)&lt;/option&gt;</w:t>
+      </w:r>
+    </w:p>
+    <w:p>
+      <w:r>
+        <w:t>                                &lt;option value="3"&gt;3 Sao (Bình thường)&lt;/option&gt;</w:t>
+      </w:r>
+    </w:p>
+    <w:p>
+      <w:r>
+        <w:t>                            &lt;/select&gt;</w:t>
+      </w:r>
+    </w:p>
+    <w:p>
+      <w:r>
+        <w:t>                        &lt;/div&gt;</w:t>
+      </w:r>
+    </w:p>
+    <w:p>
+      <w:r>
+        <w:t>                    &lt;/div&gt;</w:t>
+      </w:r>
+    </w:p>
+    <w:p/>
+    <w:p>
+      <w:r>
+        <w:t>                    &lt;div class="form-group"&gt;</w:t>
+      </w:r>
+    </w:p>
+    <w:p>
+      <w:r>
+        <w:t>                        &lt;label&gt;Giá (VNĐ):&lt;/label&gt;</w:t>
+      </w:r>
+    </w:p>
+    <w:p>
+      <w:r>
+        <w:t>                        &lt;input type="number" name="price" required placeholder="VD: 500000"&gt;</w:t>
+      </w:r>
+    </w:p>
+    <w:p>
+      <w:r>
+        <w:t>                    &lt;/div&gt;</w:t>
+      </w:r>
+    </w:p>
+    <w:p>
+      <w:r>
+        <w:t xml:space="preserve">                    </w:t>
+      </w:r>
+    </w:p>
+    <w:p>
+      <w:r>
+        <w:t>                    &lt;div class="form-group"&gt;</w:t>
+      </w:r>
+    </w:p>
+    <w:p>
+      <w:pPr>
+        <w:rPr>
+          <w:lang w:val="nl-NL"/>
+        </w:rPr>
+      </w:pPr>
+      <w:r>
+        <w:t xml:space="preserve">                        </w:t>
+      </w:r>
+      <w:r>
+        <w:rPr>
+          <w:lang w:val="nl-NL"/>
+        </w:rPr>
+        <w:t>&lt;label&gt;Mô tả chi tiết:&lt;/label&gt;</w:t>
+      </w:r>
+    </w:p>
+    <w:p>
+      <w:r>
+        <w:rPr>
+          <w:lang w:val="nl-NL"/>
+        </w:rPr>
+        <w:t xml:space="preserve">                        </w:t>
+      </w:r>
+      <w:r>
+        <w:t>&lt;textarea name="description" rows="4" placeholder="Nhập công dụng, thành phần, đặc điểm..." style="width: 100%; padding: 10px; border: 1px solid #bdc3c7; border-radius: 4px; margin-top: 5px; font-family: inherit; resize: none"&gt;&lt;/textarea&gt;</w:t>
+      </w:r>
+    </w:p>
+    <w:p>
+      <w:r>
+        <w:t>                    &lt;/div&gt;</w:t>
+      </w:r>
+    </w:p>
+    <w:p/>
+    <w:p>
+      <w:r>
+        <w:t>                    &lt;div class="form-group"&gt;</w:t>
+      </w:r>
+    </w:p>
+    <w:p>
+      <w:r>
+        <w:t>                        &lt;label&gt;Hình ảnh:&lt;/label&gt;</w:t>
+      </w:r>
+    </w:p>
+    <w:p>
+      <w:r>
+        <w:t>                        &lt;input type="file" name="image" required accept="image/*" onchange="previewImage(this)"&gt;</w:t>
+      </w:r>
+    </w:p>
+    <w:p>
+      <w:r>
+        <w:t>                        &lt;img id="imgPreview" class="upload-preview" src="#" alt="Preview" style="display: none; margin-top: 10px; max-width: 150px; border-radius: 5px; border: 1px solid #ddd;"&gt;</w:t>
+      </w:r>
+    </w:p>
+    <w:p>
+      <w:r>
+        <w:t>                    &lt;/div&gt;</w:t>
+      </w:r>
+    </w:p>
+    <w:p/>
+    <w:p>
+      <w:r>
+        <w:t>                    &lt;button type="submit" name="add_product" class="btn" style="width: 100%; margin-top: 10px;"&gt;Thêm sản phẩm&lt;/button&gt;</w:t>
+      </w:r>
+    </w:p>
+    <w:p>
+      <w:r>
+        <w:t>                &lt;/form&gt;</w:t>
+      </w:r>
+    </w:p>
+    <w:p>
+      <w:r>
+        <w:t>            &lt;/div&gt;</w:t>
+      </w:r>
+    </w:p>
+    <w:p/>
+    <w:p>
+      <w:r>
+        <w:t>            &lt;h2 style="margin-top: 40px;"&gt;Danh sách sản phẩm&lt;/h2&gt;</w:t>
+      </w:r>
+    </w:p>
+    <w:p>
+      <w:r>
+        <w:t>            &lt;table&gt;</w:t>
+      </w:r>
+    </w:p>
+    <w:p>
+      <w:r>
+        <w:t>                &lt;thead&gt;</w:t>
+      </w:r>
+    </w:p>
+    <w:p>
+      <w:r>
+        <w:t>                    &lt;tr&gt;</w:t>
+      </w:r>
+    </w:p>
+    <w:p>
+      <w:r>
+        <w:t>                        &lt;th&gt;ID&lt;/th&gt;</w:t>
+      </w:r>
+    </w:p>
+    <w:p>
+      <w:r>
+        <w:t>                        &lt;th&gt;Hình ảnh&lt;/th&gt;</w:t>
+      </w:r>
+    </w:p>
+    <w:p>
+      <w:r>
+        <w:t>                        &lt;th&gt;Tên&lt;/th&gt;</w:t>
+      </w:r>
+    </w:p>
+    <w:p>
+      <w:r>
+        <w:t>                        &lt;th&gt;Dành cho&lt;/th&gt;</w:t>
+      </w:r>
+    </w:p>
+    <w:p>
+      <w:r>
+        <w:t>                        &lt;th&gt;Danh mục&lt;/th&gt;</w:t>
+      </w:r>
+    </w:p>
+    <w:p>
+      <w:r>
+        <w:t>                        &lt;th&gt;Giá&lt;/th&gt;</w:t>
+      </w:r>
+    </w:p>
+    <w:p>
+      <w:r>
+        <w:t>                        &lt;th&gt;Sửa/Xóa&lt;/th&gt;</w:t>
+      </w:r>
+    </w:p>
+    <w:p>
+      <w:r>
+        <w:t>                    &lt;/tr&gt;</w:t>
+      </w:r>
+    </w:p>
+    <w:p>
+      <w:r>
+        <w:t>                &lt;/thead&gt;</w:t>
+      </w:r>
+    </w:p>
+    <w:p>
+      <w:r>
+        <w:t>                &lt;tbody&gt;</w:t>
+      </w:r>
+    </w:p>
+    <w:p>
+      <w:r>
+        <w:t>                    &lt;?php</w:t>
+      </w:r>
+    </w:p>
+    <w:p>
+      <w:r>
+        <w:t>                    $stmt = $conn-&gt;query("SELECT * FROM products ORDER BY id DESC");</w:t>
+      </w:r>
+    </w:p>
+    <w:p>
+      <w:r>
+        <w:t>                    while ($row = $stmt-&gt;fetch(</w:t>
       </w:r>
       <w:r>
         <w:rPr>
@@ -12196,776 +12900,356 @@
         <w:t>PDO</w:t>
       </w:r>
       <w:r>
-        <w:t>::FETCH_ASSOC);</w:t>
-      </w:r>
-    </w:p>
-    <w:p>
-      <w:r>
-        <w:t>?&gt;</w:t>
-      </w:r>
-    </w:p>
-    <w:p/>
-    <w:p>
-      <w:r>
-        <w:t>&lt;div style="background: #f4fcf7; padding: 30px 0; text-align: center; border-bottom: 1px solid #e1e1e1;"&gt;</w:t>
-      </w:r>
-    </w:p>
-    <w:p>
-      <w:r>
-        <w:t>    &lt;h1 style="color: #2c3e50; font-size: 28px;"&gt;</w:t>
-      </w:r>
-    </w:p>
-    <w:p>
-      <w:r>
-        <w:t xml:space="preserve">        &lt;?php </w:t>
-      </w:r>
-    </w:p>
-    <w:p>
-      <w:r>
-        <w:t xml:space="preserve">            if($is_pet_page) echo "Tìm kiếm Thú Cưng"; </w:t>
-      </w:r>
-    </w:p>
-    <w:p>
-      <w:r>
-        <w:t>            elseif(isset($_GET['category']) &amp;&amp; $_GET['category']=='health') echo "Y Tế &amp; Sức Khỏe"; // Title cho Y tế</w:t>
-      </w:r>
-    </w:p>
-    <w:p>
-      <w:r>
-        <w:t>            elseif(isset($_GET['category']) &amp;&amp; $_GET['category']=='food') echo "Thức Ăn Dinh Dưỡng";</w:t>
-      </w:r>
-    </w:p>
-    <w:p>
-      <w:r>
-        <w:t>            elseif(isset($_GET['category']) &amp;&amp; $_GET['category']=='accessory') echo "Phụ Kiện &amp; Đồ Chơi";</w:t>
-      </w:r>
-    </w:p>
-    <w:p>
-      <w:r>
-        <w:t>            else echo "Cửa Hàng Yuumi";</w:t>
-      </w:r>
-    </w:p>
-    <w:p>
-      <w:r>
-        <w:t>        ?&gt;</w:t>
-      </w:r>
-    </w:p>
-    <w:p>
-      <w:r>
-        <w:t>    &lt;/h1&gt;</w:t>
-      </w:r>
-    </w:p>
-    <w:p>
-      <w:r>
-        <w:t>    &lt;p&gt;Tìm thấy &lt;?= count($products) ?&gt; kết quả&lt;/p&gt;</w:t>
-      </w:r>
-    </w:p>
-    <w:p>
-      <w:r>
-        <w:t>&lt;/div&gt;</w:t>
-      </w:r>
-    </w:p>
-    <w:p/>
-    <w:p>
-      <w:r>
-        <w:t>&lt;div class="container page-layout"&gt;</w:t>
-      </w:r>
-    </w:p>
-    <w:p>
-      <w:r>
-        <w:t>    &lt;aside class="sidebar"&gt;</w:t>
-      </w:r>
-    </w:p>
-    <w:p>
-      <w:r>
-        <w:t>        &lt;form action="products.php" method="GET" id="filterForm"&gt;</w:t>
+        <w:t>::FETCH_ASSOC)):</w:t>
+      </w:r>
+    </w:p>
+    <w:p>
+      <w:r>
+        <w:t>                    ?&gt;</w:t>
+      </w:r>
+    </w:p>
+    <w:p>
+      <w:r>
+        <w:t>                    &lt;tr&gt;</w:t>
+      </w:r>
+    </w:p>
+    <w:p>
+      <w:r>
+        <w:t>                        &lt;td&gt;&lt;?= $row['id'] ?&gt;&lt;/td&gt;</w:t>
+      </w:r>
+    </w:p>
+    <w:p>
+      <w:r>
+        <w:t>                        &lt;td&gt;&lt;img src="../assets/images/&lt;?= $row['image'] ?&gt;" width="50" style="border-radius: 4px;"&gt;&lt;/td&gt;</w:t>
+      </w:r>
+    </w:p>
+    <w:p>
+      <w:r>
+        <w:t>                        &lt;td&gt;</w:t>
+      </w:r>
+    </w:p>
+    <w:p>
+      <w:r>
+        <w:t>                            &lt;?= htmlspecialchars($row['name']) ?&gt; &lt;br&gt;</w:t>
+      </w:r>
+    </w:p>
+    <w:p>
+      <w:r>
+        <w:t>                            &lt;span style="font-size: 11px; color: #f1c40f;"&gt;</w:t>
+      </w:r>
+      <w:r>
+        <w:rPr>
+          <w:rFonts w:ascii="Segoe UI Emoji" w:hAnsi="Segoe UI Emoji" w:cs="Segoe UI Emoji"/>
+        </w:rPr>
+        <w:t>⭐</w:t>
+      </w:r>
+      <w:r>
+        <w:t xml:space="preserve"> &lt;?= $row['rating'] ?&gt;&lt;/span&gt;</w:t>
+      </w:r>
+    </w:p>
+    <w:p>
+      <w:r>
+        <w:t>                        &lt;/td&gt;</w:t>
+      </w:r>
+    </w:p>
+    <w:p>
+      <w:r>
+        <w:t>                        &lt;td&gt;</w:t>
+      </w:r>
+    </w:p>
+    <w:p>
+      <w:r>
+        <w:t xml:space="preserve">                            &lt;?php </w:t>
+      </w:r>
+    </w:p>
+    <w:p>
+      <w:r>
+        <w:t>                            if($row['species']=='dog') echo '&lt;span style="color:#e67e22"&gt;Chó&lt;/span&gt;';</w:t>
+      </w:r>
+    </w:p>
+    <w:p>
+      <w:r>
+        <w:t>                            elseif($row['species']=='cat') echo '&lt;span style="color:#3498db"&gt;Mèo&lt;/span&gt;';</w:t>
+      </w:r>
+    </w:p>
+    <w:p>
+      <w:r>
+        <w:t>                            else echo '&lt;span style="color:#2ecc71"&gt;Chung&lt;/span&gt;';</w:t>
+      </w:r>
+    </w:p>
+    <w:p>
+      <w:r>
+        <w:t>                            ?&gt;</w:t>
+      </w:r>
+    </w:p>
+    <w:p>
+      <w:r>
+        <w:t>                        &lt;/td&gt;</w:t>
+      </w:r>
+    </w:p>
+    <w:p>
+      <w:r>
+        <w:t>                        &lt;td&gt;</w:t>
+      </w:r>
+    </w:p>
+    <w:p>
+      <w:r>
+        <w:t>                            &lt;?= ucfirst($row['category']) ?&gt; &lt;br&gt;</w:t>
+      </w:r>
+    </w:p>
+    <w:p>
+      <w:r>
+        <w:t>                            &lt;small style="color:#888"&gt;&lt;?= $row['gender']=='unisex' ? '' : ($row['gender']=='male'?'Đực':'Cái') ?&gt;&lt;/small&gt;</w:t>
+      </w:r>
+    </w:p>
+    <w:p>
+      <w:r>
+        <w:t>                        &lt;/td&gt;</w:t>
+      </w:r>
+    </w:p>
+    <w:p>
+      <w:r>
+        <w:t>                        &lt;td&gt;&lt;?= number_format($row['price']) ?&gt;&lt;/td&gt;</w:t>
+      </w:r>
+    </w:p>
+    <w:p>
+      <w:r>
+        <w:t>                        &lt;td&gt;</w:t>
+      </w:r>
+    </w:p>
+    <w:p>
+      <w:r>
+        <w:t>                            &lt;a href="edit_product.php?id=&lt;?=$row['id'] ?&gt;" class="btn-edit"&gt;Sửa&lt;/a&gt;</w:t>
+      </w:r>
+    </w:p>
+    <w:p>
+      <w:r>
+        <w:t xml:space="preserve">                            </w:t>
+      </w:r>
+    </w:p>
+    <w:p>
+      <w:r>
+        <w:t>                            &lt;form method="POST" action="delete_product.php" style="display:inline;"&gt;</w:t>
+      </w:r>
+    </w:p>
+    <w:p>
+      <w:r>
+        <w:t>                                &lt;input type="hidden" name="delete_product_id" value="&lt;?= $row['id'] ?&gt;"&gt;</w:t>
+      </w:r>
+    </w:p>
+    <w:p>
+      <w:r>
+        <w:t xml:space="preserve">                                &lt;button type="submit" </w:t>
+      </w:r>
+    </w:p>
+    <w:p>
+      <w:r>
+        <w:t xml:space="preserve">                                        class="btn-danger" </w:t>
+      </w:r>
+    </w:p>
+    <w:p>
+      <w:r>
+        <w:t>                                        style="border:none; cursor:pointer;"</w:t>
+      </w:r>
+    </w:p>
+    <w:p>
+      <w:r>
+        <w:t>                                        data-confirm="Bạn có chắc muốn xóa sản phẩm này không?"&gt;</w:t>
+      </w:r>
+    </w:p>
+    <w:p>
+      <w:r>
+        <w:t>                                    Xóa</w:t>
+      </w:r>
+    </w:p>
+    <w:p>
+      <w:r>
+        <w:t>                                &lt;/button&gt;</w:t>
+      </w:r>
+    </w:p>
+    <w:p>
+      <w:r>
+        <w:t>                            &lt;/form&gt;</w:t>
+      </w:r>
+    </w:p>
+    <w:p>
+      <w:r>
+        <w:t>                        &lt;/td&gt;</w:t>
+      </w:r>
+    </w:p>
+    <w:p>
+      <w:r>
+        <w:t>                    &lt;/tr&gt;</w:t>
+      </w:r>
+    </w:p>
+    <w:p>
+      <w:r>
+        <w:t>                    &lt;?php endwhile; ?&gt;</w:t>
+      </w:r>
+    </w:p>
+    <w:p>
+      <w:r>
+        <w:t>                &lt;/tbody&gt;</w:t>
+      </w:r>
+    </w:p>
+    <w:p>
+      <w:r>
+        <w:t>            &lt;/table&gt;</w:t>
+      </w:r>
+    </w:p>
+    <w:p>
+      <w:r>
+        <w:t>        &lt;/div&gt;</w:t>
+      </w:r>
+    </w:p>
+    <w:p>
+      <w:r>
+        <w:t>    &lt;/div&gt;</w:t>
+      </w:r>
+    </w:p>
+    <w:p>
+      <w:r>
+        <w:t xml:space="preserve">    </w:t>
+      </w:r>
+    </w:p>
+    <w:p>
+      <w:r>
+        <w:t>    &lt;script&gt;</w:t>
+      </w:r>
+    </w:p>
+    <w:p>
+      <w:r>
+        <w:t xml:space="preserve">        </w:t>
+      </w:r>
+      <w:r>
+        <w:rPr>
+          <w:i/>
+          <w:iCs/>
+        </w:rPr>
+        <w:t>function</w:t>
+      </w:r>
+      <w:r>
+        <w:t xml:space="preserve"> previewImage(</w:t>
+      </w:r>
+      <w:r>
+        <w:rPr>
+          <w:i/>
+          <w:iCs/>
+        </w:rPr>
+        <w:t>input</w:t>
+      </w:r>
+      <w:r>
+        <w:t>) {</w:t>
       </w:r>
     </w:p>
     <w:p>
       <w:r>
         <w:t xml:space="preserve">            </w:t>
       </w:r>
-    </w:p>
-    <w:p>
-      <w:r>
-        <w:t>            &lt;?php if(isset($_GET['q'])): ?&gt;&lt;input type="hidden" name="q" value="&lt;?= htmlspecialchars($_GET['q']) ?&gt;"&gt;&lt;?php endif; ?&gt;</w:t>
-      </w:r>
-    </w:p>
-    <w:p>
-      <w:r>
-        <w:t>            &lt;?php if($is_pet_page): ?&gt;&lt;input type="hidden" name="category" value="pet"&gt;&lt;?php endif; ?&gt;</w:t>
-      </w:r>
-    </w:p>
-    <w:p/>
-    <w:p>
-      <w:r>
-        <w:t>            &lt;div class="sidebar-section"&gt;</w:t>
-      </w:r>
-    </w:p>
-    <w:p>
-      <w:r>
-        <w:t>                &lt;h3&gt;&lt;i class="fas fa-paw"&gt;&lt;/i&gt; Dành cho&lt;/h3&gt;</w:t>
-      </w:r>
-    </w:p>
-    <w:p>
-      <w:r>
-        <w:t>                &lt;div class="filter-list"&gt;</w:t>
-      </w:r>
-    </w:p>
-    <w:p>
-      <w:r>
-        <w:t>                    &lt;label&gt;&lt;input type="radio" name="species" value="" &lt;?= empty($_GET['species'])?'checked':'' ?&gt; onchange="this.form.submit()"&gt; Tất cả&lt;/label&gt;</w:t>
-      </w:r>
-    </w:p>
-    <w:p>
-      <w:r>
-        <w:t>                    &lt;label&gt;&lt;input type="radio" name="species" value="dog" &lt;?= (isset($_GET['species']) &amp;&amp; $_GET['species']=='dog')?'checked':'' ?&gt; onchange="this.form.submit()"&gt; Chó&lt;/label&gt;</w:t>
-      </w:r>
-    </w:p>
-    <w:p>
-      <w:r>
-        <w:t>                    &lt;label&gt;&lt;input type="radio" name="species" value="cat" &lt;?= (isset($_GET['species']) &amp;&amp; $_GET['species']=='cat')?'checked':'' ?&gt; onchange="this.form.submit()"&gt; Mèo&lt;/label&gt;</w:t>
-      </w:r>
-    </w:p>
-    <w:p>
-      <w:r>
-        <w:t>                &lt;/div&gt;</w:t>
-      </w:r>
-    </w:p>
-    <w:p>
-      <w:r>
-        <w:t>            &lt;/div&gt;</w:t>
-      </w:r>
-    </w:p>
-    <w:p/>
-    <w:p>
-      <w:r>
-        <w:t>            &lt;?php if($is_pet_page): ?&gt;</w:t>
-      </w:r>
-    </w:p>
-    <w:p>
-      <w:r>
-        <w:t>                &lt;div class="sidebar-section"&gt;</w:t>
-      </w:r>
-    </w:p>
-    <w:p>
-      <w:r>
-        <w:t>                    &lt;h3&gt;&lt;i class="fas fa-venus-mars"&gt;&lt;/i&gt; Giới tính&lt;/h3&gt;</w:t>
-      </w:r>
-    </w:p>
-    <w:p>
-      <w:r>
-        <w:t>                    &lt;div class="filter-list"&gt;</w:t>
-      </w:r>
-    </w:p>
-    <w:p>
-      <w:r>
-        <w:t>                        &lt;label&gt;&lt;input type="radio" name="gender" value="" &lt;?= empty($_GET['gender'])?'checked':'' ?&gt; onchange="this.form.submit()"&gt; Tất cả&lt;/label&gt;</w:t>
-      </w:r>
-    </w:p>
-    <w:p>
-      <w:r>
-        <w:t>                        &lt;label&gt;&lt;input type="radio" name="gender" value="male" &lt;?= (isset($_GET['gender']) &amp;&amp; $_GET['gender']=='male')?'checked':'' ?&gt; onchange="this.form.submit()"&gt; Đực (Male)&lt;/label&gt;</w:t>
-      </w:r>
-    </w:p>
-    <w:p>
-      <w:r>
-        <w:t>                        &lt;label&gt;&lt;input type="radio" name="gender" value="female" &lt;?= (isset($_GET['gender']) &amp;&amp; $_GET['gender']=='female')?'checked':'' ?&gt; onchange="this.form.submit()"&gt; Cái (Female)&lt;/label&gt;</w:t>
-      </w:r>
-    </w:p>
-    <w:p>
-      <w:r>
-        <w:t>                    &lt;/div&gt;</w:t>
-      </w:r>
-    </w:p>
-    <w:p>
-      <w:r>
-        <w:t>                &lt;/div&gt;</w:t>
-      </w:r>
-    </w:p>
-    <w:p>
-      <w:r>
-        <w:t>                &lt;div class="sidebar-section"&gt;</w:t>
-      </w:r>
-    </w:p>
-    <w:p>
-      <w:r>
-        <w:t>                    &lt;h3&gt;&lt;i class="fas fa-birthday-cake"&gt;&lt;/i&gt; Độ tuổi&lt;/h3&gt;</w:t>
-      </w:r>
-    </w:p>
-    <w:p>
-      <w:r>
-        <w:t>                    &lt;div class="filter-list"&gt;</w:t>
-      </w:r>
-    </w:p>
-    <w:p>
-      <w:r>
-        <w:t>                        &lt;label&gt;&lt;input type="radio" name="age_group" value="baby" &lt;?= (isset($_GET['age_group']) &amp;&amp; $_GET['age_group']=='baby')?'checked':'' ?&gt; onchange="this.form.submit()"&gt; Thú con (Baby)&lt;/label&gt;</w:t>
-      </w:r>
-    </w:p>
-    <w:p>
-      <w:r>
-        <w:t>                        &lt;label&gt;&lt;input type="radio" name="age_group" value="adult" &lt;?= (isset($_GET['age_group']) &amp;&amp; $_GET['age_group']=='adult')?'checked':'' ?&gt; onchange="this.form.submit()"&gt; Trưởng thành&lt;/label&gt;</w:t>
-      </w:r>
-    </w:p>
-    <w:p>
-      <w:r>
-        <w:t>                    &lt;/div&gt;</w:t>
-      </w:r>
-    </w:p>
-    <w:p>
-      <w:r>
-        <w:t>                &lt;/div&gt;</w:t>
-      </w:r>
-    </w:p>
-    <w:p/>
-    <w:p>
-      <w:r>
-        <w:t>            &lt;?php else: ?&gt;</w:t>
-      </w:r>
-    </w:p>
-    <w:p>
-      <w:r>
-        <w:t>                &lt;div class="sidebar-section"&gt;</w:t>
-      </w:r>
-    </w:p>
-    <w:p>
-      <w:r>
-        <w:t>                    &lt;h3&gt;&lt;i class="fas fa-list-ul"&gt;&lt;/i&gt; Danh mục&lt;/h3&gt;</w:t>
-      </w:r>
-    </w:p>
-    <w:p>
-      <w:r>
-        <w:t>                    &lt;div class="filter-list"&gt;</w:t>
-      </w:r>
-    </w:p>
-    <w:p>
-      <w:r>
-        <w:t>                        &lt;label&gt;&lt;input type="radio" name="category" value="supplies" &lt;?= (isset($_GET['category']) &amp;&amp; $_GET['category']=='supplies')?'checked':'' ?&gt; onchange="this.form.submit()"&gt; Tất cả&lt;/label&gt;</w:t>
-      </w:r>
-    </w:p>
-    <w:p>
-      <w:r>
-        <w:t>                        &lt;label&gt;&lt;input type="radio" name="category" value="food" &lt;?= (isset($_GET['category']) &amp;&amp; $_GET['category']=='food')?'checked':'' ?&gt; onchange="this.form.submit()"&gt; Thức ăn&lt;/label&gt;</w:t>
-      </w:r>
-    </w:p>
-    <w:p>
-      <w:r>
-        <w:t>                        &lt;label&gt;&lt;input type="radio" name="category" value="accessory" &lt;?= (isset($_GET['category']) &amp;&amp; $_GET['category']=='accessory')?'checked':'' ?&gt; onchange="this.form.submit()"&gt; Phụ kiện&lt;/label&gt;</w:t>
-      </w:r>
-    </w:p>
-    <w:p>
-      <w:r>
-        <w:t>                        &lt;label&gt;&lt;input type="radio" name="category" value="toy" &lt;?= (isset($_GET['category']) &amp;&amp; $_GET['category']=='toy')?'checked':'' ?&gt; onchange="this.form.submit()"&gt; Đồ chơi&lt;/label&gt;</w:t>
-      </w:r>
-    </w:p>
-    <w:p>
-      <w:r>
-        <w:t>                        &lt;label&gt;&lt;input type="radio" name="category" value="health" &lt;?= (isset($_GET['category']) &amp;&amp; $_GET['category']=='health')?'checked':'' ?&gt; onchange="this.form.submit()"&gt; Y tế&lt;/label&gt;</w:t>
-      </w:r>
-    </w:p>
-    <w:p>
-      <w:r>
-        <w:t>                    &lt;/div&gt;</w:t>
-      </w:r>
-    </w:p>
-    <w:p>
-      <w:r>
-        <w:t>                &lt;/div&gt;</w:t>
-      </w:r>
-    </w:p>
-    <w:p>
-      <w:r>
-        <w:t>                &lt;div class="sidebar-section"&gt;</w:t>
-      </w:r>
-    </w:p>
-    <w:p>
-      <w:r>
-        <w:t>                    &lt;h3&gt;&lt;i class="fas fa-tag"&gt;&lt;/i&gt; Thương hiệu&lt;/h3&gt;</w:t>
-      </w:r>
-    </w:p>
-    <w:p>
-      <w:r>
-        <w:t>                    &lt;div class="filter-list"&gt;</w:t>
-      </w:r>
-    </w:p>
-    <w:p>
-      <w:r>
-        <w:t>                        &lt;label&gt;&lt;input type="radio" name="brand" value="" &lt;?= empty($_GET['brand'])?'checked':'' ?&gt; onchange="this.form.submit()"&gt; Tất cả&lt;/label&gt;</w:t>
-      </w:r>
-    </w:p>
-    <w:p>
-      <w:r>
-        <w:t>                        &lt;label&gt;&lt;input type="radio" name="brand" value="Royal Canin" &lt;?= (isset($_GET['brand']) &amp;&amp; $_GET['brand']=='Royal Canin')?'checked':'' ?&gt; onchange="this.form.submit()"&gt; Royal Canin&lt;/label&gt;</w:t>
-      </w:r>
-    </w:p>
-    <w:p>
-      <w:r>
-        <w:t>                        &lt;label&gt;&lt;input type="radio" name="brand" value="Whiskas" &lt;?= (isset($_GET['brand']) &amp;&amp; $_GET['brand']=='Whiskas')?'checked':'' ?&gt; onchange="this.form.submit()"&gt; Whiskas&lt;/label&gt;</w:t>
-      </w:r>
-    </w:p>
-    <w:p>
-      <w:r>
-        <w:t>                    &lt;/div&gt;</w:t>
-      </w:r>
-    </w:p>
-    <w:p>
-      <w:r>
-        <w:t>                &lt;/div&gt;</w:t>
-      </w:r>
-    </w:p>
-    <w:p>
-      <w:r>
-        <w:t>            &lt;?php endif; ?&gt;</w:t>
-      </w:r>
-    </w:p>
-    <w:p/>
-    <w:p>
-      <w:r>
-        <w:t>            &lt;div class="sidebar-section"&gt;</w:t>
-      </w:r>
-    </w:p>
-    <w:p>
-      <w:r>
-        <w:t>                &lt;h3&gt;&lt;i class="fas fa-money-bill-wave"&gt;&lt;/i&gt; Khoảng giá&lt;/h3&gt;</w:t>
-      </w:r>
-    </w:p>
-    <w:p>
-      <w:r>
-        <w:t>                &lt;div class="filter-list"&gt;</w:t>
-      </w:r>
-    </w:p>
-    <w:p>
-      <w:r>
-        <w:t>                    &lt;label&gt;&lt;input type="radio" name="price_range" value="" &lt;?= empty($_GET['price_range'])?'checked':'' ?&gt; onchange="this.form.submit()"&gt; Tất cả&lt;/label&gt;</w:t>
-      </w:r>
-    </w:p>
-    <w:p>
-      <w:r>
-        <w:t>                    &lt;label&gt;&lt;input type="radio" name="price_range" value="0-100000" &lt;?= (isset($_GET['price_range']) &amp;&amp; $_GET['price_range']=='0-100000')?'checked':'' ?&gt; onchange="this.form.submit()"&gt; Dưới 100k&lt;/label&gt;</w:t>
-      </w:r>
-    </w:p>
-    <w:p>
-      <w:r>
-        <w:t>                    &lt;label&gt;&lt;input type="radio" name="price_range" value="100000-500000" &lt;?= (isset($_GET['price_range']) &amp;&amp; $_GET['price_range']=='100000-500000')?'checked':'' ?&gt; onchange="this.form.submit()"&gt; 100k - 500k&lt;/label&gt;</w:t>
-      </w:r>
-    </w:p>
-    <w:p>
-      <w:r>
-        <w:t>                    &lt;label&gt;&lt;input type="radio" name="price_range" value="500000-2000000" &lt;?= (isset($_GET['price_range']) &amp;&amp; $_GET['price_range']=='500000-2000000')?'checked':'' ?&gt; onchange="this.form.submit()"&gt; 500k - 2 triệu&lt;/label&gt;</w:t>
-      </w:r>
-    </w:p>
-    <w:p>
-      <w:r>
-        <w:t>                    &lt;label&gt;&lt;input type="radio" name="price_range" value="2000000-10000000" &lt;?= (isset($_GET['price_range']) &amp;&amp; $_GET['price_range']=='2000000-10000000')?'checked':'' ?&gt; onchange="this.form.submit()"&gt; 2 triệu - 10 triệu&lt;/label&gt;</w:t>
-      </w:r>
-    </w:p>
-    <w:p>
-      <w:r>
-        <w:t>                    &lt;label&gt;&lt;input type="radio" name="price_range" value="10000000-100000000" &lt;?= (isset($_GET['price_range']) &amp;&amp; $_GET['price_range']=='10000000-100000000')?'checked':'' ?&gt; onchange="this.form.submit()"&gt; Trên 10 triệu&lt;/label&gt;</w:t>
-      </w:r>
-    </w:p>
-    <w:p>
-      <w:r>
-        <w:t>                &lt;/div&gt;</w:t>
-      </w:r>
-    </w:p>
-    <w:p>
-      <w:r>
-        <w:t>            &lt;/div&gt;</w:t>
-      </w:r>
-    </w:p>
-    <w:p/>
-    <w:p>
-      <w:r>
-        <w:t>            &lt;a href="products.php&lt;?= $is_pet_page ? '?category=pet' : '?category=supplies' ?&gt;" class="btn" style="width:100%; text-align:center; background:#bdc3c7; margin-top:10px;"&gt;Xóa bộ lọc&lt;/a&gt;</w:t>
-      </w:r>
-    </w:p>
-    <w:p>
-      <w:r>
-        <w:t>        &lt;/form&gt;</w:t>
-      </w:r>
-    </w:p>
-    <w:p>
-      <w:r>
-        <w:t>    &lt;/aside&gt;</w:t>
-      </w:r>
-    </w:p>
-    <w:p/>
-    <w:p>
-      <w:r>
-        <w:t>    &lt;main&gt;</w:t>
-      </w:r>
-    </w:p>
-    <w:p>
-      <w:r>
-        <w:t>        &lt;div style="display: flex; justify-content: flex-end; margin-bottom: 20px;"&gt;</w:t>
-      </w:r>
-    </w:p>
-    <w:p>
-      <w:r>
-        <w:t>            &lt;select onchange="document.getElementById('sortInput').value=this.value; document.getElementById('filterForm').submit();" style="padding: 8px; border-radius: 5px; border: 1px solid #ddd;"&gt;</w:t>
-      </w:r>
-    </w:p>
-    <w:p>
-      <w:r>
-        <w:t>                &lt;option value="newest"&gt;Mới nhất&lt;/option&gt;</w:t>
-      </w:r>
-    </w:p>
-    <w:p>
-      <w:r>
-        <w:t>                &lt;option value="price_asc" &lt;?= (isset($_GET['sort']) &amp;&amp; $_GET['sort']=='price_asc')?'selected':'' ?&gt;&gt;Giá thấp đến cao&lt;/option&gt;</w:t>
-      </w:r>
-    </w:p>
-    <w:p>
-      <w:r>
-        <w:t>                &lt;option value="price_desc" &lt;?= (isset($_GET['sort']) &amp;&amp; $_GET['sort']=='price_desc')?'selected':'' ?&gt;&gt;Giá cao đến thấp&lt;/option&gt;</w:t>
-      </w:r>
-    </w:p>
-    <w:p>
-      <w:r>
-        <w:t>            &lt;/select&gt;</w:t>
-      </w:r>
-    </w:p>
-    <w:p>
-      <w:r>
-        <w:t>            &lt;input type="hidden" name="sort" id="sortInput" form="filterForm"&gt;</w:t>
-      </w:r>
-    </w:p>
-    <w:p>
-      <w:r>
-        <w:t>        &lt;/div&gt;</w:t>
-      </w:r>
-    </w:p>
-    <w:p/>
-    <w:p>
-      <w:r>
-        <w:t>        &lt;div class="product-grid"&gt;</w:t>
-      </w:r>
-    </w:p>
-    <w:p>
-      <w:r>
-        <w:t>            &lt;?php if (count($products) &gt; 0): ?&gt;</w:t>
-      </w:r>
-    </w:p>
-    <w:p>
-      <w:r>
-        <w:t>                &lt;?php foreach ($products as $row): ?&gt;</w:t>
-      </w:r>
-    </w:p>
-    <w:p>
-      <w:r>
-        <w:t>                    &lt;div class="product-card"&gt;</w:t>
-      </w:r>
-    </w:p>
-    <w:p>
-      <w:r>
-        <w:t>                        &lt;?php if($row['old_price'] &gt; 0): ?&gt;&lt;span class="badge badge-sale"&gt;SALE&lt;/span&gt;&lt;?php endif; ?&gt;</w:t>
-      </w:r>
-    </w:p>
-    <w:p>
-      <w:r>
-        <w:t xml:space="preserve">                        </w:t>
-      </w:r>
-    </w:p>
-    <w:p>
-      <w:r>
-        <w:t>                        &lt;div class="product-img-wrapper"&gt;</w:t>
-      </w:r>
-    </w:p>
-    <w:p>
-      <w:r>
-        <w:t>                            &lt;a href="product_detail.php?id=&lt;?= $row['id'] ?&gt;"&gt;</w:t>
-      </w:r>
-    </w:p>
-    <w:p>
-      <w:r>
-        <w:t>                                &lt;img src="assets/images/&lt;?= htmlspecialchars($row['image']) ?&gt;"&gt;</w:t>
-      </w:r>
-    </w:p>
-    <w:p>
-      <w:r>
-        <w:t>                            &lt;/a&gt;</w:t>
-      </w:r>
-    </w:p>
-    <w:p>
-      <w:r>
-        <w:t>                            &lt;div class="product-actions"&gt;</w:t>
-      </w:r>
-    </w:p>
-    <w:p>
-      <w:r>
-        <w:t>                                &lt;a href="product_detail.php?id=&lt;?= $row['id'] ?&gt;" class="btn"&gt;&lt;i class="fas fa-eye"&gt;&lt;/i&gt;&lt;/a&gt;</w:t>
-      </w:r>
-    </w:p>
-    <w:p>
-      <w:r>
-        <w:t xml:space="preserve">                                </w:t>
-      </w:r>
-    </w:p>
-    <w:p>
-      <w:r>
-        <w:t>                                &lt;form action="cart.php" method="POST" style="display:inline;"&gt;</w:t>
-      </w:r>
-    </w:p>
-    <w:p>
-      <w:r>
-        <w:t>                                    &lt;input type="hidden" name="action" value="add"&gt;</w:t>
-      </w:r>
-    </w:p>
-    <w:p>
-      <w:r>
-        <w:t>                                    &lt;input type="hidden" name="id" value="&lt;?= $row['id'] ?&gt;"&gt;</w:t>
-      </w:r>
-    </w:p>
-    <w:p>
-      <w:r>
-        <w:t>                                    &lt;button class="btn"&gt;&lt;i class="fas fa-shopping-cart"&gt;&lt;/i&gt;&lt;/button&gt;</w:t>
-      </w:r>
-    </w:p>
-    <w:p>
-      <w:r>
-        <w:t>                                &lt;/form&gt;</w:t>
-      </w:r>
-    </w:p>
-    <w:p>
-      <w:r>
-        <w:t>                            &lt;/div&gt;</w:t>
-      </w:r>
-    </w:p>
-    <w:p>
-      <w:r>
-        <w:t>                        &lt;/div&gt;</w:t>
-      </w:r>
-    </w:p>
-    <w:p/>
-    <w:p>
-      <w:r>
-        <w:t>                        &lt;div class="product-info"&gt;</w:t>
-      </w:r>
-    </w:p>
-    <w:p>
-      <w:r>
-        <w:t>                            &lt;div class="rating"&gt;</w:t>
-      </w:r>
-    </w:p>
-    <w:p>
-      <w:r>
-        <w:t xml:space="preserve">                                &lt;i class="fas fa-star"&gt;&lt;/i&gt; &lt;?= $row['rating'] ?&gt; </w:t>
-      </w:r>
-    </w:p>
-    <w:p>
-      <w:r>
-        <w:t>                                &lt;?php if($row['category'] == 'pet'): ?&gt;</w:t>
-      </w:r>
-    </w:p>
-    <w:p>
-      <w:r>
-        <w:t>                                    | &lt;span style="color:#e67e22; font-size:12px;"&gt;&lt;?= $row['gender']=='male'?'</w:t>
-      </w:r>
-      <w:r>
-        <w:rPr>
-          <w:rFonts w:ascii="Segoe UI Symbol" w:hAnsi="Segoe UI Symbol" w:cs="Segoe UI Symbol"/>
-        </w:rPr>
-        <w:t>♂</w:t>
-      </w:r>
-      <w:r>
-        <w:t xml:space="preserve"> </w:t>
-      </w:r>
-      <w:r>
-        <w:rPr>
-          <w:rFonts w:ascii="Calibri" w:hAnsi="Calibri" w:cs="Calibri"/>
-        </w:rPr>
-        <w:t>Đ</w:t>
-      </w:r>
-      <w:r>
-        <w:t>ực':'</w:t>
-      </w:r>
-      <w:r>
-        <w:rPr>
-          <w:rFonts w:ascii="Segoe UI Symbol" w:hAnsi="Segoe UI Symbol" w:cs="Segoe UI Symbol"/>
-        </w:rPr>
-        <w:t>♀</w:t>
-      </w:r>
-      <w:r>
-        <w:t xml:space="preserve"> C</w:t>
-      </w:r>
-      <w:r>
-        <w:rPr>
-          <w:rFonts w:ascii="Calibri" w:hAnsi="Calibri" w:cs="Calibri"/>
-        </w:rPr>
-        <w:t>á</w:t>
-      </w:r>
-      <w:r>
-        <w:t>i' ?&gt;&lt;/span&gt;</w:t>
-      </w:r>
-    </w:p>
-    <w:p>
-      <w:r>
-        <w:t>                                &lt;?php endif; ?&gt;</w:t>
-      </w:r>
-    </w:p>
-    <w:p>
-      <w:r>
-        <w:t>                            &lt;/div&gt;</w:t>
-      </w:r>
-    </w:p>
-    <w:p>
-      <w:r>
-        <w:t xml:space="preserve">                            </w:t>
-      </w:r>
-    </w:p>
-    <w:p>
-      <w:r>
-        <w:t>                            &lt;h3&gt;&lt;a href="product_detail.php?id=&lt;?= $row['id'] ?&gt;" style="color:#333; text-decoration:none;"&gt;&lt;?= htmlspecialchars($row['name']) ?&gt;&lt;/a&gt;&lt;/h3&gt;</w:t>
-      </w:r>
-    </w:p>
-    <w:p>
-      <w:r>
-        <w:t>                            &lt;div&gt;</w:t>
-      </w:r>
-    </w:p>
-    <w:p>
-      <w:r>
-        <w:t>                                &lt;span class="price"&gt;&lt;?= number_format($row['price']) ?&gt; đ&lt;/span&gt;</w:t>
-      </w:r>
-    </w:p>
-    <w:p>
-      <w:r>
-        <w:t>                                &lt;?php if($row['old_price'] &gt; 0): ?&gt;&lt;span class="old-price"&gt;&lt;?= number_format($row['old_price']) ?&gt;&lt;/span&gt;&lt;?php endif; ?&gt;</w:t>
-      </w:r>
-    </w:p>
-    <w:p>
-      <w:r>
-        <w:t>                            &lt;/div&gt;</w:t>
-      </w:r>
-    </w:p>
-    <w:p>
-      <w:r>
-        <w:t>                        &lt;/div&gt;</w:t>
-      </w:r>
-    </w:p>
-    <w:p>
-      <w:r>
-        <w:t>                    &lt;/div&gt;</w:t>
-      </w:r>
-    </w:p>
-    <w:p>
-      <w:r>
-        <w:t>                &lt;?php endforeach; ?&gt;</w:t>
-      </w:r>
-    </w:p>
-    <w:p>
-      <w:r>
-        <w:t>            &lt;?php else: ?&gt;</w:t>
-      </w:r>
-    </w:p>
-    <w:p>
-      <w:r>
-        <w:t>                &lt;div style="text-align: center; padding: 50px; grid-column: 1/-1;"&gt;</w:t>
-      </w:r>
-    </w:p>
-    <w:p>
-      <w:r>
-        <w:t>                    &lt;i class="fas fa-box-open fa-3x" style="color: #ccc;"&gt;&lt;/i&gt;</w:t>
-      </w:r>
-    </w:p>
-    <w:p>
-      <w:r>
-        <w:t>                    &lt;p&gt;Không tìm thấy sản phẩm nào!&lt;/p&gt;</w:t>
-      </w:r>
-    </w:p>
-    <w:p>
-      <w:r>
-        <w:t>                &lt;/div&gt;</w:t>
-      </w:r>
-    </w:p>
-    <w:p>
-      <w:r>
-        <w:t>            &lt;?php endif; ?&gt;</w:t>
-      </w:r>
-    </w:p>
-    <w:p>
-      <w:r>
-        <w:t>        &lt;/div&gt;</w:t>
-      </w:r>
-    </w:p>
-    <w:p/>
-    <w:p>
-      <w:r>
-        <w:t>        &lt;div class="article-section"&gt;</w:t>
-      </w:r>
-    </w:p>
-    <w:p>
-      <w:r>
-        <w:t>            &lt;div class="article-card"&gt;</w:t>
-      </w:r>
-    </w:p>
-    <w:p>
-      <w:r>
-        <w:t>                &lt;h4 style="color: #2c3e50;"&gt;&lt;i class="fas fa-lightbulb"&gt;&lt;/i&gt; Mẹo chăm sóc&lt;/h4&gt;</w:t>
-      </w:r>
-    </w:p>
-    <w:p>
-      <w:r>
-        <w:t>                &lt;p style="font-size: 13px; color: #666; margin-top: 10px;"&gt;Cách chọn thức ăn phù hợp cho chó mèo con để đảm bảo dinh dưỡng phát triển toàn diện...&lt;/p&gt;</w:t>
-      </w:r>
-    </w:p>
-    <w:p>
-      <w:r>
-        <w:t>                &lt;a href="#" style="font-size: 13px; color: #2ecc71;"&gt;Đọc thêm &amp;rarr;&lt;/a&gt;</w:t>
-      </w:r>
-    </w:p>
-    <w:p>
-      <w:r>
-        <w:t>            &lt;/div&gt;</w:t>
-      </w:r>
-    </w:p>
-    <w:p>
-      <w:r>
-        <w:t>            &lt;div class="article-card"&gt;</w:t>
-      </w:r>
-    </w:p>
-    <w:p>
-      <w:r>
-        <w:t>                &lt;h4 style="color: #2c3e50;"&gt;&lt;i class="fas fa-shipping-fast"&gt;&lt;/i&gt; Chính sách vận chuyển&lt;/h4&gt;</w:t>
-      </w:r>
-    </w:p>
-    <w:p>
-      <w:r>
-        <w:t>                &lt;p style="font-size: 13px; color: #666; margin-top: 10px;"&gt;Miễn phí vận chuyển cho đơn hàng thú cưng trong nội thành. Bảo hành sức khỏe 7 ngày...&lt;/p&gt;</w:t>
-      </w:r>
-    </w:p>
-    <w:p>
-      <w:r>
-        <w:t>                &lt;a href="#" style="font-size: 13px; color: #2ecc71;"&gt;Chi tiết &amp;rarr;&lt;/a&gt;</w:t>
-      </w:r>
-    </w:p>
-    <w:p>
-      <w:r>
-        <w:t>            &lt;/div&gt;</w:t>
-      </w:r>
-    </w:p>
-    <w:p>
-      <w:r>
-        <w:t>        &lt;/div&gt;</w:t>
-      </w:r>
-    </w:p>
-    <w:p/>
-    <w:p>
-      <w:r>
-        <w:t>    &lt;/main&gt;</w:t>
-      </w:r>
-    </w:p>
-    <w:p>
-      <w:r>
-        <w:t>&lt;/div&gt;</w:t>
-      </w:r>
-    </w:p>
-    <w:p/>
-    <w:p>
-      <w:r>
-        <w:t>&lt;?php include 'includes/footer.php'; ?&gt;</w:t>
+      <w:r>
+        <w:rPr>
+          <w:i/>
+          <w:iCs/>
+        </w:rPr>
+        <w:t>var</w:t>
+      </w:r>
+      <w:r>
+        <w:t xml:space="preserve"> preview = document.getElementById('imgPreview');</w:t>
+      </w:r>
+    </w:p>
+    <w:p>
+      <w:r>
+        <w:t>            if (input.files &amp;&amp; input.files[0]) {</w:t>
+      </w:r>
+    </w:p>
+    <w:p>
+      <w:r>
+        <w:t xml:space="preserve">                </w:t>
+      </w:r>
+      <w:r>
+        <w:rPr>
+          <w:i/>
+          <w:iCs/>
+        </w:rPr>
+        <w:t>var</w:t>
+      </w:r>
+      <w:r>
+        <w:t xml:space="preserve"> reader = new FileReader();</w:t>
+      </w:r>
+    </w:p>
+    <w:p>
+      <w:r>
+        <w:t xml:space="preserve">                reader.onload = </w:t>
+      </w:r>
+      <w:r>
+        <w:rPr>
+          <w:i/>
+          <w:iCs/>
+        </w:rPr>
+        <w:t>function</w:t>
+      </w:r>
+      <w:r>
+        <w:t xml:space="preserve"> (</w:t>
+      </w:r>
+      <w:r>
+        <w:rPr>
+          <w:i/>
+          <w:iCs/>
+        </w:rPr>
+        <w:t>e</w:t>
+      </w:r>
+      <w:r>
+        <w:t>) {</w:t>
+      </w:r>
+    </w:p>
+    <w:p>
+      <w:r>
+        <w:t>                    preview.src = e.target.result;</w:t>
+      </w:r>
+    </w:p>
+    <w:p>
+      <w:r>
+        <w:t>                    preview.style.display = 'block';</w:t>
+      </w:r>
+    </w:p>
+    <w:p>
+      <w:r>
+        <w:t>                }</w:t>
+      </w:r>
+    </w:p>
+    <w:p>
+      <w:r>
+        <w:t>                reader.readAsDataURL(input.files[0]);</w:t>
+      </w:r>
+    </w:p>
+    <w:p>
+      <w:r>
+        <w:t>            }</w:t>
+      </w:r>
+    </w:p>
+    <w:p>
+      <w:r>
+        <w:t>        }</w:t>
+      </w:r>
+    </w:p>
+    <w:p>
+      <w:r>
+        <w:t>    &lt;/script&gt;</w:t>
+      </w:r>
+    </w:p>
+    <w:p>
+      <w:r>
+        <w:t>    &lt;?php include '../includes/footer.php'; ?&gt;</w:t>
+      </w:r>
+    </w:p>
+    <w:p>
+      <w:r>
+        <w:t>&lt;/body&gt;</w:t>
+      </w:r>
+    </w:p>
+    <w:p>
+      <w:r>
+        <w:t>&lt;/html&gt;</w:t>
       </w:r>
     </w:p>
     <w:p>
@@ -13561,7 +13845,7 @@
     <w:p/>
     <w:p>
       <w:r>
-        <w:t>                    &lt;div class="qty-control-wrapper" style="margin-right: 35px"&gt;</w:t>
+        <w:t>                    &lt;div class="qty-control-wrapper" style="margin-left: 30px"&gt;</w:t>
       </w:r>
     </w:p>
     <w:p>
@@ -16530,14 +16814,20 @@
     <w:p/>
     <w:p>
       <w:r>
-        <w:t>            $new_filename = $sub_folder . strtolower($category) . "_" . time() . "." . $ext;</w:t>
-      </w:r>
-    </w:p>
-    <w:p>
-      <w:r>
-        <w:t xml:space="preserve">            </w:t>
-      </w:r>
-    </w:p>
+        <w:t>            // --- LOGIC ĐỔI TÊN MỚI ---</w:t>
+      </w:r>
+    </w:p>
+    <w:p>
+      <w:r>
+        <w:t>            $slug_name = create_slug($name); // $name lấy từ $_POST['name']</w:t>
+      </w:r>
+    </w:p>
+    <w:p>
+      <w:r>
+        <w:t>            $new_filename = $sub_folder . $slug_name . "-" . time() . "." . $ext;</w:t>
+      </w:r>
+    </w:p>
+    <w:p/>
     <w:p>
       <w:r>
         <w:t>            if (move_uploaded_file($_FILES['image']['tmp_name'], "../assets/images/" . $new_filename)) {</w:t>
@@ -16545,7 +16835,7 @@
     </w:p>
     <w:p>
       <w:r>
-        <w:t>                $image_path = $new_filename; // Cập nhật đường dẫn ảnh mới</w:t>
+        <w:t xml:space="preserve">                $image_path = $new_filename; </w:t>
       </w:r>
     </w:p>
     <w:p>
@@ -16792,10 +17082,7 @@
     </w:p>
     <w:p>
       <w:r>
-        <w:t xml:space="preserve">                    </w:t>
-      </w:r>
-      <w:r>
-        <w:t>&lt;input type="text" name="name" value="&lt;?= htmlspecialchars($product['name']) ?&gt;" required&gt;</w:t>
+        <w:t>                    &lt;input type="text" name="name" value="&lt;?= htmlspecialchars($product['name']) ?&gt;" required&gt;</w:t>
       </w:r>
     </w:p>
     <w:p>
@@ -17135,8 +17422,6 @@
         <w:t>&lt;/html&gt;</w:t>
       </w:r>
     </w:p>
-    <w:p/>
-    <w:p/>
     <w:p>
       <w:pPr>
         <w:rPr>

--- a/Yuumishop.docx
+++ b/Yuumishop.docx
@@ -1376,7 +1376,7 @@
     </w:p>
     <w:p>
       <w:r>
-        <w:t>-- 2. BẢNG PRODUCTS (Full Option)</w:t>
+        <w:t>-- 2. BẢNG PRODUCTS</w:t>
       </w:r>
     </w:p>
     <w:p>
@@ -1426,7 +1426,7 @@
     </w:p>
     <w:p>
       <w:r>
-        <w:t>    gender ENUM('male', 'female', 'unisex') DEFAULT 'unisex', -- Cột quan trọng để lọc đực/cái</w:t>
+        <w:t>    gender ENUM('male', 'female', 'unisex') DEFAULT 'unisex',</w:t>
       </w:r>
     </w:p>
     <w:p>
@@ -1522,6 +1522,11 @@
     </w:p>
     <w:p>
       <w:r>
+        <w:t>    note TEXT, -- Đã thêm cột note cho đơn hàng</w:t>
+      </w:r>
+    </w:p>
+    <w:p>
+      <w:r>
         <w:t>    payment_method VARCHAR(50) DEFAULT 'COD',</w:t>
       </w:r>
     </w:p>
@@ -1695,7 +1700,7 @@
     </w:p>
     <w:p>
       <w:r>
-        <w:t>-- 6. BẢNG PETS (Hồ sơ thú cưng của khách)</w:t>
+        <w:t>-- 6. BẢNG PETS</w:t>
       </w:r>
     </w:p>
     <w:p>
@@ -1761,7 +1766,7 @@
     <w:p/>
     <w:p>
       <w:r>
-        <w:t>-- 7. BẢNG CART (Lưu giỏ hàng lâu dài)</w:t>
+        <w:t>-- 7. BẢNG CART</w:t>
       </w:r>
     </w:p>
     <w:p>
@@ -1854,7 +1859,7 @@
     </w:p>
     <w:p>
       <w:r>
-        <w:t>-- MÈO CŨ (10 con - ID 101-110)</w:t>
+        <w:t>-- MÈO CŨ</w:t>
       </w:r>
     </w:p>
     <w:p>
@@ -1907,66 +1912,81 @@
         <w:t>(110, 'Mèo Abyssinian', 'cat', 'pet', 'Abyssinian', 'Import', 'baby', 'male', 8000000, 0, 'cats/MeoAbyssinian.jpg', 'Dáng vẻ hoang dã.', 4.7, 6),</w:t>
       </w:r>
     </w:p>
-    <w:p/>
-    <w:p>
-      <w:r>
-        <w:t>-- +10 MÈO MỚI (ID 111-120)</w:t>
-      </w:r>
-    </w:p>
-    <w:p>
-      <w:r>
-        <w:t>(111, 'Mèo Maine Coon', 'cat', 'pet', 'Maine Coon', 'Import', 'baby', 'female', 22000000, 0, 'cats/MeoMaineCoon2.jpg', 'Maine Coon lớn, thông minh, dễ thương, lông dài.', 5, 0),</w:t>
-      </w:r>
-    </w:p>
-    <w:p>
-      <w:r>
-        <w:t>(112, 'Mèo Bengal', 'cat', 'pet', 'Bengal', 'Import', 'baby', 'male', 20000000, 0, 'cats/MeoBengal2.jpg', 'Mèo Bengal vằn da báo, hoạt bát, cá tính.', 4.9, 0),</w:t>
-      </w:r>
-    </w:p>
-    <w:p>
-      <w:r>
-        <w:t>(113, 'Mèo Ragdoll', 'cat', 'pet', 'Ragdoll', 'Import', 'baby', 'female', 18000000, 0, 'cats/MeoRagdoll2.jpg', 'Mèo Ragdoll hiền, thân thiện, phù hợp gia đình.', 5, 0),</w:t>
-      </w:r>
-    </w:p>
-    <w:p>
-      <w:r>
-        <w:t>(114, 'Mèo Siamese', 'cat', 'pet', 'Siamese', 'Yuumi Farm', 'baby', 'female', 3200000, 0, 'cats/MeoSiamese.jpg', 'Mèo Xiêm thông minh, hiền, dễ nuôi.', 4.5, 0),</w:t>
-      </w:r>
-    </w:p>
-    <w:p>
-      <w:r>
-        <w:t>(115, 'Mèo Norwegian Forest', 'cat', 'pet', 'Norwegian Forest', 'Import', 'baby', 'female', 12000000, 0, 'cats/MeoNorwegianForest.jpg', 'Mèo rừng Na Uy lông dài, thân thiện, dễ chăm.', 4.8, 0),</w:t>
-      </w:r>
-    </w:p>
-    <w:p>
-      <w:r>
-        <w:t>(116, 'Mèo American Shorthair', 'cat', 'pet', 'American Shorthair', 'Yuumi Farm', 'baby', 'male', 5000000, 0, 'cats/MeoAmericanShorthair.jpg', 'Mèo ALN Mỹ, dễ nuôi, thân thiện.', 4.6, 0),</w:t>
-      </w:r>
-    </w:p>
-    <w:p>
-      <w:r>
-        <w:t>(117, 'Mèo Scottish Fold)', 'cat', 'pet', 'Scottish Fold', 'Yuumi Farm', 'baby', 'female', 6500000, 0, 'cats/MeoScottishFold2.jpg', 'Mèo tai cụp đáng yêu, hiền.', 4.7, 0),</w:t>
-      </w:r>
-    </w:p>
-    <w:p>
-      <w:r>
-        <w:t>(118, 'Mèo Abyssinian', 'cat', 'pet', 'Abyssinian', 'Import', 'baby', 'male', 8000000, 0, 'cats/MeoAbyssinian2.jpg', 'Mèo Abyssinian năng động, lanh lợi.', 4.5, 0),</w:t>
-      </w:r>
-    </w:p>
-    <w:p>
-      <w:r>
-        <w:t>(119, 'Mèo American Bobtail', 'cat', 'pet', 'American Bobtail', 'Import', 'baby', 'female', 10000000, 0, 'cats/MeoAmericanBobtail.jpg', 'Mèo Bobtail đuôi ngắn, thân thiện, hiếm.', 4.6, 0),</w:t>
-      </w:r>
-    </w:p>
-    <w:p>
-      <w:r>
-        <w:t>(120, 'Mèo Savannah', 'cat', 'pet', 'Savannah', 'Import', 'baby', 'male', 25000000, 0, 'cats/MeoSavannah.jpg', 'Mèo Savannah lai hoang dã, vẻ ngoài độc đáo.', 4.9, 0),</w:t>
-      </w:r>
-    </w:p>
-    <w:p/>
-    <w:p>
-      <w:r>
-        <w:t>-- CHÓ CŨ (10 con - ID 151-160)</w:t>
+    <w:p>
+      <w:r>
+        <w:t>(111, 'Mèo Maine Coon', 'cat', 'pet', 'Maine Coon', 'Import', 'baby', 'female', 22000000, 0, 'cats/MeoMaineCoon2.jpg', 'Maine Coon lớn, thông minh.', 5, 0),</w:t>
+      </w:r>
+    </w:p>
+    <w:p>
+      <w:r>
+        <w:t>(112, 'Mèo Bengal', 'cat', 'pet', 'Bengal', 'Import', 'baby', 'male', 20000000, 0, 'cats/MeoBengal2.jpg', 'Mèo Bengal vằn da báo.', 4.9, 0),</w:t>
+      </w:r>
+    </w:p>
+    <w:p>
+      <w:r>
+        <w:t>(113, 'Mèo Ragdoll', 'cat', 'pet', 'Ragdoll', 'Import', 'baby', 'female', 18000000, 0, 'cats/MeoRagdoll2.jpg', 'Mèo Ragdoll hiền, thân thiện.', 5, 0),</w:t>
+      </w:r>
+    </w:p>
+    <w:p>
+      <w:r>
+        <w:t>(114, 'Mèo Siamese', 'cat', 'pet', 'Siamese', 'Yuumi Farm', 'baby', 'female', 3200000, 0, 'cats/MeoSiamese.jpg', 'Mèo Xiêm thông minh.', 4.5, 0),</w:t>
+      </w:r>
+    </w:p>
+    <w:p>
+      <w:r>
+        <w:t>(115, 'Mèo Norwegian Forest', 'cat', 'pet', 'Norwegian Forest', 'Import', 'baby', 'female', 12000000, 0, 'cats/MeoNorwegianForest.jpg', 'Mèo rừng Na Uy lông dài.', 4.8, 0),</w:t>
+      </w:r>
+    </w:p>
+    <w:p>
+      <w:r>
+        <w:t>(116, 'Mèo American Shorthair', 'cat', 'pet', 'American Shorthair', 'Yuumi Farm', 'baby', 'male', 5000000, 0, 'cats/MeoAmericanShorthair.jpg', 'Mèo ALN Mỹ, dễ nuôi.', 4.6, 0),</w:t>
+      </w:r>
+    </w:p>
+    <w:p>
+      <w:r>
+        <w:t>(117, 'Mèo Scottish Fold)', 'cat', 'pet', 'Scottish Fold', 'Yuumi Farm', 'baby', 'female', 6500000, 0, 'cats/MeoScottishFold2.jpg', 'Mèo tai cụp đáng yêu.', 4.7, 0),</w:t>
+      </w:r>
+    </w:p>
+    <w:p>
+      <w:r>
+        <w:t>(118, 'Mèo Abyssinian', 'cat', 'pet', 'Abyssinian', 'Import', 'baby', 'male', 8000000, 0, 'cats/MeoAbyssinian2.jpg', 'Mèo Abyssinian năng động.', 4.5, 0),</w:t>
+      </w:r>
+    </w:p>
+    <w:p>
+      <w:r>
+        <w:t>(119, 'Mèo American Bobtail', 'cat', 'pet', 'American Bobtail', 'Import', 'baby', 'female', 10000000, 0, 'cats/MeoAmericanBobtail.jpg', 'Mèo Bobtail đuôi ngắn.', 4.6, 0),</w:t>
+      </w:r>
+    </w:p>
+    <w:p>
+      <w:r>
+        <w:t>(120, 'Mèo Savannah', 'cat', 'pet', 'Savannah', 'Import', 'baby', 'male', 25000000, 0, 'cats/MeoSavannah.jpg', 'Mèo Savannah lai hoang dã.', 4.9, 0),</w:t>
+      </w:r>
+    </w:p>
+    <w:p/>
+    <w:p>
+      <w:r>
+        <w:t>-- 3 MÈO MỚI</w:t>
+      </w:r>
+    </w:p>
+    <w:p>
+      <w:r>
+        <w:t>(121, 'Mèo Anh Lông Dài', 'cat', 'pet', 'British Longhair', 'Yuumi Farm', 'baby', 'male', 7500000, 8000000, 'cats/MeoALD.jpg', 'Phiên bản lông dài của ALN, cực sang chảnh.', 5, 5),</w:t>
+      </w:r>
+    </w:p>
+    <w:p>
+      <w:r>
+        <w:t>(122, 'Mèo Exotic', 'cat', 'pet', 'Exotic Shorthair', 'Import', 'baby', 'male', 9000000, 10000000, 'cats/MeoExotic.jpg', 'Mèo Ba Tư lông ngắn, mặt tịt siêu ngố.', 4.8, 2),</w:t>
+      </w:r>
+    </w:p>
+    <w:p>
+      <w:r>
+        <w:t>(123, 'Mèo Nga Mắt Xanh', 'cat', 'pet', 'Russian Blue', 'Import', 'baby', 'female', 11000000, 0, 'cats/MeoRussianBlue.jpg', 'Bộ lông xám xanh đặc trưng, mắt xanh ngọc bích.', 5, 1),</w:t>
+      </w:r>
+    </w:p>
+    <w:p/>
+    <w:p>
+      <w:r>
+        <w:t>-- CHÓ CŨ</w:t>
       </w:r>
     </w:p>
     <w:p>
@@ -2019,66 +2039,76 @@
         <w:t>(160, 'Chó Poodle Tiny', 'dog', 'pet', 'Poodle', 'Yuumi Farm', 'baby', 'female', 8500000, 9000000, 'dogs/ChoPoodleTiny.jpg', 'Siêu nhỏ bỏ túi.', 5, 45),</w:t>
       </w:r>
     </w:p>
-    <w:p/>
-    <w:p>
-      <w:r>
-        <w:t>-- +10 CHÓ MỚI (ID 161-170)</w:t>
-      </w:r>
-    </w:p>
-    <w:p>
-      <w:r>
-        <w:t>(161, 'Chó Labrador Retriever', 'dog', 'pet', 'Labrador', 'Yuumi Farm', 'baby', 'male', 12000000, 0, 'dogs/ChoLabrador.jpg', 'Labrador thân thiện, hiền, phù hợp gia đình, thân thiện với trẻ em.', 5, 0),</w:t>
-      </w:r>
-    </w:p>
-    <w:p>
-      <w:r>
-        <w:t>(162, 'Chó German Shepherd', 'dog', 'pet', 'German Shepherd', 'Yuumi Farm', 'baby', 'male', 13000000, 0, 'dogs/ChoGermanShepherd.jpg', 'Chó Becgie thông minh, trung thành, bảo vệ gia đình tốt.', 4.9, 0),</w:t>
-      </w:r>
-    </w:p>
-    <w:p>
-      <w:r>
-        <w:t>(163, 'Chó French Bulldog', 'dog', 'pet', 'French Bulldog', 'Yuumi Farm', 'baby', 'female', 9000000, 0, 'dogs/ChoFrenchBulldog.jpg', 'Frenchie nhỏ nhắn, thân thiện, sống tốt trong căn hộ.', 4.8, 0),</w:t>
-      </w:r>
-    </w:p>
-    <w:p>
-      <w:r>
-        <w:t>(164, 'Chó Dachshund', 'dog', 'pet', 'Dachshund', 'Yuumi Farm', 'baby', 'female', 5500000, 0, 'dogs/ChoDachshund.jpg', 'Chó Lạp xưởng chân ngắn, thân thiện, dễ nuôi.', 4.5, 0),</w:t>
-      </w:r>
-    </w:p>
-    <w:p>
-      <w:r>
-        <w:t>(165, 'Chó Husky', 'dog', 'pet', 'Husky', 'Import', 'baby', 'male', 14000000, 0, 'dogs/ChoHusky.jpg', 'Husky năng động, ngoại hình đẹp, thích vận động.', 4.7, 0),</w:t>
-      </w:r>
-    </w:p>
-    <w:p>
-      <w:r>
-        <w:t>(166, 'Chó Samoyed', 'dog', 'pet', 'Samoyed', 'Import', 'baby', 'female', 15000000, 0, 'dogs/ChoSamoyed.jpg', 'Samoyed thân thiện, lông trắng, đáng yêu.', 4.8, 0),</w:t>
-      </w:r>
-    </w:p>
-    <w:p>
-      <w:r>
-        <w:t>(167, 'Chó Beagle', 'dog', 'pet', 'Beagle', 'Yuumi Farm', 'baby', 'male', 7000000, 0, 'dogs/ChoBeagle2.jpg', 'Beagle dễ thương, năng động, dễ huấn luyện.', 4.6, 0),</w:t>
-      </w:r>
-    </w:p>
-    <w:p>
-      <w:r>
-        <w:t>(168, 'Chó Pitbull', 'dog', 'pet', 'Pitbull', 'Import', 'baby', 'male', 16000000, 0, 'dogs/ChoPitbull.jpg', 'Pitbull mạnh mẽ, cảnh giác, phù hợp người muốn chó bảo vệ.', 4.4, 0),</w:t>
-      </w:r>
-    </w:p>
-    <w:p>
-      <w:r>
-        <w:t>(169, 'Chó Phú Quốc', 'dog', 'pet', 'PhuQuoc', 'Yuumi Farm', 'adult', 'male', 6000000, 0, 'dogs/ChoPhuQuoc.jpg', 'Chó cỏ Việt Nam, dễ nuôi, trung thành.', 4.3, 0),</w:t>
-      </w:r>
-    </w:p>
-    <w:p>
-      <w:r>
-        <w:t>(170, 'Chó Boxer', 'dog', 'pet', 'Boxer', 'Import', 'baby', 'female', 11000000, 0, 'dogs/ChoBoxer.jpg', 'Boxer khỏe mạnh, hoạt bát, thân thiện với gia đình.', 4.7, 0),</w:t>
-      </w:r>
-    </w:p>
-    <w:p/>
-    <w:p>
-      <w:r>
-        <w:t>-- 3. INSERT SẢN PHẨM: THỨC ĂN &amp; PHỤ KIỆN (2xx)</w:t>
+    <w:p>
+      <w:r>
+        <w:t>(161, 'Chó Labrador Retriever', 'dog', 'pet', 'Labrador', 'Yuumi Farm', 'baby', 'male', 12000000, 0, 'dogs/ChoLabrador.jpg', 'Labrador thân thiện.', 5, 0),</w:t>
+      </w:r>
+    </w:p>
+    <w:p>
+      <w:r>
+        <w:t>(162, 'Chó German Shepherd', 'dog', 'pet', 'German Shepherd', 'Yuumi Farm', 'baby', 'male', 13000000, 0, 'dogs/ChoGermanShepherd.jpg', 'Chó Becgie thông minh.', 4.9, 0),</w:t>
+      </w:r>
+    </w:p>
+    <w:p>
+      <w:r>
+        <w:t>(163, 'Chó French Bulldog', 'dog', 'pet', 'French Bulldog', 'Yuumi Farm', 'baby', 'female', 9000000, 0, 'dogs/ChoFrenchBulldog.jpg', 'Frenchie nhỏ nhắn.', 4.8, 0),</w:t>
+      </w:r>
+    </w:p>
+    <w:p>
+      <w:r>
+        <w:t>(164, 'Chó Dachshund', 'dog', 'pet', 'Dachshund', 'Yuumi Farm', 'baby', 'female', 5500000, 0, 'dogs/ChoDachshund.jpg', 'Chó Lạp xưởng chân ngắn.', 4.5, 0),</w:t>
+      </w:r>
+    </w:p>
+    <w:p>
+      <w:r>
+        <w:t>(165, 'Chó Husky', 'dog', 'pet', 'Husky', 'Import', 'baby', 'male', 14000000, 0, 'dogs/ChoHusky.jpg', 'Husky năng động.', 4.7, 0),</w:t>
+      </w:r>
+    </w:p>
+    <w:p>
+      <w:r>
+        <w:t>(166, 'Chó Samoyed', 'dog', 'pet', 'Samoyed', 'Import', 'baby', 'female', 15000000, 0, 'dogs/ChoSamoyed.jpg', 'Samoyed thân thiện.', 4.8, 0),</w:t>
+      </w:r>
+    </w:p>
+    <w:p>
+      <w:r>
+        <w:t>(167, 'Chó Beagle', 'dog', 'pet', 'Beagle', 'Yuumi Farm', 'baby', 'male', 7000000, 0, 'dogs/ChoBeagle2.jpg', 'Beagle dễ thương.', 4.6, 0),</w:t>
+      </w:r>
+    </w:p>
+    <w:p>
+      <w:r>
+        <w:t>(168, 'Chó Pitbull', 'dog', 'pet', 'Pitbull', 'Import', 'baby', 'male', 16000000, 0, 'dogs/ChoPitbull.jpg', 'Pitbull mạnh mẽ.', 4.4, 0),</w:t>
+      </w:r>
+    </w:p>
+    <w:p>
+      <w:r>
+        <w:t>(169, 'Chó Phú Quốc', 'dog', 'pet', 'PhuQuoc', 'Yuumi Farm', 'adult', 'male', 6000000, 0, 'dogs/ChoPhuQuoc.jpg', 'Chó cỏ Việt Nam.', 4.3, 0),</w:t>
+      </w:r>
+    </w:p>
+    <w:p>
+      <w:r>
+        <w:t>(170, 'Chó Boxer', 'dog', 'pet', 'Boxer', 'Import', 'baby', 'female', 11000000, 0, 'dogs/ChoBoxer.jpg', 'Boxer khỏe mạnh.', 4.7, 0),</w:t>
+      </w:r>
+    </w:p>
+    <w:p/>
+    <w:p>
+      <w:r>
+        <w:t>-- 2 CHÓ MỚI</w:t>
+      </w:r>
+    </w:p>
+    <w:p>
+      <w:r>
+        <w:t>(171, 'Chó Golden Retriever', 'dog', 'pet', 'Golden', 'Import', 'baby', 'male', 12500000, 14000000, 'dogs/ChoGolden.jpg', 'Giống chó gia đình số 1 thế giới, cực hiền lành.', 5, 10),</w:t>
+      </w:r>
+    </w:p>
+    <w:p>
+      <w:r>
+        <w:t>(172, 'Chó Phốc Sóc', 'dog', 'pet', 'Pomeranian', 'Yuumi Farm', 'baby', 'female', 6500000, 7000000, 'dogs/ChoPhocSoc.jpg', 'Cục bông di động, nhỏ nhắn xinh xắn.', 4.9, 15),</w:t>
+      </w:r>
+    </w:p>
+    <w:p/>
+    <w:p>
+      <w:r>
+        <w:t>-- 3. SẢN PHẨM CŨ (GIỮ NGUYÊN)</w:t>
       </w:r>
     </w:p>
     <w:p>
@@ -2114,17 +2144,17 @@
     <w:p/>
     <w:p>
       <w:r>
-        <w:t>-- PHỤ KIỆN &amp; VỆ SINH (3xx)</w:t>
-      </w:r>
-    </w:p>
-    <w:p>
-      <w:r>
-        <w:t>(301, 'Cát Vệ Sinh Nhật Bản 5L', 'cat', 'accessory', 'hygiene', 'OEM', 'all', 'unisex', 60000, 80000, 'health/cat_litter.jpg', 'Khử mùi tốt.', 4.9, 2000),</w:t>
-      </w:r>
-    </w:p>
-    <w:p>
-      <w:r>
-        <w:t>(302, 'Sữa Tắm SOS Cho Chó', 'dog', 'accessory', 'hygiene', 'SOS', 'all', 'unisex', 120000, 0, 'health/shampoo_sos.jpg', 'Lưu hương lâu.', 4.7, 150),</w:t>
+        <w:t>-- SẢN PHẨM CŨ (ĐÃ FIX CATEGORY SANG HEALTH CHO Y TẾ)</w:t>
+      </w:r>
+    </w:p>
+    <w:p>
+      <w:r>
+        <w:t>(301, 'Cát Vệ Sinh Nhật Bản 5L', 'cat', 'health', 'hygiene', 'OEM', 'all', 'unisex', 60000, 80000, 'health/cat_litter.jpg', 'Khử mùi tốt.', 4.9, 2000),</w:t>
+      </w:r>
+    </w:p>
+    <w:p>
+      <w:r>
+        <w:t>(302, 'Sữa Tắm SOS Cho Chó', 'dog', 'health', 'hygiene', 'SOS', 'all', 'unisex', 120000, 0, 'health/shampoo_sos.jpg', 'Lưu hương lâu.', 4.7, 150),</w:t>
       </w:r>
     </w:p>
     <w:p>
@@ -2144,7 +2174,63 @@
     </w:p>
     <w:p>
       <w:r>
-        <w:t>(306, 'Xương Gặm Sạch Răng', 'dog', 'food', 'treat', 'Goodies', 'all', 'unisex', 30000, 0, 'toy/treat_bone.jpg', 'Làm sạch răng.', 4.6, 300);</w:t>
+        <w:t>(306, 'Xương Gặm Sạch Răng', 'dog', 'food', 'treat', 'Goodies', 'all', 'unisex', 30000, 0, 'toy/treat_bone.jpg', 'Làm sạch răng.', 4.6, 300),</w:t>
+      </w:r>
+    </w:p>
+    <w:p/>
+    <w:p>
+      <w:r>
+        <w:t>-- 10 SẢN PHẨM MỚI (ACCESSORY, TOY, FOOD)</w:t>
+      </w:r>
+    </w:p>
+    <w:p>
+      <w:r>
+        <w:t>(307, 'Pate Nekko Jelly', 'cat', 'food', 'wet', 'Nekko', 'all', 'unisex', 18000, 20000, 'food/pate_nekko.jpg', 'Pate Thái Lan vị cá ngừ, nhiều vị lựa chọn.', 5, 100),</w:t>
+      </w:r>
+    </w:p>
+    <w:p>
+      <w:r>
+        <w:t>(308, 'Hạt Zenith Soft Dog Food', 'dog', 'food', 'dry', 'Zenith', 'all', 'unisex', 180000, 200000, 'food/hat_zenith.jpg', 'Hạt mềm cho chó kén ăn hoặc răng yếu.', 4.8, 50),</w:t>
+      </w:r>
+    </w:p>
+    <w:p>
+      <w:r>
+        <w:t>(309, 'Súp Thưởng Ciao Churu', 'cat', 'food', 'treat', 'Ciao', 'all', 'unisex', 55000, 0, 'food/soup_ciao.jpg', 'Món ăn vặt thần thánh cho mèo.', 5, 500),</w:t>
+      </w:r>
+    </w:p>
+    <w:p>
+      <w:r>
+        <w:t>(310, 'Banh Cao Su Kêu Chíp Chíp', 'dog', 'toy', 'toy', 'OEM', 'all', 'unisex', 35000, 0, 'toy/banh_cao_su.jpg', 'Đồ chơi giúp chó giải trí, giảm stress.', 4.5, 80),</w:t>
+      </w:r>
+    </w:p>
+    <w:p>
+      <w:r>
+        <w:t>(311, 'Chuột Giả Có Dây Cót', 'cat', 'toy', 'toy', 'OEM', 'all', 'unisex', 20000, 0, 'toy/chuot_gia.jpg', 'Đồ chơi rượt đuổi cho mèo năng động.', 4.2, 60),</w:t>
+      </w:r>
+    </w:p>
+    <w:p>
+      <w:r>
+        <w:t>(312, 'Dây Dắt Chó Đi Dạo', 'dog', 'accessory', 'walking', 'OEM', 'all', 'unisex', 85000, 100000, 'accessory/day_dat_cho.jpg', 'Dây dắt bền đẹp, kèm đai ngực.', 4.7, 40),</w:t>
+      </w:r>
+    </w:p>
+    <w:p>
+      <w:r>
+        <w:t>(313, 'Bát Ăn Chống Gù', 'cat', 'accessory', 'feeding', 'OEM', 'all', 'unisex', 120000, 150000, 'accessory/bat_an_chong_gu.jpg', 'Bát ăn nghiêng giúp bảo vệ cột sống mèo.', 5, 30),</w:t>
+      </w:r>
+    </w:p>
+    <w:p>
+      <w:r>
+        <w:t>(314, 'Nệm Tròn Lông Mịn', 'all', 'accessory', 'bedding', 'OEM', 'all', 'unisex', 250000, 300000, 'accessory/nem_tron.jpg', 'Nệm êm ái cho chó mèo ngủ ngon.', 4.9, 25),</w:t>
+      </w:r>
+    </w:p>
+    <w:p>
+      <w:r>
+        <w:t>(315, 'Bàn Cào Móng Carton', 'cat', 'toy', 'scratching', 'OEM', 'all', 'unisex', 45000, 0, 'toy/ban_cao_mong.jpg', 'Giúp mèo mài móng, bảo vệ sofa.', 4.6, 120),</w:t>
+      </w:r>
+    </w:p>
+    <w:p>
+      <w:r>
+        <w:t>(316, 'Balo Phi Hành Gia', 'cat', 'accessory', 'carrier', 'OEM', 'all', 'unisex', 350000, 400000, 'accessory/balo_phi_hanh_gia.jpg', 'Balo vận chuyển chó mèo tiện lợi.', 4.8, 15);</w:t>
       </w:r>
     </w:p>
     <w:p>
@@ -11829,27 +11915,89 @@
     </w:p>
     <w:p>
       <w:r>
+        <w:t>&lt;?php include 'includes/header.php'; ?&gt;</w:t>
+      </w:r>
+    </w:p>
+    <w:p/>
+    <w:p>
+      <w:r>
         <w:t>&lt;?php</w:t>
       </w:r>
     </w:p>
     <w:p>
       <w:r>
-        <w:t>require_once '../includes/db.php';</w:t>
-      </w:r>
-    </w:p>
-    <w:p>
-      <w:r>
-        <w:t>// Check quyền Admin</w:t>
-      </w:r>
-    </w:p>
-    <w:p>
-      <w:r>
-        <w:t>if (!isset($_SESSION['user_role']) || $_SESSION['user_role'] !== 'admin') {</w:t>
-      </w:r>
-    </w:p>
-    <w:p>
-      <w:r>
-        <w:t>    die("Cấm truy cập! &lt;a href='../index.php'&gt;Về trang chủ&lt;/a&gt;");</w:t>
+        <w:t>// --- LOGIC XỬ LÝ DỮ LIỆU ---</w:t>
+      </w:r>
+    </w:p>
+    <w:p>
+      <w:r>
+        <w:t>$where = "WHERE 1=1";</w:t>
+      </w:r>
+    </w:p>
+    <w:p>
+      <w:r>
+        <w:t>$params = [];</w:t>
+      </w:r>
+    </w:p>
+    <w:p/>
+    <w:p>
+      <w:r>
+        <w:t>// 1. Xác định Mode: Xem Thú Cưng hay Xem Hàng Hóa?</w:t>
+      </w:r>
+    </w:p>
+    <w:p>
+      <w:r>
+        <w:t>$is_pet_page = false;</w:t>
+      </w:r>
+    </w:p>
+    <w:p>
+      <w:r>
+        <w:t>if (isset($_GET['category']) &amp;&amp; $_GET['category'] == 'pet') {</w:t>
+      </w:r>
+    </w:p>
+    <w:p>
+      <w:r>
+        <w:t>    $is_pet_page = true;</w:t>
+      </w:r>
+    </w:p>
+    <w:p>
+      <w:r>
+        <w:t>    $where .= " AND category = 'pet'";</w:t>
+      </w:r>
+    </w:p>
+    <w:p>
+      <w:r>
+        <w:t>} elseif (isset($_GET['category']) &amp;&amp; $_GET['category'] == 'supplies') {</w:t>
+      </w:r>
+    </w:p>
+    <w:p>
+      <w:r>
+        <w:t>    // Supplies nghĩa là tất cả trừ pet</w:t>
+      </w:r>
+    </w:p>
+    <w:p>
+      <w:r>
+        <w:t>    $where .= " AND category != 'pet'";</w:t>
+      </w:r>
+    </w:p>
+    <w:p>
+      <w:r>
+        <w:t>} elseif (isset($_GET['category'])) {</w:t>
+      </w:r>
+    </w:p>
+    <w:p>
+      <w:r>
+        <w:t>    // Chọn danh mục cụ thể (food, accessory, health...)</w:t>
+      </w:r>
+    </w:p>
+    <w:p>
+      <w:r>
+        <w:t>    $where .= " AND category = ?";</w:t>
+      </w:r>
+    </w:p>
+    <w:p>
+      <w:r>
+        <w:t>    $params[] = $_GET['category'];</w:t>
       </w:r>
     </w:p>
     <w:p>
@@ -11860,149 +12008,22 @@
     <w:p/>
     <w:p>
       <w:r>
-        <w:t>// --- HÀM TẠO SLUG (CHUYỂN TIẾNG VIỆT SANG KHÔNG DẤU) ---</w:t>
-      </w:r>
-    </w:p>
-    <w:p>
-      <w:r>
-        <w:rPr>
-          <w:i/>
-          <w:iCs/>
-        </w:rPr>
-        <w:t>function</w:t>
-      </w:r>
-      <w:r>
-        <w:t xml:space="preserve"> create_slug($string) {</w:t>
-      </w:r>
-    </w:p>
-    <w:p>
-      <w:r>
-        <w:t>    $search = array(</w:t>
-      </w:r>
-    </w:p>
-    <w:p>
-      <w:r>
-        <w:t>        '#(à|á|ạ|ả|ã|â|ầ|ấ|ậ|ẩ|ẫ|ă|ằ|ắ|ặ|ẳ|ẵ)#',</w:t>
-      </w:r>
-    </w:p>
-    <w:p>
-      <w:r>
-        <w:t>        '#(è|é|ẹ|ẻ|ẽ|ê|ề|ế|ệ|ể|ễ)#',</w:t>
-      </w:r>
-    </w:p>
-    <w:p>
-      <w:r>
-        <w:t>        '#(ì|í|ị|ỉ|ĩ)#',</w:t>
-      </w:r>
-    </w:p>
-    <w:p>
-      <w:r>
-        <w:t>        '#(ò|ó|ọ|ỏ|õ|ô|ồ|ố|ộ|ổ|ỗ|ơ|ờ|ớ|ợ|ở|ỡ)#',</w:t>
-      </w:r>
-    </w:p>
-    <w:p>
-      <w:r>
-        <w:t>        '#(ù|ú|ụ|ủ|ũ|ư|ừ|ứ|ự|ử|ữ)#',</w:t>
-      </w:r>
-    </w:p>
-    <w:p>
-      <w:r>
-        <w:t>        '#(ỳ|ý|ỵ|ỷ|ỹ)#',</w:t>
-      </w:r>
-    </w:p>
-    <w:p>
-      <w:r>
-        <w:t>        '#(đ)#',</w:t>
-      </w:r>
-    </w:p>
-    <w:p>
-      <w:r>
-        <w:t>        '#(À|Á|Ạ|Ả|Ã|Â|Ầ|Ấ|Ậ|Ẩ|Ẫ|Ă|Ằ|Ắ|Ặ|Ẳ|Ẵ)#',</w:t>
-      </w:r>
-    </w:p>
-    <w:p>
-      <w:r>
-        <w:t>        '#(È|É|Ẹ|Ẻ|Ẽ|Ê|Ề|Ế|Ệ|Ể|Ễ)#',</w:t>
-      </w:r>
-    </w:p>
-    <w:p>
-      <w:r>
-        <w:t>        '#(Ì|Í|Ị|Ỉ|Ĩ)#',</w:t>
-      </w:r>
-    </w:p>
-    <w:p>
-      <w:r>
-        <w:t>        '#(Ò|Ó|Ọ|Ỏ|Õ|Ô|Ồ|Ố|Ộ|Ổ|Ỗ|Ơ|Ờ|Ớ|Ợ|Ở|Ỡ)#',</w:t>
-      </w:r>
-    </w:p>
-    <w:p>
-      <w:r>
-        <w:t>        '#(Ù|Ú|Ụ|Ủ|Ũ|Ư|Ừ|Ứ|Ự|Ử|Ữ)#',</w:t>
-      </w:r>
-    </w:p>
-    <w:p>
-      <w:r>
-        <w:t>        '#(Ỳ|Ý|Ỵ|Ỷ|Ỹ)#',</w:t>
-      </w:r>
-    </w:p>
-    <w:p>
-      <w:r>
-        <w:t>        '#(Đ)#',</w:t>
-      </w:r>
-    </w:p>
-    <w:p>
-      <w:r>
-        <w:t>        "/[^a-zA-Z0-9\-\_]/",</w:t>
-      </w:r>
-    </w:p>
-    <w:p>
-      <w:r>
-        <w:t>    );</w:t>
-      </w:r>
-    </w:p>
-    <w:p>
-      <w:r>
-        <w:t>    $replace = array(</w:t>
-      </w:r>
-    </w:p>
-    <w:p>
-      <w:r>
-        <w:t>        'a', 'e', 'i', 'o', 'u', 'y', 'd',</w:t>
-      </w:r>
-    </w:p>
-    <w:p>
-      <w:r>
-        <w:t>        'A', 'E', 'I', 'O', 'U', 'Y', 'D',</w:t>
-      </w:r>
-    </w:p>
-    <w:p>
-      <w:r>
-        <w:t>        '-',</w:t>
-      </w:r>
-    </w:p>
-    <w:p>
-      <w:r>
-        <w:t>    );</w:t>
-      </w:r>
-    </w:p>
-    <w:p>
-      <w:r>
-        <w:t>    $string = preg_replace($search, $replace, $string);</w:t>
-      </w:r>
-    </w:p>
-    <w:p>
-      <w:r>
-        <w:t>    $string = preg_replace('/(-)+/', '-', $string);</w:t>
-      </w:r>
-    </w:p>
-    <w:p>
-      <w:r>
-        <w:t>    $string = strtolower($string);</w:t>
-      </w:r>
-    </w:p>
-    <w:p>
-      <w:r>
-        <w:t>    return $string;</w:t>
+        <w:t>// 2. Bộ lọc chung (Tìm kiếm)</w:t>
+      </w:r>
+    </w:p>
+    <w:p>
+      <w:r>
+        <w:t>if (!empty($_GET['q'])) {</w:t>
+      </w:r>
+    </w:p>
+    <w:p>
+      <w:r>
+        <w:t>    $where .= " AND name LIKE ?";</w:t>
+      </w:r>
+    </w:p>
+    <w:p>
+      <w:r>
+        <w:t>    $params[] = "%" . $_GET['q'] . "%";</w:t>
       </w:r>
     </w:p>
     <w:p>
@@ -12013,159 +12034,337 @@
     <w:p/>
     <w:p>
       <w:r>
-        <w:t>// Xử lý thêm sản phẩm</w:t>
-      </w:r>
-    </w:p>
-    <w:p>
-      <w:r>
-        <w:t>if ($_SERVER['REQUEST_METHOD'] == 'POST' &amp;&amp; isset($_POST['add_product'])) {</w:t>
-      </w:r>
-    </w:p>
-    <w:p>
-      <w:r>
-        <w:t>    $name = $_POST['name'];</w:t>
-      </w:r>
-    </w:p>
-    <w:p>
-      <w:r>
-        <w:t>    $species = $_POST['species'];</w:t>
-      </w:r>
-    </w:p>
-    <w:p>
-      <w:r>
-        <w:t>    $category = $_POST['category'];</w:t>
-      </w:r>
-    </w:p>
-    <w:p>
-      <w:r>
-        <w:t>    $gender = $_POST['gender'];</w:t>
-      </w:r>
-    </w:p>
-    <w:p>
-      <w:r>
-        <w:t>    $price = $_POST['price'];</w:t>
-      </w:r>
-    </w:p>
-    <w:p>
-      <w:r>
-        <w:t>    $rating = $_POST['rating'];</w:t>
-      </w:r>
-    </w:p>
-    <w:p>
-      <w:r>
-        <w:t>    $description = $_POST['description'];</w:t>
-      </w:r>
-    </w:p>
-    <w:p/>
-    <w:p>
-      <w:r>
-        <w:t>    // --- XỬ LÝ UPLOAD ẢNH ---</w:t>
-      </w:r>
-    </w:p>
-    <w:p>
-      <w:r>
-        <w:t>    $image_path = "default.jpg";</w:t>
-      </w:r>
-    </w:p>
-    <w:p>
-      <w:r>
-        <w:t>    if (isset($_FILES['image']) &amp;&amp; $_FILES['image']['error'] == 0) {</w:t>
-      </w:r>
-    </w:p>
-    <w:p>
-      <w:r>
-        <w:t>        $allowed = ['jpg', 'jpeg', 'png', 'gif', 'webp'];</w:t>
-      </w:r>
-    </w:p>
-    <w:p>
-      <w:r>
-        <w:t>        $filename = $_FILES['image']['name'];</w:t>
-      </w:r>
-    </w:p>
-    <w:p>
-      <w:r>
-        <w:t>        $ext = strtolower(pathinfo($filename, PATHINFO_EXTENSION));</w:t>
-      </w:r>
-    </w:p>
-    <w:p/>
-    <w:p>
-      <w:r>
-        <w:t>        if (in_array($ext, $allowed)) {</w:t>
-      </w:r>
-    </w:p>
-    <w:p>
-      <w:r>
-        <w:t>            // Xác định folder</w:t>
-      </w:r>
-    </w:p>
-    <w:p>
-      <w:r>
-        <w:t>            $sub_folder = "others/";</w:t>
-      </w:r>
-    </w:p>
-    <w:p>
-      <w:r>
-        <w:t>            if ($category == 'pet') {</w:t>
-      </w:r>
-    </w:p>
-    <w:p>
-      <w:r>
-        <w:t>                if ($species == 'dog') $sub_folder = "dogs/";</w:t>
-      </w:r>
-    </w:p>
-    <w:p>
-      <w:r>
-        <w:t>                elseif ($species == 'cat') $sub_folder = "cats/";</w:t>
-      </w:r>
-    </w:p>
-    <w:p>
-      <w:r>
-        <w:t>                else $sub_folder = "pets/";</w:t>
-      </w:r>
-    </w:p>
-    <w:p>
-      <w:r>
-        <w:t>            } elseif ($category == 'food') {</w:t>
-      </w:r>
-    </w:p>
-    <w:p>
-      <w:r>
-        <w:t>                $sub_folder = "food/";</w:t>
-      </w:r>
-    </w:p>
-    <w:p>
-      <w:r>
-        <w:t>            } elseif ($category == 'accessory') {</w:t>
-      </w:r>
-    </w:p>
-    <w:p>
-      <w:r>
-        <w:t>                $sub_folder = "accessory/";</w:t>
-      </w:r>
-    </w:p>
-    <w:p>
-      <w:r>
-        <w:t>            } elseif ($category == 'toy') {</w:t>
-      </w:r>
-    </w:p>
-    <w:p>
-      <w:r>
-        <w:t>                $sub_folder = "toy/";</w:t>
-      </w:r>
-    </w:p>
-    <w:p>
-      <w:r>
-        <w:t>            } elseif ($category == 'health') {</w:t>
-      </w:r>
-    </w:p>
-    <w:p>
-      <w:r>
-        <w:t>                $sub_folder = "health/";</w:t>
-      </w:r>
-    </w:p>
-    <w:p>
-      <w:r>
-        <w:t>            }</w:t>
+        <w:t>// 3. Bộ lọc riêng cho Thú Cưng</w:t>
+      </w:r>
+    </w:p>
+    <w:p>
+      <w:r>
+        <w:t>if ($is_pet_page) {</w:t>
+      </w:r>
+    </w:p>
+    <w:p>
+      <w:r>
+        <w:t>    if (!empty($_GET['species'])) {</w:t>
+      </w:r>
+    </w:p>
+    <w:p>
+      <w:r>
+        <w:t>        $where .= " AND species = ?";</w:t>
+      </w:r>
+    </w:p>
+    <w:p>
+      <w:r>
+        <w:t>        $params[] = $_GET['species'];</w:t>
+      </w:r>
+    </w:p>
+    <w:p>
+      <w:r>
+        <w:t>    }</w:t>
+      </w:r>
+    </w:p>
+    <w:p>
+      <w:r>
+        <w:t>    if (!empty($_GET['gender'])) {</w:t>
+      </w:r>
+    </w:p>
+    <w:p>
+      <w:r>
+        <w:t>        $where .= " AND gender = ?";</w:t>
+      </w:r>
+    </w:p>
+    <w:p>
+      <w:r>
+        <w:t>        $params[] = $_GET['gender'];</w:t>
+      </w:r>
+    </w:p>
+    <w:p>
+      <w:r>
+        <w:t>    }</w:t>
+      </w:r>
+    </w:p>
+    <w:p>
+      <w:r>
+        <w:t>    if (!empty($_GET['age_group'])) {</w:t>
+      </w:r>
+    </w:p>
+    <w:p>
+      <w:r>
+        <w:t>        $where .= " AND age_group = ?";</w:t>
+      </w:r>
+    </w:p>
+    <w:p>
+      <w:r>
+        <w:t>        $params[] = $_GET['age_group'];</w:t>
+      </w:r>
+    </w:p>
+    <w:p>
+      <w:r>
+        <w:t>    }</w:t>
+      </w:r>
+    </w:p>
+    <w:p>
+      <w:r>
+        <w:t xml:space="preserve">} </w:t>
+      </w:r>
+    </w:p>
+    <w:p>
+      <w:r>
+        <w:t>// 4. Bộ lọc riêng cho Hàng Hóa</w:t>
+      </w:r>
+    </w:p>
+    <w:p>
+      <w:r>
+        <w:t>else {</w:t>
+      </w:r>
+    </w:p>
+    <w:p>
+      <w:r>
+        <w:t>    if (!empty($_GET['species']) &amp;&amp; $_GET['species'] != 'all') {</w:t>
+      </w:r>
+    </w:p>
+    <w:p>
+      <w:r>
+        <w:t xml:space="preserve">        $where .= " AND (species = ? OR species = 'all')"; </w:t>
+      </w:r>
+    </w:p>
+    <w:p>
+      <w:r>
+        <w:t>        $params[] = $_GET['species'];</w:t>
+      </w:r>
+    </w:p>
+    <w:p>
+      <w:r>
+        <w:t>    }</w:t>
+      </w:r>
+    </w:p>
+    <w:p>
+      <w:r>
+        <w:t>    if (!empty($_GET['brand'])) {</w:t>
+      </w:r>
+    </w:p>
+    <w:p>
+      <w:r>
+        <w:t>        $where .= " AND brand = ?";</w:t>
+      </w:r>
+    </w:p>
+    <w:p>
+      <w:r>
+        <w:t>        $params[] = $_GET['brand'];</w:t>
+      </w:r>
+    </w:p>
+    <w:p>
+      <w:r>
+        <w:t>    }</w:t>
+      </w:r>
+    </w:p>
+    <w:p>
+      <w:r>
+        <w:t>}</w:t>
+      </w:r>
+    </w:p>
+    <w:p/>
+    <w:p>
+      <w:r>
+        <w:t>// 5. Lọc giá (Chung)</w:t>
+      </w:r>
+    </w:p>
+    <w:p>
+      <w:r>
+        <w:t>if (!empty($_GET['price_range'])) {</w:t>
+      </w:r>
+    </w:p>
+    <w:p>
+      <w:r>
+        <w:t>    $range = explode('-', $_GET['price_range']);</w:t>
+      </w:r>
+    </w:p>
+    <w:p>
+      <w:r>
+        <w:t>    if(count($range) == 2) {</w:t>
+      </w:r>
+    </w:p>
+    <w:p>
+      <w:r>
+        <w:t>        $where .= " AND price BETWEEN ? AND ?";</w:t>
+      </w:r>
+    </w:p>
+    <w:p>
+      <w:r>
+        <w:t>        $params[] = $range[0];</w:t>
+      </w:r>
+    </w:p>
+    <w:p>
+      <w:r>
+        <w:t>        $params[] = $range[1];</w:t>
+      </w:r>
+    </w:p>
+    <w:p>
+      <w:r>
+        <w:t>    }</w:t>
+      </w:r>
+    </w:p>
+    <w:p>
+      <w:r>
+        <w:t>}</w:t>
+      </w:r>
+    </w:p>
+    <w:p/>
+    <w:p>
+      <w:r>
+        <w:t>// 6. Sắp xếp</w:t>
+      </w:r>
+    </w:p>
+    <w:p>
+      <w:r>
+        <w:t>$order_by = "ORDER BY id DESC";</w:t>
+      </w:r>
+    </w:p>
+    <w:p>
+      <w:r>
+        <w:t>if (isset($_GET['sort'])) {</w:t>
+      </w:r>
+    </w:p>
+    <w:p>
+      <w:r>
+        <w:t>    switch ($_GET['sort']) {</w:t>
+      </w:r>
+    </w:p>
+    <w:p>
+      <w:r>
+        <w:t>        case 'price_asc': $order_by = "ORDER BY price ASC"; break;</w:t>
+      </w:r>
+    </w:p>
+    <w:p>
+      <w:r>
+        <w:t>        case 'price_desc': $order_by = "ORDER BY price DESC"; break;</w:t>
+      </w:r>
+    </w:p>
+    <w:p>
+      <w:r>
+        <w:t>    }</w:t>
+      </w:r>
+    </w:p>
+    <w:p>
+      <w:r>
+        <w:t>}</w:t>
+      </w:r>
+    </w:p>
+    <w:p/>
+    <w:p>
+      <w:r>
+        <w:t>// Query</w:t>
+      </w:r>
+    </w:p>
+    <w:p>
+      <w:r>
+        <w:t>$sql = "SELECT * FROM products $where $order_by";</w:t>
+      </w:r>
+    </w:p>
+    <w:p>
+      <w:r>
+        <w:t>$stmt = $conn-&gt;prepare($sql);</w:t>
+      </w:r>
+    </w:p>
+    <w:p>
+      <w:r>
+        <w:t>$stmt-&gt;execute($params);</w:t>
+      </w:r>
+    </w:p>
+    <w:p>
+      <w:r>
+        <w:t>$products = $stmt-&gt;fetchAll(</w:t>
+      </w:r>
+      <w:r>
+        <w:rPr>
+          <w:i/>
+          <w:iCs/>
+        </w:rPr>
+        <w:t>PDO</w:t>
+      </w:r>
+      <w:r>
+        <w:t>::FETCH_ASSOC);</w:t>
+      </w:r>
+    </w:p>
+    <w:p>
+      <w:r>
+        <w:t>?&gt;</w:t>
+      </w:r>
+    </w:p>
+    <w:p/>
+    <w:p>
+      <w:r>
+        <w:t>&lt;div style="background: #f4fcf7; padding: 30px 0; text-align: center; border-bottom: 1px solid #e1e1e1;"&gt;</w:t>
+      </w:r>
+    </w:p>
+    <w:p>
+      <w:r>
+        <w:t>    &lt;h1 style="color: #2c3e50; font-size: 28px;"&gt;</w:t>
+      </w:r>
+    </w:p>
+    <w:p>
+      <w:r>
+        <w:t xml:space="preserve">        &lt;?php </w:t>
+      </w:r>
+    </w:p>
+    <w:p>
+      <w:r>
+        <w:t xml:space="preserve">            if($is_pet_page) echo "Tìm kiếm Thú Cưng"; </w:t>
+      </w:r>
+    </w:p>
+    <w:p>
+      <w:r>
+        <w:t>            elseif(isset($_GET['category']) &amp;&amp; $_GET['category']=='health') echo "Y Tế &amp; Sức Khỏe"; // Title cho Y tế</w:t>
+      </w:r>
+    </w:p>
+    <w:p>
+      <w:r>
+        <w:t>            elseif(isset($_GET['category']) &amp;&amp; $_GET['category']=='food') echo "Thức Ăn Dinh Dưỡng";</w:t>
+      </w:r>
+    </w:p>
+    <w:p>
+      <w:r>
+        <w:t>            elseif(isset($_GET['category']) &amp;&amp; $_GET['category']=='accessory') echo "Phụ Kiện &amp; Đồ Chơi";</w:t>
+      </w:r>
+    </w:p>
+    <w:p>
+      <w:r>
+        <w:t>            else echo "Cửa Hàng Yuumi";</w:t>
+      </w:r>
+    </w:p>
+    <w:p>
+      <w:r>
+        <w:t>        ?&gt;</w:t>
+      </w:r>
+    </w:p>
+    <w:p>
+      <w:r>
+        <w:t>    &lt;/h1&gt;</w:t>
+      </w:r>
+    </w:p>
+    <w:p>
+      <w:r>
+        <w:t>    &lt;p&gt;Tìm thấy &lt;?= count($products) ?&gt; kết quả&lt;/p&gt;</w:t>
+      </w:r>
+    </w:p>
+    <w:p>
+      <w:r>
+        <w:t>&lt;/div&gt;</w:t>
+      </w:r>
+    </w:p>
+    <w:p/>
+    <w:p>
+      <w:r>
+        <w:t>&lt;div class="container page-layout"&gt;</w:t>
+      </w:r>
+    </w:p>
+    <w:p>
+      <w:r>
+        <w:t>    &lt;aside class="sidebar"&gt;</w:t>
+      </w:r>
+    </w:p>
+    <w:p>
+      <w:r>
+        <w:t>        &lt;form action="products.php" method="GET" id="filterForm"&gt;</w:t>
       </w:r>
     </w:p>
     <w:p>
@@ -12175,263 +12374,348 @@
     </w:p>
     <w:p>
       <w:r>
-        <w:t>            $target_dir = "../assets/images/" . $sub_folder;</w:t>
-      </w:r>
-    </w:p>
-    <w:p>
-      <w:r>
-        <w:t>            if (!file_exists($target_dir)) { mkdir($target_dir, 0777, true); }</w:t>
-      </w:r>
-    </w:p>
-    <w:p>
-      <w:r>
-        <w:t xml:space="preserve">            </w:t>
-      </w:r>
-    </w:p>
-    <w:p>
-      <w:r>
-        <w:t>            // --- ĐỔI TÊN FILE THEO TÊN SẢN PHẨM ---</w:t>
-      </w:r>
-    </w:p>
-    <w:p>
-      <w:r>
-        <w:t>            // Tạo slug từ tên sản phẩm</w:t>
-      </w:r>
-    </w:p>
-    <w:p>
-      <w:r>
-        <w:t>            $slug_name = create_slug($name);</w:t>
-      </w:r>
-    </w:p>
-    <w:p>
-      <w:r>
-        <w:t>            // Thêm time() vào sau để tránh trùng nếu up cùng tên</w:t>
-      </w:r>
-    </w:p>
-    <w:p>
-      <w:r>
-        <w:t>            $new_filename = $sub_folder . $slug_name . "-" . time() . "." . $ext;</w:t>
-      </w:r>
-    </w:p>
-    <w:p>
-      <w:r>
-        <w:t xml:space="preserve">            </w:t>
-      </w:r>
-    </w:p>
-    <w:p>
-      <w:r>
-        <w:t>            $upload_path = "../assets/images/" . $new_filename;</w:t>
-      </w:r>
-    </w:p>
-    <w:p/>
-    <w:p>
-      <w:r>
-        <w:t>            if (move_uploaded_file($_FILES['image']['tmp_name'], $upload_path)) {</w:t>
-      </w:r>
-    </w:p>
-    <w:p>
-      <w:r>
-        <w:t>                $image_path = $new_filename;</w:t>
-      </w:r>
-    </w:p>
-    <w:p>
-      <w:r>
-        <w:t>            }</w:t>
-      </w:r>
-    </w:p>
-    <w:p>
-      <w:r>
-        <w:t>        }</w:t>
-      </w:r>
-    </w:p>
-    <w:p>
-      <w:r>
-        <w:t>    }</w:t>
-      </w:r>
-    </w:p>
-    <w:p/>
-    <w:p>
-      <w:r>
-        <w:t>    $sql = "INSERT INTO products (name, species, category, gender, price, image, rating, description) VALUES (?, ?, ?, ?, ?, ?, ?, ?)";</w:t>
-      </w:r>
-    </w:p>
-    <w:p>
-      <w:r>
-        <w:t>    $stmt = $conn-&gt;prepare($sql);</w:t>
-      </w:r>
-    </w:p>
-    <w:p/>
-    <w:p>
-      <w:r>
-        <w:t>    if ($stmt-&gt;execute([$name, $species, $category, $gender, $price, $image_path, $rating, $description])) {</w:t>
-      </w:r>
-    </w:p>
-    <w:p>
-      <w:r>
-        <w:t>        // Dùng Session Flash Msg để hiện Toast (Ní đã setup ở footer rồi)</w:t>
-      </w:r>
-    </w:p>
-    <w:p>
-      <w:r>
-        <w:t>        $_SESSION['flash_msg'] = ['msg' =&gt; 'Thêm sản phẩm thành công!', 'type' =&gt; 'success'];</w:t>
-      </w:r>
-    </w:p>
-    <w:p>
-      <w:r>
-        <w:t>        header("Location: products.php");</w:t>
-      </w:r>
-    </w:p>
-    <w:p>
-      <w:r>
-        <w:t>        exit;</w:t>
-      </w:r>
-    </w:p>
-    <w:p>
-      <w:r>
-        <w:t>    } else {</w:t>
-      </w:r>
-    </w:p>
-    <w:p>
-      <w:r>
-        <w:t>        echo "&lt;script&gt;alert('Lỗi Database!');&lt;/script&gt;";</w:t>
-      </w:r>
-    </w:p>
-    <w:p>
-      <w:pPr>
-        <w:rPr>
-          <w:lang w:val="nl-NL"/>
-        </w:rPr>
-      </w:pPr>
-      <w:r>
-        <w:t xml:space="preserve">    </w:t>
-      </w:r>
-      <w:r>
-        <w:rPr>
-          <w:lang w:val="nl-NL"/>
-        </w:rPr>
-        <w:t>}</w:t>
-      </w:r>
-    </w:p>
-    <w:p>
-      <w:pPr>
-        <w:rPr>
-          <w:lang w:val="nl-NL"/>
-        </w:rPr>
-      </w:pPr>
-      <w:r>
-        <w:rPr>
-          <w:lang w:val="nl-NL"/>
-        </w:rPr>
-        <w:t>}</w:t>
-      </w:r>
-    </w:p>
-    <w:p>
-      <w:pPr>
-        <w:rPr>
-          <w:lang w:val="nl-NL"/>
-        </w:rPr>
-      </w:pPr>
-      <w:r>
-        <w:rPr>
-          <w:lang w:val="nl-NL"/>
-        </w:rPr>
-        <w:t>?&gt;</w:t>
-      </w:r>
-    </w:p>
-    <w:p>
-      <w:pPr>
-        <w:rPr>
-          <w:lang w:val="nl-NL"/>
-        </w:rPr>
-      </w:pPr>
-      <w:r>
-        <w:rPr>
-          <w:lang w:val="nl-NL"/>
-        </w:rPr>
-        <w:t>&lt;!DOCTYPE html&gt;</w:t>
-      </w:r>
-    </w:p>
-    <w:p>
-      <w:pPr>
-        <w:rPr>
-          <w:lang w:val="nl-NL"/>
-        </w:rPr>
-      </w:pPr>
-      <w:r>
-        <w:rPr>
-          <w:lang w:val="nl-NL"/>
-        </w:rPr>
-        <w:t>&lt;html lang="vi"&gt;</w:t>
-      </w:r>
-    </w:p>
-    <w:p>
-      <w:r>
-        <w:t>&lt;head&gt;</w:t>
-      </w:r>
-    </w:p>
-    <w:p>
-      <w:r>
-        <w:t>    &lt;meta charset="UTF-8"&gt;</w:t>
-      </w:r>
-    </w:p>
-    <w:p>
-      <w:r>
-        <w:t>    &lt;title&gt;Quản lý sản phẩm&lt;/title&gt;</w:t>
-      </w:r>
-    </w:p>
-    <w:p>
-      <w:r>
-        <w:t>    &lt;link rel="stylesheet" href="../assets/css/style.css"&gt;</w:t>
-      </w:r>
-    </w:p>
-    <w:p>
-      <w:r>
-        <w:t>    &lt;link rel="stylesheet" href="../assets/css/admin.css"&gt;</w:t>
-      </w:r>
-    </w:p>
-    <w:p>
-      <w:r>
-        <w:t>&lt;/head&gt;</w:t>
-      </w:r>
-    </w:p>
-    <w:p>
-      <w:r>
-        <w:t>&lt;body&gt;</w:t>
-      </w:r>
-    </w:p>
-    <w:p>
-      <w:r>
-        <w:t>    &lt;div class="admin-layout"&gt;</w:t>
-      </w:r>
-    </w:p>
-    <w:p>
-      <w:r>
-        <w:t>        &lt;div class="sidebar"&gt;</w:t>
-      </w:r>
-    </w:p>
-    <w:p>
-      <w:r>
-        <w:t>            &lt;h3&gt;Admin Panel&lt;/h3&gt;</w:t>
-      </w:r>
-    </w:p>
-    <w:p>
-      <w:r>
-        <w:t>            &lt;a href="index.php"&gt;Dashboard&lt;/a&gt;</w:t>
-      </w:r>
-    </w:p>
-    <w:p>
-      <w:r>
-        <w:t>            &lt;a href="reviews.php"&gt;Quản lý Đánh giá&lt;/a&gt;</w:t>
-      </w:r>
-    </w:p>
-    <w:p>
-      <w:r>
-        <w:t>            &lt;a href="products.php" style="background: #34495e; border-left: 3px solid #f1c40f;"&gt;Quản lý Sản phẩm&lt;/a&gt;</w:t>
-      </w:r>
-    </w:p>
-    <w:p>
-      <w:r>
-        <w:t>            &lt;a href="../index.php"&gt;Về trang chủ&lt;/a&gt;</w:t>
+        <w:t>            &lt;?php if(isset($_GET['q'])): ?&gt;&lt;input type="hidden" name="q" value="&lt;?= htmlspecialchars($_GET['q']) ?&gt;"&gt;&lt;?php endif; ?&gt;</w:t>
+      </w:r>
+    </w:p>
+    <w:p>
+      <w:r>
+        <w:t>            &lt;?php if($is_pet_page): ?&gt;&lt;input type="hidden" name="category" value="pet"&gt;&lt;?php endif; ?&gt;</w:t>
+      </w:r>
+    </w:p>
+    <w:p/>
+    <w:p>
+      <w:r>
+        <w:t>            &lt;div class="sidebar-section"&gt;</w:t>
+      </w:r>
+    </w:p>
+    <w:p>
+      <w:r>
+        <w:t>                &lt;h3&gt;&lt;i class="fas fa-paw"&gt;&lt;/i&gt; Dành cho&lt;/h3&gt;</w:t>
+      </w:r>
+    </w:p>
+    <w:p>
+      <w:r>
+        <w:t>                &lt;div class="filter-list"&gt;</w:t>
+      </w:r>
+    </w:p>
+    <w:p>
+      <w:r>
+        <w:t>                    &lt;label&gt;&lt;input type="radio" name="species" value="" &lt;?= empty($_GET['species'])?'checked':'' ?&gt; onchange="this.form.submit()"&gt; Tất cả&lt;/label&gt;</w:t>
+      </w:r>
+    </w:p>
+    <w:p>
+      <w:r>
+        <w:t>                    &lt;label&gt;&lt;input type="radio" name="species" value="dog" &lt;?= (isset($_GET['species']) &amp;&amp; $_GET['species']=='dog')?'checked':'' ?&gt; onchange="this.form.submit()"&gt; Chó&lt;/label&gt;</w:t>
+      </w:r>
+    </w:p>
+    <w:p>
+      <w:r>
+        <w:t>                    &lt;label&gt;&lt;input type="radio" name="species" value="cat" &lt;?= (isset($_GET['species']) &amp;&amp; $_GET['species']=='cat')?'checked':'' ?&gt; onchange="this.form.submit()"&gt; Mèo&lt;/label&gt;</w:t>
+      </w:r>
+    </w:p>
+    <w:p>
+      <w:r>
+        <w:t>                &lt;/div&gt;</w:t>
+      </w:r>
+    </w:p>
+    <w:p>
+      <w:r>
+        <w:t>            &lt;/div&gt;</w:t>
+      </w:r>
+    </w:p>
+    <w:p/>
+    <w:p>
+      <w:r>
+        <w:t>            &lt;?php if($is_pet_page): ?&gt;</w:t>
+      </w:r>
+    </w:p>
+    <w:p>
+      <w:r>
+        <w:t>                &lt;div class="sidebar-section"&gt;</w:t>
+      </w:r>
+    </w:p>
+    <w:p>
+      <w:r>
+        <w:t>                    &lt;h3&gt;&lt;i class="fas fa-venus-mars"&gt;&lt;/i&gt; Giới tính&lt;/h3&gt;</w:t>
+      </w:r>
+    </w:p>
+    <w:p>
+      <w:r>
+        <w:t>                    &lt;div class="filter-list"&gt;</w:t>
+      </w:r>
+    </w:p>
+    <w:p>
+      <w:r>
+        <w:t>                        &lt;label&gt;&lt;input type="radio" name="gender" value="" &lt;?= empty($_GET['gender'])?'checked':'' ?&gt; onchange="this.form.submit()"&gt; Tất cả&lt;/label&gt;</w:t>
+      </w:r>
+    </w:p>
+    <w:p>
+      <w:r>
+        <w:t>                        &lt;label&gt;&lt;input type="radio" name="gender" value="male" &lt;?= (isset($_GET['gender']) &amp;&amp; $_GET['gender']=='male')?'checked':'' ?&gt; onchange="this.form.submit()"&gt; Đực (Male)&lt;/label&gt;</w:t>
+      </w:r>
+    </w:p>
+    <w:p>
+      <w:r>
+        <w:t>                        &lt;label&gt;&lt;input type="radio" name="gender" value="female" &lt;?= (isset($_GET['gender']) &amp;&amp; $_GET['gender']=='female')?'checked':'' ?&gt; onchange="this.form.submit()"&gt; Cái (Female)&lt;/label&gt;</w:t>
+      </w:r>
+    </w:p>
+    <w:p>
+      <w:r>
+        <w:t>                    &lt;/div&gt;</w:t>
+      </w:r>
+    </w:p>
+    <w:p>
+      <w:r>
+        <w:t>                &lt;/div&gt;</w:t>
+      </w:r>
+    </w:p>
+    <w:p>
+      <w:r>
+        <w:t>                &lt;div class="sidebar-section"&gt;</w:t>
+      </w:r>
+    </w:p>
+    <w:p>
+      <w:r>
+        <w:t>                    &lt;h3&gt;&lt;i class="fas fa-birthday-cake"&gt;&lt;/i&gt; Độ tuổi&lt;/h3&gt;</w:t>
+      </w:r>
+    </w:p>
+    <w:p>
+      <w:r>
+        <w:t>                    &lt;div class="filter-list"&gt;</w:t>
+      </w:r>
+    </w:p>
+    <w:p>
+      <w:r>
+        <w:t>                        &lt;label&gt;&lt;input type="radio" name="age_group" value="baby" &lt;?= (isset($_GET['age_group']) &amp;&amp; $_GET['age_group']=='baby')?'checked':'' ?&gt; onchange="this.form.submit()"&gt; Thú con (Baby)&lt;/label&gt;</w:t>
+      </w:r>
+    </w:p>
+    <w:p>
+      <w:r>
+        <w:t>                        &lt;label&gt;&lt;input type="radio" name="age_group" value="adult" &lt;?= (isset($_GET['age_group']) &amp;&amp; $_GET['age_group']=='adult')?'checked':'' ?&gt; onchange="this.form.submit()"&gt; Trưởng thành&lt;/label&gt;</w:t>
+      </w:r>
+    </w:p>
+    <w:p>
+      <w:r>
+        <w:t>                    &lt;/div&gt;</w:t>
+      </w:r>
+    </w:p>
+    <w:p>
+      <w:r>
+        <w:t>                &lt;/div&gt;</w:t>
+      </w:r>
+    </w:p>
+    <w:p/>
+    <w:p>
+      <w:r>
+        <w:t>            &lt;?php else: ?&gt;</w:t>
+      </w:r>
+    </w:p>
+    <w:p>
+      <w:r>
+        <w:t>                &lt;div class="sidebar-section"&gt;</w:t>
+      </w:r>
+    </w:p>
+    <w:p>
+      <w:r>
+        <w:t>                    &lt;h3&gt;&lt;i class="fas fa-list-ul"&gt;&lt;/i&gt; Danh mục&lt;/h3&gt;</w:t>
+      </w:r>
+    </w:p>
+    <w:p>
+      <w:r>
+        <w:t>                    &lt;div class="filter-list"&gt;</w:t>
+      </w:r>
+    </w:p>
+    <w:p>
+      <w:r>
+        <w:t>                        &lt;label&gt;&lt;input type="radio" name="category" value="supplies" &lt;?= (isset($_GET['category']) &amp;&amp; $_GET['category']=='supplies')?'checked':'' ?&gt; onchange="this.form.submit()"&gt; Tất cả&lt;/label&gt;</w:t>
+      </w:r>
+    </w:p>
+    <w:p>
+      <w:r>
+        <w:t>                        &lt;label&gt;&lt;input type="radio" name="category" value="food" &lt;?= (isset($_GET['category']) &amp;&amp; $_GET['category']=='food')?'checked':'' ?&gt; onchange="this.form.submit()"&gt; Thức ăn&lt;/label&gt;</w:t>
+      </w:r>
+    </w:p>
+    <w:p>
+      <w:r>
+        <w:t>                        &lt;label&gt;&lt;input type="radio" name="category" value="accessory" &lt;?= (isset($_GET['category']) &amp;&amp; $_GET['category']=='accessory')?'checked':'' ?&gt; onchange="this.form.submit()"&gt; Phụ kiện&lt;/label&gt;</w:t>
+      </w:r>
+    </w:p>
+    <w:p>
+      <w:r>
+        <w:t>                        &lt;label&gt;&lt;input type="radio" name="category" value="toy" &lt;?= (isset($_GET['category']) &amp;&amp; $_GET['category']=='toy')?'checked':'' ?&gt; onchange="this.form.submit()"&gt; Đồ chơi&lt;/label&gt;</w:t>
+      </w:r>
+    </w:p>
+    <w:p>
+      <w:r>
+        <w:t>                        &lt;label&gt;&lt;input type="radio" name="category" value="health" &lt;?= (isset($_GET['category']) &amp;&amp; $_GET['category']=='health')?'checked':'' ?&gt; onchange="this.form.submit()"&gt; Y tế&lt;/label&gt;</w:t>
+      </w:r>
+    </w:p>
+    <w:p>
+      <w:r>
+        <w:t>                    &lt;/div&gt;</w:t>
+      </w:r>
+    </w:p>
+    <w:p>
+      <w:r>
+        <w:t>                &lt;/div&gt;</w:t>
+      </w:r>
+    </w:p>
+    <w:p>
+      <w:r>
+        <w:t>                &lt;div class="sidebar-section"&gt;</w:t>
+      </w:r>
+    </w:p>
+    <w:p>
+      <w:r>
+        <w:t>                    &lt;h3&gt;&lt;i class="fas fa-tag"&gt;&lt;/i&gt; Thương hiệu&lt;/h3&gt;</w:t>
+      </w:r>
+    </w:p>
+    <w:p>
+      <w:r>
+        <w:t>                    &lt;div class="filter-list"&gt;</w:t>
+      </w:r>
+    </w:p>
+    <w:p>
+      <w:r>
+        <w:t>                        &lt;label&gt;&lt;input type="radio" name="brand" value="" &lt;?= empty($_GET['brand'])?'checked':'' ?&gt; onchange="this.form.submit()"&gt; Tất cả&lt;/label&gt;</w:t>
+      </w:r>
+    </w:p>
+    <w:p>
+      <w:r>
+        <w:t>                        &lt;label&gt;&lt;input type="radio" name="brand" value="Royal Canin" &lt;?= (isset($_GET['brand']) &amp;&amp; $_GET['brand']=='Royal Canin')?'checked':'' ?&gt; onchange="this.form.submit()"&gt; Royal Canin&lt;/label&gt;</w:t>
+      </w:r>
+    </w:p>
+    <w:p>
+      <w:r>
+        <w:t>                        &lt;label&gt;&lt;input type="radio" name="brand" value="Whiskas" &lt;?= (isset($_GET['brand']) &amp;&amp; $_GET['brand']=='Whiskas')?'checked':'' ?&gt; onchange="this.form.submit()"&gt; Whiskas&lt;/label&gt;</w:t>
+      </w:r>
+    </w:p>
+    <w:p>
+      <w:r>
+        <w:t>                    &lt;/div&gt;</w:t>
+      </w:r>
+    </w:p>
+    <w:p>
+      <w:r>
+        <w:t>                &lt;/div&gt;</w:t>
+      </w:r>
+    </w:p>
+    <w:p>
+      <w:r>
+        <w:t>            &lt;?php endif; ?&gt;</w:t>
+      </w:r>
+    </w:p>
+    <w:p/>
+    <w:p>
+      <w:r>
+        <w:t>            &lt;div class="sidebar-section"&gt;</w:t>
+      </w:r>
+    </w:p>
+    <w:p>
+      <w:r>
+        <w:t>                &lt;h3&gt;&lt;i class="fas fa-money-bill-wave"&gt;&lt;/i&gt; Khoảng giá&lt;/h3&gt;</w:t>
+      </w:r>
+    </w:p>
+    <w:p>
+      <w:r>
+        <w:t>                &lt;div class="filter-list"&gt;</w:t>
+      </w:r>
+    </w:p>
+    <w:p>
+      <w:r>
+        <w:t>                    &lt;label&gt;&lt;input type="radio" name="price_range" value="" &lt;?= empty($_GET['price_range'])?'checked':'' ?&gt; onchange="this.form.submit()"&gt; Tất cả&lt;/label&gt;</w:t>
+      </w:r>
+    </w:p>
+    <w:p>
+      <w:r>
+        <w:t>                    &lt;label&gt;&lt;input type="radio" name="price_range" value="0-100000" &lt;?= (isset($_GET['price_range']) &amp;&amp; $_GET['price_range']=='0-100000')?'checked':'' ?&gt; onchange="this.form.submit()"&gt; Dưới 100k&lt;/label&gt;</w:t>
+      </w:r>
+    </w:p>
+    <w:p>
+      <w:r>
+        <w:t>                    &lt;label&gt;&lt;input type="radio" name="price_range" value="100000-500000" &lt;?= (isset($_GET['price_range']) &amp;&amp; $_GET['price_range']=='100000-500000')?'checked':'' ?&gt; onchange="this.form.submit()"&gt; 100k - 500k&lt;/label&gt;</w:t>
+      </w:r>
+    </w:p>
+    <w:p>
+      <w:r>
+        <w:t>                    &lt;label&gt;&lt;input type="radio" name="price_range" value="500000-2000000" &lt;?= (isset($_GET['price_range']) &amp;&amp; $_GET['price_range']=='500000-2000000')?'checked':'' ?&gt; onchange="this.form.submit()"&gt; 500k - 2 triệu&lt;/label&gt;</w:t>
+      </w:r>
+    </w:p>
+    <w:p>
+      <w:r>
+        <w:t>                    &lt;label&gt;&lt;input type="radio" name="price_range" value="2000000-10000000" &lt;?= (isset($_GET['price_range']) &amp;&amp; $_GET['price_range']=='2000000-10000000')?'checked':'' ?&gt; onchange="this.form.submit()"&gt; 2 triệu - 10 triệu&lt;/label&gt;</w:t>
+      </w:r>
+    </w:p>
+    <w:p>
+      <w:r>
+        <w:t>                    &lt;label&gt;&lt;input type="radio" name="price_range" value="10000000-100000000" &lt;?= (isset($_GET['price_range']) &amp;&amp; $_GET['price_range']=='10000000-100000000')?'checked':'' ?&gt; onchange="this.form.submit()"&gt; Trên 10 triệu&lt;/label&gt;</w:t>
+      </w:r>
+    </w:p>
+    <w:p>
+      <w:r>
+        <w:t>                &lt;/div&gt;</w:t>
+      </w:r>
+    </w:p>
+    <w:p>
+      <w:r>
+        <w:t>            &lt;/div&gt;</w:t>
+      </w:r>
+    </w:p>
+    <w:p/>
+    <w:p>
+      <w:r>
+        <w:t>            &lt;a href="products.php&lt;?= $is_pet_page ? '?category=pet' : '?category=supplies' ?&gt;" class="btn" style="width:100%; text-align:center; background:#bdc3c7; margin-top:10px;"&gt;Xóa bộ lọc&lt;/a&gt;</w:t>
+      </w:r>
+    </w:p>
+    <w:p>
+      <w:r>
+        <w:t>        &lt;/form&gt;</w:t>
+      </w:r>
+    </w:p>
+    <w:p>
+      <w:r>
+        <w:t>    &lt;/aside&gt;</w:t>
+      </w:r>
+    </w:p>
+    <w:p/>
+    <w:p>
+      <w:r>
+        <w:t>    &lt;main&gt;</w:t>
+      </w:r>
+    </w:p>
+    <w:p>
+      <w:r>
+        <w:t>        &lt;div style="display: flex; justify-content: flex-end; margin-bottom: 20px;"&gt;</w:t>
+      </w:r>
+    </w:p>
+    <w:p>
+      <w:r>
+        <w:t>            &lt;select onchange="document.getElementById('sortInput').value=this.value; document.getElementById('filterForm').submit();" style="padding: 8px; border-radius: 5px; border: 1px solid #ddd;"&gt;</w:t>
+      </w:r>
+    </w:p>
+    <w:p>
+      <w:r>
+        <w:t>                &lt;option value="newest"&gt;Mới nhất&lt;/option&gt;</w:t>
+      </w:r>
+    </w:p>
+    <w:p>
+      <w:r>
+        <w:t>                &lt;option value="price_asc" &lt;?= (isset($_GET['sort']) &amp;&amp; $_GET['sort']=='price_asc')?'selected':'' ?&gt;&gt;Giá thấp đến cao&lt;/option&gt;</w:t>
+      </w:r>
+    </w:p>
+    <w:p>
+      <w:r>
+        <w:t>                &lt;option value="price_desc" &lt;?= (isset($_GET['sort']) &amp;&amp; $_GET['sort']=='price_desc')?'selected':'' ?&gt;&gt;Giá cao đến thấp&lt;/option&gt;</w:t>
+      </w:r>
+    </w:p>
+    <w:p>
+      <w:r>
+        <w:t>            &lt;/select&gt;</w:t>
+      </w:r>
+    </w:p>
+    <w:p>
+      <w:r>
+        <w:t>            &lt;input type="hidden" name="sort" id="sortInput" form="filterForm"&gt;</w:t>
       </w:r>
     </w:p>
     <w:p>
@@ -12439,44 +12723,212 @@
         <w:t>        &lt;/div&gt;</w:t>
       </w:r>
     </w:p>
-    <w:p>
-      <w:r>
-        <w:t>        &lt;div class="content"&gt;</w:t>
-      </w:r>
-    </w:p>
-    <w:p>
-      <w:r>
-        <w:t>            &lt;h2&gt;Thêm sản phẩm mới&lt;/h2&gt;</w:t>
-      </w:r>
-    </w:p>
-    <w:p>
-      <w:r>
-        <w:t xml:space="preserve">            </w:t>
-      </w:r>
-    </w:p>
-    <w:p>
-      <w:r>
-        <w:t>            &lt;div style="background: white; padding: 25px; border-radius: 8px; box-shadow: 0 2px 10px rgba(0,0,0,0.05); max-width: 800px;"&gt;</w:t>
-      </w:r>
-    </w:p>
-    <w:p>
-      <w:r>
-        <w:t>                &lt;form method="POST" enctype="multipart/form-data"&gt;</w:t>
-      </w:r>
-    </w:p>
-    <w:p>
-      <w:r>
-        <w:t>                    &lt;div class="form-group"&gt;</w:t>
-      </w:r>
-    </w:p>
-    <w:p>
-      <w:r>
-        <w:t>                        &lt;label&gt;Tên sản phẩm:&lt;/label&gt;</w:t>
-      </w:r>
-    </w:p>
-    <w:p>
-      <w:r>
-        <w:t>                        &lt;input type="text" name="name" required placeholder="Nhập tên..."&gt;</w:t>
+    <w:p/>
+    <w:p>
+      <w:r>
+        <w:t>        &lt;div class="product-grid"&gt;</w:t>
+      </w:r>
+    </w:p>
+    <w:p>
+      <w:r>
+        <w:t>            &lt;?php if (count($products) &gt; 0): ?&gt;</w:t>
+      </w:r>
+    </w:p>
+    <w:p>
+      <w:r>
+        <w:t>                &lt;?php foreach ($products as $row): ?&gt;</w:t>
+      </w:r>
+    </w:p>
+    <w:p>
+      <w:r>
+        <w:t>                    &lt;div class="product-card"&gt;</w:t>
+      </w:r>
+    </w:p>
+    <w:p>
+      <w:r>
+        <w:t>                        &lt;?php if($row['old_price'] &gt; 0): ?&gt;&lt;span class="badge badge-sale"&gt;SALE&lt;/span&gt;&lt;?php endif; ?&gt;</w:t>
+      </w:r>
+    </w:p>
+    <w:p>
+      <w:r>
+        <w:t xml:space="preserve">                        </w:t>
+      </w:r>
+    </w:p>
+    <w:p>
+      <w:r>
+        <w:t>                        &lt;div class="product-img-wrapper"&gt;</w:t>
+      </w:r>
+    </w:p>
+    <w:p>
+      <w:r>
+        <w:t>                            &lt;a href="product_detail.php?id=&lt;?= $row['id'] ?&gt;"&gt;</w:t>
+      </w:r>
+    </w:p>
+    <w:p>
+      <w:r>
+        <w:t>                                &lt;img src="assets/images/&lt;?= htmlspecialchars($row['image']) ?&gt;"&gt;</w:t>
+      </w:r>
+    </w:p>
+    <w:p>
+      <w:r>
+        <w:t>                            &lt;/a&gt;</w:t>
+      </w:r>
+    </w:p>
+    <w:p>
+      <w:r>
+        <w:t>                            &lt;div class="product-actions"&gt;</w:t>
+      </w:r>
+    </w:p>
+    <w:p>
+      <w:r>
+        <w:t>                                &lt;a href="product_detail.php?id=&lt;?= $row['id'] ?&gt;" class="btn"&gt;&lt;i class="fas fa-eye"&gt;&lt;/i&gt;&lt;/a&gt;</w:t>
+      </w:r>
+    </w:p>
+    <w:p>
+      <w:r>
+        <w:t xml:space="preserve">                                </w:t>
+      </w:r>
+    </w:p>
+    <w:p>
+      <w:r>
+        <w:t>                                &lt;form action="cart.php" method="POST" style="display:inline;"&gt;</w:t>
+      </w:r>
+    </w:p>
+    <w:p>
+      <w:r>
+        <w:t>                                    &lt;input type="hidden" name="action" value="add"&gt;</w:t>
+      </w:r>
+    </w:p>
+    <w:p>
+      <w:r>
+        <w:t>                                    &lt;input type="hidden" name="id" value="&lt;?= $row['id'] ?&gt;"&gt;</w:t>
+      </w:r>
+    </w:p>
+    <w:p>
+      <w:r>
+        <w:t>                                    &lt;button class="btn"&gt;&lt;i class="fas fa-shopping-cart"&gt;&lt;/i&gt;&lt;/button&gt;</w:t>
+      </w:r>
+    </w:p>
+    <w:p>
+      <w:r>
+        <w:t>                                &lt;/form&gt;</w:t>
+      </w:r>
+    </w:p>
+    <w:p>
+      <w:r>
+        <w:t>                            &lt;/div&gt;</w:t>
+      </w:r>
+    </w:p>
+    <w:p>
+      <w:r>
+        <w:t>                        &lt;/div&gt;</w:t>
+      </w:r>
+    </w:p>
+    <w:p/>
+    <w:p>
+      <w:r>
+        <w:t>                        &lt;div class="product-info"&gt;</w:t>
+      </w:r>
+    </w:p>
+    <w:p>
+      <w:r>
+        <w:t>                            &lt;div class="rating"&gt;</w:t>
+      </w:r>
+    </w:p>
+    <w:p>
+      <w:r>
+        <w:t xml:space="preserve">                                &lt;i class="fas fa-star"&gt;&lt;/i&gt; &lt;?= $row['rating'] ?&gt; </w:t>
+      </w:r>
+    </w:p>
+    <w:p>
+      <w:r>
+        <w:t>                                &lt;?php if($row['category'] == 'pet'): ?&gt;</w:t>
+      </w:r>
+    </w:p>
+    <w:p>
+      <w:r>
+        <w:t>                                    | &lt;span style="color:#e67e22; font-size:12px;"&gt;&lt;?= $row['gender']=='male'?'</w:t>
+      </w:r>
+      <w:r>
+        <w:rPr>
+          <w:rFonts w:ascii="Segoe UI Symbol" w:hAnsi="Segoe UI Symbol" w:cs="Segoe UI Symbol"/>
+        </w:rPr>
+        <w:t>♂</w:t>
+      </w:r>
+      <w:r>
+        <w:t xml:space="preserve"> </w:t>
+      </w:r>
+      <w:r>
+        <w:rPr>
+          <w:rFonts w:ascii="Calibri" w:hAnsi="Calibri" w:cs="Calibri"/>
+        </w:rPr>
+        <w:t>Đ</w:t>
+      </w:r>
+      <w:r>
+        <w:t>ực':'</w:t>
+      </w:r>
+      <w:r>
+        <w:rPr>
+          <w:rFonts w:ascii="Segoe UI Symbol" w:hAnsi="Segoe UI Symbol" w:cs="Segoe UI Symbol"/>
+        </w:rPr>
+        <w:t>♀</w:t>
+      </w:r>
+      <w:r>
+        <w:t xml:space="preserve"> C</w:t>
+      </w:r>
+      <w:r>
+        <w:rPr>
+          <w:rFonts w:ascii="Calibri" w:hAnsi="Calibri" w:cs="Calibri"/>
+        </w:rPr>
+        <w:t>á</w:t>
+      </w:r>
+      <w:r>
+        <w:t>i' ?&gt;&lt;/span&gt;</w:t>
+      </w:r>
+    </w:p>
+    <w:p>
+      <w:r>
+        <w:t>                                &lt;?php endif; ?&gt;</w:t>
+      </w:r>
+    </w:p>
+    <w:p>
+      <w:r>
+        <w:t>                            &lt;/div&gt;</w:t>
+      </w:r>
+    </w:p>
+    <w:p>
+      <w:r>
+        <w:t xml:space="preserve">                            </w:t>
+      </w:r>
+    </w:p>
+    <w:p>
+      <w:r>
+        <w:t>                            &lt;h3&gt;&lt;a href="product_detail.php?id=&lt;?= $row['id'] ?&gt;" style="color:#333; text-decoration:none;"&gt;&lt;?= htmlspecialchars($row['name']) ?&gt;&lt;/a&gt;&lt;/h3&gt;</w:t>
+      </w:r>
+    </w:p>
+    <w:p>
+      <w:r>
+        <w:t>                            &lt;div&gt;</w:t>
+      </w:r>
+    </w:p>
+    <w:p>
+      <w:r>
+        <w:t>                                &lt;span class="price"&gt;&lt;?= number_format($row['price']) ?&gt; đ&lt;/span&gt;</w:t>
+      </w:r>
+    </w:p>
+    <w:p>
+      <w:r>
+        <w:t>                                &lt;?php if($row['old_price'] &gt; 0): ?&gt;&lt;span class="old-price"&gt;&lt;?= number_format($row['old_price']) ?&gt;&lt;/span&gt;&lt;?php endif; ?&gt;</w:t>
+      </w:r>
+    </w:p>
+    <w:p>
+      <w:r>
+        <w:t>                            &lt;/div&gt;</w:t>
+      </w:r>
+    </w:p>
+    <w:p>
+      <w:r>
+        <w:t>                        &lt;/div&gt;</w:t>
       </w:r>
     </w:p>
     <w:p>
@@ -12486,320 +12938,68 @@
     </w:p>
     <w:p>
       <w:r>
-        <w:t xml:space="preserve">                    </w:t>
-      </w:r>
-    </w:p>
-    <w:p>
-      <w:r>
-        <w:t>                    &lt;div style="display: grid; grid-template-columns: 1fr 1fr; gap: 20px;"&gt;</w:t>
-      </w:r>
-    </w:p>
-    <w:p>
-      <w:r>
-        <w:t>                        &lt;div class="form-group"&gt;</w:t>
-      </w:r>
-    </w:p>
-    <w:p>
-      <w:r>
-        <w:t>                            &lt;label&gt;Danh mục:&lt;/label&gt;</w:t>
-      </w:r>
-    </w:p>
-    <w:p>
-      <w:r>
-        <w:t>                            &lt;select name="category" style="width: 100%; padding: 10px; border: 1px solid #ddd; border-radius: 4px;"&gt;</w:t>
-      </w:r>
-    </w:p>
-    <w:p>
-      <w:r>
-        <w:t>                                &lt;option value="pet"&gt;Thú Cưng (Chó/Mèo)&lt;/option&gt;</w:t>
-      </w:r>
-    </w:p>
-    <w:p>
-      <w:r>
-        <w:t>                                &lt;option value="food"&gt;Thức ăn&lt;/option&gt;</w:t>
-      </w:r>
-    </w:p>
-    <w:p>
-      <w:r>
-        <w:t>                                &lt;option value="accessory"&gt;Phụ kiện&lt;/option&gt;</w:t>
-      </w:r>
-    </w:p>
-    <w:p>
-      <w:r>
-        <w:t>                                &lt;option value="toy"&gt;Đồ chơi&lt;/option&gt;</w:t>
-      </w:r>
-    </w:p>
-    <w:p>
-      <w:r>
-        <w:t>                                &lt;option value="health"&gt;Y tế&lt;/option&gt;</w:t>
-      </w:r>
-    </w:p>
-    <w:p>
-      <w:r>
-        <w:t>                            &lt;/select&gt;</w:t>
-      </w:r>
-    </w:p>
-    <w:p>
-      <w:r>
-        <w:t>                        &lt;/div&gt;</w:t>
-      </w:r>
-    </w:p>
-    <w:p>
-      <w:r>
-        <w:t>                        &lt;div class="form-group"&gt;</w:t>
-      </w:r>
-    </w:p>
-    <w:p>
-      <w:pPr>
-        <w:rPr>
-          <w:lang w:val="nl-NL"/>
-        </w:rPr>
-      </w:pPr>
-      <w:r>
-        <w:t xml:space="preserve">                            </w:t>
-      </w:r>
-      <w:r>
-        <w:rPr>
-          <w:lang w:val="nl-NL"/>
-        </w:rPr>
-        <w:t>&lt;label&gt;Loài (Nếu là Thú Cưng):&lt;/label&gt;</w:t>
-      </w:r>
-    </w:p>
-    <w:p>
-      <w:r>
-        <w:rPr>
-          <w:lang w:val="nl-NL"/>
-        </w:rPr>
-        <w:t xml:space="preserve">                            </w:t>
-      </w:r>
-      <w:r>
-        <w:t>&lt;select name="species" style="width: 100%; padding: 10px; border: 1px solid #ddd; border-radius: 4px;"&gt;</w:t>
-      </w:r>
-    </w:p>
-    <w:p>
-      <w:r>
-        <w:t>                                &lt;option value="dog"&gt;Chó&lt;/option&gt;</w:t>
-      </w:r>
-    </w:p>
-    <w:p>
-      <w:r>
-        <w:t>                                &lt;option value="cat"&gt;Mèo&lt;/option&gt;</w:t>
-      </w:r>
-    </w:p>
-    <w:p>
-      <w:r>
-        <w:t>                                &lt;option value="all"&gt;Tất cả (Dùng chung)&lt;/option&gt;</w:t>
-      </w:r>
-    </w:p>
-    <w:p>
-      <w:r>
-        <w:t>                            &lt;/select&gt;</w:t>
-      </w:r>
-    </w:p>
-    <w:p>
-      <w:r>
-        <w:t>                        &lt;/div&gt;</w:t>
-      </w:r>
-    </w:p>
-    <w:p>
-      <w:r>
-        <w:t>                    &lt;/div&gt;</w:t>
-      </w:r>
-    </w:p>
-    <w:p/>
-    <w:p>
-      <w:r>
-        <w:t>                    &lt;div style="display: grid; grid-template-columns: 1fr 1fr; gap: 20px;"&gt;</w:t>
-      </w:r>
-    </w:p>
-    <w:p>
-      <w:r>
-        <w:t>                        &lt;div class="form-group"&gt;</w:t>
-      </w:r>
-    </w:p>
-    <w:p>
-      <w:r>
-        <w:t>                            &lt;label&gt;Giới tính:&lt;/label&gt;</w:t>
-      </w:r>
-    </w:p>
-    <w:p>
-      <w:r>
-        <w:t>                            &lt;select name="gender" style="width: 100%; padding: 10px; border: 1px solid #ddd; border-radius: 4px;"&gt;</w:t>
-      </w:r>
-    </w:p>
-    <w:p>
-      <w:r>
-        <w:t>                                &lt;option value="unisex"&gt;Unisex (Hàng hóa)&lt;/option&gt;</w:t>
-      </w:r>
-    </w:p>
-    <w:p>
-      <w:r>
-        <w:t>                                &lt;option value="male"&gt;Đực&lt;/option&gt;</w:t>
-      </w:r>
-    </w:p>
-    <w:p>
-      <w:r>
-        <w:t>                                &lt;option value="female"&gt;Cái&lt;/option&gt;</w:t>
-      </w:r>
-    </w:p>
-    <w:p>
-      <w:r>
-        <w:t>                            &lt;/select&gt;</w:t>
-      </w:r>
-    </w:p>
-    <w:p>
-      <w:r>
-        <w:t>                        &lt;/div&gt;</w:t>
-      </w:r>
-    </w:p>
-    <w:p>
-      <w:r>
-        <w:t>                        &lt;div class="form-group"&gt;</w:t>
-      </w:r>
-    </w:p>
-    <w:p>
-      <w:r>
-        <w:t>                            &lt;label&gt;Đánh giá:&lt;/label&gt;</w:t>
-      </w:r>
-    </w:p>
-    <w:p>
-      <w:r>
-        <w:t>                            &lt;select name="rating" style="width: 100%; padding: 10px; border: 1px solid #ddd; border-radius: 4px;"&gt;</w:t>
-      </w:r>
-    </w:p>
-    <w:p>
-      <w:r>
-        <w:t>                                &lt;option value="5"&gt;5 Sao (Tuyệt vời)&lt;/option&gt;</w:t>
-      </w:r>
-    </w:p>
-    <w:p>
-      <w:r>
-        <w:t>                                &lt;option value="4.5"&gt;4.5 Sao&lt;/option&gt;</w:t>
-      </w:r>
-    </w:p>
-    <w:p>
-      <w:r>
-        <w:t>                                &lt;option value="4"&gt;4 Sao (Tốt)&lt;/option&gt;</w:t>
-      </w:r>
-    </w:p>
-    <w:p>
-      <w:r>
-        <w:t>                                &lt;option value="3"&gt;3 Sao (Bình thường)&lt;/option&gt;</w:t>
-      </w:r>
-    </w:p>
-    <w:p>
-      <w:r>
-        <w:t>                            &lt;/select&gt;</w:t>
-      </w:r>
-    </w:p>
-    <w:p>
-      <w:r>
-        <w:t>                        &lt;/div&gt;</w:t>
-      </w:r>
-    </w:p>
-    <w:p>
-      <w:r>
-        <w:t>                    &lt;/div&gt;</w:t>
-      </w:r>
-    </w:p>
-    <w:p/>
-    <w:p>
-      <w:r>
-        <w:t>                    &lt;div class="form-group"&gt;</w:t>
-      </w:r>
-    </w:p>
-    <w:p>
-      <w:r>
-        <w:t>                        &lt;label&gt;Giá (VNĐ):&lt;/label&gt;</w:t>
-      </w:r>
-    </w:p>
-    <w:p>
-      <w:r>
-        <w:t>                        &lt;input type="number" name="price" required placeholder="VD: 500000"&gt;</w:t>
-      </w:r>
-    </w:p>
-    <w:p>
-      <w:r>
-        <w:t>                    &lt;/div&gt;</w:t>
-      </w:r>
-    </w:p>
-    <w:p>
-      <w:r>
-        <w:t xml:space="preserve">                    </w:t>
-      </w:r>
-    </w:p>
-    <w:p>
-      <w:r>
-        <w:t>                    &lt;div class="form-group"&gt;</w:t>
-      </w:r>
-    </w:p>
-    <w:p>
-      <w:pPr>
-        <w:rPr>
-          <w:lang w:val="nl-NL"/>
-        </w:rPr>
-      </w:pPr>
-      <w:r>
-        <w:t xml:space="preserve">                        </w:t>
-      </w:r>
-      <w:r>
-        <w:rPr>
-          <w:lang w:val="nl-NL"/>
-        </w:rPr>
-        <w:t>&lt;label&gt;Mô tả chi tiết:&lt;/label&gt;</w:t>
-      </w:r>
-    </w:p>
-    <w:p>
-      <w:r>
-        <w:rPr>
-          <w:lang w:val="nl-NL"/>
-        </w:rPr>
-        <w:t xml:space="preserve">                        </w:t>
-      </w:r>
-      <w:r>
-        <w:t>&lt;textarea name="description" rows="4" placeholder="Nhập công dụng, thành phần, đặc điểm..." style="width: 100%; padding: 10px; border: 1px solid #bdc3c7; border-radius: 4px; margin-top: 5px; font-family: inherit; resize: none"&gt;&lt;/textarea&gt;</w:t>
-      </w:r>
-    </w:p>
-    <w:p>
-      <w:r>
-        <w:t>                    &lt;/div&gt;</w:t>
-      </w:r>
-    </w:p>
-    <w:p/>
-    <w:p>
-      <w:r>
-        <w:t>                    &lt;div class="form-group"&gt;</w:t>
-      </w:r>
-    </w:p>
-    <w:p>
-      <w:r>
-        <w:t>                        &lt;label&gt;Hình ảnh:&lt;/label&gt;</w:t>
-      </w:r>
-    </w:p>
-    <w:p>
-      <w:r>
-        <w:t>                        &lt;input type="file" name="image" required accept="image/*" onchange="previewImage(this)"&gt;</w:t>
-      </w:r>
-    </w:p>
-    <w:p>
-      <w:r>
-        <w:t>                        &lt;img id="imgPreview" class="upload-preview" src="#" alt="Preview" style="display: none; margin-top: 10px; max-width: 150px; border-radius: 5px; border: 1px solid #ddd;"&gt;</w:t>
-      </w:r>
-    </w:p>
-    <w:p>
-      <w:r>
-        <w:t>                    &lt;/div&gt;</w:t>
-      </w:r>
-    </w:p>
-    <w:p/>
-    <w:p>
-      <w:r>
-        <w:t>                    &lt;button type="submit" name="add_product" class="btn" style="width: 100%; margin-top: 10px;"&gt;Thêm sản phẩm&lt;/button&gt;</w:t>
-      </w:r>
-    </w:p>
-    <w:p>
-      <w:r>
-        <w:t>                &lt;/form&gt;</w:t>
+        <w:t>                &lt;?php endforeach; ?&gt;</w:t>
+      </w:r>
+    </w:p>
+    <w:p>
+      <w:r>
+        <w:t>            &lt;?php else: ?&gt;</w:t>
+      </w:r>
+    </w:p>
+    <w:p>
+      <w:r>
+        <w:t>                &lt;div style="text-align: center; padding: 50px; grid-column: 1/-1;"&gt;</w:t>
+      </w:r>
+    </w:p>
+    <w:p>
+      <w:r>
+        <w:t>                    &lt;i class="fas fa-box-open fa-3x" style="color: #ccc;"&gt;&lt;/i&gt;</w:t>
+      </w:r>
+    </w:p>
+    <w:p>
+      <w:r>
+        <w:t>                    &lt;p&gt;Không tìm thấy sản phẩm nào!&lt;/p&gt;</w:t>
+      </w:r>
+    </w:p>
+    <w:p>
+      <w:r>
+        <w:t>                &lt;/div&gt;</w:t>
+      </w:r>
+    </w:p>
+    <w:p>
+      <w:r>
+        <w:t>            &lt;?php endif; ?&gt;</w:t>
+      </w:r>
+    </w:p>
+    <w:p>
+      <w:r>
+        <w:t>        &lt;/div&gt;</w:t>
+      </w:r>
+    </w:p>
+    <w:p/>
+    <w:p>
+      <w:r>
+        <w:t>        &lt;div class="article-section"&gt;</w:t>
+      </w:r>
+    </w:p>
+    <w:p>
+      <w:r>
+        <w:t>            &lt;div class="article-card"&gt;</w:t>
+      </w:r>
+    </w:p>
+    <w:p>
+      <w:r>
+        <w:t>                &lt;h4 style="color: #2c3e50;"&gt;&lt;i class="fas fa-lightbulb"&gt;&lt;/i&gt; Mẹo chăm sóc&lt;/h4&gt;</w:t>
+      </w:r>
+    </w:p>
+    <w:p>
+      <w:r>
+        <w:t>                &lt;p style="font-size: 13px; color: #666; margin-top: 10px;"&gt;Cách chọn thức ăn phù hợp cho chó mèo con để đảm bảo dinh dưỡng phát triển toàn diện...&lt;/p&gt;</w:t>
+      </w:r>
+    </w:p>
+    <w:p>
+      <w:r>
+        <w:t>                &lt;a href="#" style="font-size: 13px; color: #2ecc71;"&gt;Đọc thêm &amp;rarr;&lt;/a&gt;</w:t>
       </w:r>
     </w:p>
     <w:p>
@@ -12807,294 +13007,29 @@
         <w:t>            &lt;/div&gt;</w:t>
       </w:r>
     </w:p>
-    <w:p/>
-    <w:p>
-      <w:r>
-        <w:t>            &lt;h2 style="margin-top: 40px;"&gt;Danh sách sản phẩm&lt;/h2&gt;</w:t>
-      </w:r>
-    </w:p>
-    <w:p>
-      <w:r>
-        <w:t>            &lt;table&gt;</w:t>
-      </w:r>
-    </w:p>
-    <w:p>
-      <w:r>
-        <w:t>                &lt;thead&gt;</w:t>
-      </w:r>
-    </w:p>
-    <w:p>
-      <w:r>
-        <w:t>                    &lt;tr&gt;</w:t>
-      </w:r>
-    </w:p>
-    <w:p>
-      <w:r>
-        <w:t>                        &lt;th&gt;ID&lt;/th&gt;</w:t>
-      </w:r>
-    </w:p>
-    <w:p>
-      <w:r>
-        <w:t>                        &lt;th&gt;Hình ảnh&lt;/th&gt;</w:t>
-      </w:r>
-    </w:p>
-    <w:p>
-      <w:r>
-        <w:t>                        &lt;th&gt;Tên&lt;/th&gt;</w:t>
-      </w:r>
-    </w:p>
-    <w:p>
-      <w:r>
-        <w:t>                        &lt;th&gt;Dành cho&lt;/th&gt;</w:t>
-      </w:r>
-    </w:p>
-    <w:p>
-      <w:r>
-        <w:t>                        &lt;th&gt;Danh mục&lt;/th&gt;</w:t>
-      </w:r>
-    </w:p>
-    <w:p>
-      <w:r>
-        <w:t>                        &lt;th&gt;Giá&lt;/th&gt;</w:t>
-      </w:r>
-    </w:p>
-    <w:p>
-      <w:r>
-        <w:t>                        &lt;th&gt;Sửa/Xóa&lt;/th&gt;</w:t>
-      </w:r>
-    </w:p>
-    <w:p>
-      <w:r>
-        <w:t>                    &lt;/tr&gt;</w:t>
-      </w:r>
-    </w:p>
-    <w:p>
-      <w:r>
-        <w:t>                &lt;/thead&gt;</w:t>
-      </w:r>
-    </w:p>
-    <w:p>
-      <w:r>
-        <w:t>                &lt;tbody&gt;</w:t>
-      </w:r>
-    </w:p>
-    <w:p>
-      <w:r>
-        <w:t>                    &lt;?php</w:t>
-      </w:r>
-    </w:p>
-    <w:p>
-      <w:r>
-        <w:t>                    $stmt = $conn-&gt;query("SELECT * FROM products ORDER BY id DESC");</w:t>
-      </w:r>
-    </w:p>
-    <w:p>
-      <w:r>
-        <w:t>                    while ($row = $stmt-&gt;fetch(</w:t>
-      </w:r>
-      <w:r>
-        <w:rPr>
-          <w:i/>
-          <w:iCs/>
-        </w:rPr>
-        <w:t>PDO</w:t>
-      </w:r>
-      <w:r>
-        <w:t>::FETCH_ASSOC)):</w:t>
-      </w:r>
-    </w:p>
-    <w:p>
-      <w:r>
-        <w:t>                    ?&gt;</w:t>
-      </w:r>
-    </w:p>
-    <w:p>
-      <w:r>
-        <w:t>                    &lt;tr&gt;</w:t>
-      </w:r>
-    </w:p>
-    <w:p>
-      <w:r>
-        <w:t>                        &lt;td&gt;&lt;?= $row['id'] ?&gt;&lt;/td&gt;</w:t>
-      </w:r>
-    </w:p>
-    <w:p>
-      <w:r>
-        <w:t>                        &lt;td&gt;&lt;img src="../assets/images/&lt;?= $row['image'] ?&gt;" width="50" style="border-radius: 4px;"&gt;&lt;/td&gt;</w:t>
-      </w:r>
-    </w:p>
-    <w:p>
-      <w:r>
-        <w:t>                        &lt;td&gt;</w:t>
-      </w:r>
-    </w:p>
-    <w:p>
-      <w:r>
-        <w:t>                            &lt;?= htmlspecialchars($row['name']) ?&gt; &lt;br&gt;</w:t>
-      </w:r>
-    </w:p>
-    <w:p>
-      <w:r>
-        <w:t>                            &lt;span style="font-size: 11px; color: #f1c40f;"&gt;</w:t>
-      </w:r>
-      <w:r>
-        <w:rPr>
-          <w:rFonts w:ascii="Segoe UI Emoji" w:hAnsi="Segoe UI Emoji" w:cs="Segoe UI Emoji"/>
-        </w:rPr>
-        <w:t>⭐</w:t>
-      </w:r>
-      <w:r>
-        <w:t xml:space="preserve"> &lt;?= $row['rating'] ?&gt;&lt;/span&gt;</w:t>
-      </w:r>
-    </w:p>
-    <w:p>
-      <w:r>
-        <w:t>                        &lt;/td&gt;</w:t>
-      </w:r>
-    </w:p>
-    <w:p>
-      <w:r>
-        <w:t>                        &lt;td&gt;</w:t>
-      </w:r>
-    </w:p>
-    <w:p>
-      <w:r>
-        <w:t xml:space="preserve">                            &lt;?php </w:t>
-      </w:r>
-    </w:p>
-    <w:p>
-      <w:r>
-        <w:t>                            if($row['species']=='dog') echo '&lt;span style="color:#e67e22"&gt;Chó&lt;/span&gt;';</w:t>
-      </w:r>
-    </w:p>
-    <w:p>
-      <w:r>
-        <w:t>                            elseif($row['species']=='cat') echo '&lt;span style="color:#3498db"&gt;Mèo&lt;/span&gt;';</w:t>
-      </w:r>
-    </w:p>
-    <w:p>
-      <w:r>
-        <w:t>                            else echo '&lt;span style="color:#2ecc71"&gt;Chung&lt;/span&gt;';</w:t>
-      </w:r>
-    </w:p>
-    <w:p>
-      <w:r>
-        <w:t>                            ?&gt;</w:t>
-      </w:r>
-    </w:p>
-    <w:p>
-      <w:r>
-        <w:t>                        &lt;/td&gt;</w:t>
-      </w:r>
-    </w:p>
-    <w:p>
-      <w:r>
-        <w:t>                        &lt;td&gt;</w:t>
-      </w:r>
-    </w:p>
-    <w:p>
-      <w:r>
-        <w:t>                            &lt;?= ucfirst($row['category']) ?&gt; &lt;br&gt;</w:t>
-      </w:r>
-    </w:p>
-    <w:p>
-      <w:r>
-        <w:t>                            &lt;small style="color:#888"&gt;&lt;?= $row['gender']=='unisex' ? '' : ($row['gender']=='male'?'Đực':'Cái') ?&gt;&lt;/small&gt;</w:t>
-      </w:r>
-    </w:p>
-    <w:p>
-      <w:r>
-        <w:t>                        &lt;/td&gt;</w:t>
-      </w:r>
-    </w:p>
-    <w:p>
-      <w:r>
-        <w:t>                        &lt;td&gt;&lt;?= number_format($row['price']) ?&gt;&lt;/td&gt;</w:t>
-      </w:r>
-    </w:p>
-    <w:p>
-      <w:r>
-        <w:t>                        &lt;td&gt;</w:t>
-      </w:r>
-    </w:p>
-    <w:p>
-      <w:r>
-        <w:t>                            &lt;a href="edit_product.php?id=&lt;?=$row['id'] ?&gt;" class="btn-edit"&gt;Sửa&lt;/a&gt;</w:t>
-      </w:r>
-    </w:p>
-    <w:p>
-      <w:r>
-        <w:t xml:space="preserve">                            </w:t>
-      </w:r>
-    </w:p>
-    <w:p>
-      <w:r>
-        <w:t>                            &lt;form method="POST" action="delete_product.php" style="display:inline;"&gt;</w:t>
-      </w:r>
-    </w:p>
-    <w:p>
-      <w:r>
-        <w:t>                                &lt;input type="hidden" name="delete_product_id" value="&lt;?= $row['id'] ?&gt;"&gt;</w:t>
-      </w:r>
-    </w:p>
-    <w:p>
-      <w:r>
-        <w:t xml:space="preserve">                                &lt;button type="submit" </w:t>
-      </w:r>
-    </w:p>
-    <w:p>
-      <w:r>
-        <w:t xml:space="preserve">                                        class="btn-danger" </w:t>
-      </w:r>
-    </w:p>
-    <w:p>
-      <w:r>
-        <w:t>                                        style="border:none; cursor:pointer;"</w:t>
-      </w:r>
-    </w:p>
-    <w:p>
-      <w:r>
-        <w:t>                                        data-confirm="Bạn có chắc muốn xóa sản phẩm này không?"&gt;</w:t>
-      </w:r>
-    </w:p>
-    <w:p>
-      <w:r>
-        <w:t>                                    Xóa</w:t>
-      </w:r>
-    </w:p>
-    <w:p>
-      <w:r>
-        <w:t>                                &lt;/button&gt;</w:t>
-      </w:r>
-    </w:p>
-    <w:p>
-      <w:r>
-        <w:t>                            &lt;/form&gt;</w:t>
-      </w:r>
-    </w:p>
-    <w:p>
-      <w:r>
-        <w:t>                        &lt;/td&gt;</w:t>
-      </w:r>
-    </w:p>
-    <w:p>
-      <w:r>
-        <w:t>                    &lt;/tr&gt;</w:t>
-      </w:r>
-    </w:p>
-    <w:p>
-      <w:r>
-        <w:t>                    &lt;?php endwhile; ?&gt;</w:t>
-      </w:r>
-    </w:p>
-    <w:p>
-      <w:r>
-        <w:t>                &lt;/tbody&gt;</w:t>
-      </w:r>
-    </w:p>
-    <w:p>
-      <w:r>
-        <w:t>            &lt;/table&gt;</w:t>
+    <w:p>
+      <w:r>
+        <w:t>            &lt;div class="article-card"&gt;</w:t>
+      </w:r>
+    </w:p>
+    <w:p>
+      <w:r>
+        <w:t>                &lt;h4 style="color: #2c3e50;"&gt;&lt;i class="fas fa-shipping-fast"&gt;&lt;/i&gt; Chính sách vận chuyển&lt;/h4&gt;</w:t>
+      </w:r>
+    </w:p>
+    <w:p>
+      <w:r>
+        <w:t>                &lt;p style="font-size: 13px; color: #666; margin-top: 10px;"&gt;Miễn phí vận chuyển cho đơn hàng thú cưng trong nội thành. Bảo hành sức khỏe 7 ngày...&lt;/p&gt;</w:t>
+      </w:r>
+    </w:p>
+    <w:p>
+      <w:r>
+        <w:t>                &lt;a href="#" style="font-size: 13px; color: #2ecc71;"&gt;Chi tiết &amp;rarr;&lt;/a&gt;</w:t>
+      </w:r>
+    </w:p>
+    <w:p>
+      <w:r>
+        <w:t>            &lt;/div&gt;</w:t>
       </w:r>
     </w:p>
     <w:p>
@@ -13102,154 +13037,21 @@
         <w:t>        &lt;/div&gt;</w:t>
       </w:r>
     </w:p>
-    <w:p>
-      <w:r>
-        <w:t>    &lt;/div&gt;</w:t>
-      </w:r>
-    </w:p>
-    <w:p>
-      <w:r>
-        <w:t xml:space="preserve">    </w:t>
-      </w:r>
-    </w:p>
-    <w:p>
-      <w:r>
-        <w:t>    &lt;script&gt;</w:t>
-      </w:r>
-    </w:p>
-    <w:p>
-      <w:r>
-        <w:t xml:space="preserve">        </w:t>
-      </w:r>
-      <w:r>
-        <w:rPr>
-          <w:i/>
-          <w:iCs/>
-        </w:rPr>
-        <w:t>function</w:t>
-      </w:r>
-      <w:r>
-        <w:t xml:space="preserve"> previewImage(</w:t>
-      </w:r>
-      <w:r>
-        <w:rPr>
-          <w:i/>
-          <w:iCs/>
-        </w:rPr>
-        <w:t>input</w:t>
-      </w:r>
-      <w:r>
-        <w:t>) {</w:t>
-      </w:r>
-    </w:p>
-    <w:p>
-      <w:r>
-        <w:t xml:space="preserve">            </w:t>
-      </w:r>
-      <w:r>
-        <w:rPr>
-          <w:i/>
-          <w:iCs/>
-        </w:rPr>
-        <w:t>var</w:t>
-      </w:r>
-      <w:r>
-        <w:t xml:space="preserve"> preview = document.getElementById('imgPreview');</w:t>
-      </w:r>
-    </w:p>
-    <w:p>
-      <w:r>
-        <w:t>            if (input.files &amp;&amp; input.files[0]) {</w:t>
-      </w:r>
-    </w:p>
-    <w:p>
-      <w:r>
-        <w:t xml:space="preserve">                </w:t>
-      </w:r>
-      <w:r>
-        <w:rPr>
-          <w:i/>
-          <w:iCs/>
-        </w:rPr>
-        <w:t>var</w:t>
-      </w:r>
-      <w:r>
-        <w:t xml:space="preserve"> reader = new FileReader();</w:t>
-      </w:r>
-    </w:p>
-    <w:p>
-      <w:r>
-        <w:t xml:space="preserve">                reader.onload = </w:t>
-      </w:r>
-      <w:r>
-        <w:rPr>
-          <w:i/>
-          <w:iCs/>
-        </w:rPr>
-        <w:t>function</w:t>
-      </w:r>
-      <w:r>
-        <w:t xml:space="preserve"> (</w:t>
-      </w:r>
-      <w:r>
-        <w:rPr>
-          <w:i/>
-          <w:iCs/>
-        </w:rPr>
-        <w:t>e</w:t>
-      </w:r>
-      <w:r>
-        <w:t>) {</w:t>
-      </w:r>
-    </w:p>
-    <w:p>
-      <w:r>
-        <w:t>                    preview.src = e.target.result;</w:t>
-      </w:r>
-    </w:p>
-    <w:p>
-      <w:r>
-        <w:t>                    preview.style.display = 'block';</w:t>
-      </w:r>
-    </w:p>
-    <w:p>
-      <w:r>
-        <w:t>                }</w:t>
-      </w:r>
-    </w:p>
-    <w:p>
-      <w:r>
-        <w:t>                reader.readAsDataURL(input.files[0]);</w:t>
-      </w:r>
-    </w:p>
-    <w:p>
-      <w:r>
-        <w:t>            }</w:t>
-      </w:r>
-    </w:p>
-    <w:p>
-      <w:r>
-        <w:t>        }</w:t>
-      </w:r>
-    </w:p>
-    <w:p>
-      <w:r>
-        <w:t>    &lt;/script&gt;</w:t>
-      </w:r>
-    </w:p>
-    <w:p>
-      <w:r>
-        <w:t>    &lt;?php include '../includes/footer.php'; ?&gt;</w:t>
-      </w:r>
-    </w:p>
-    <w:p>
-      <w:r>
-        <w:t>&lt;/body&gt;</w:t>
-      </w:r>
-    </w:p>
-    <w:p>
-      <w:r>
-        <w:t>&lt;/html&gt;</w:t>
+    <w:p/>
+    <w:p>
+      <w:r>
+        <w:t>    &lt;/main&gt;</w:t>
+      </w:r>
+    </w:p>
+    <w:p>
+      <w:r>
+        <w:t>&lt;/div&gt;</w:t>
+      </w:r>
+    </w:p>
+    <w:p/>
+    <w:p>
+      <w:r>
+        <w:t>&lt;?php include 'includes/footer.php'; ?&gt;</w:t>
       </w:r>
     </w:p>
     <w:p>
@@ -13318,7 +13120,7 @@
     <w:p/>
     <w:p>
       <w:r>
-        <w:t>    // 1. THÊM VÀO GIỎ</w:t>
+        <w:t>    // 1. THÊM VÀO GIỎ (FULL CODE)</w:t>
       </w:r>
     </w:p>
     <w:p>
@@ -13328,12 +13130,23 @@
     </w:p>
     <w:p>
       <w:r>
-        <w:t>        // ... (Giữ nguyên logic thêm vào giỏ như cũ của Ní) ...</w:t>
-      </w:r>
-    </w:p>
-    <w:p>
-      <w:r>
-        <w:t>        // Tui rút gọn đoạn này để tập trung vào phần Update bên dưới</w:t>
+        <w:t>        // Lấy số lượng từ form (mặc định là 1 nếu không có)</w:t>
+      </w:r>
+    </w:p>
+    <w:p>
+      <w:r>
+        <w:t>        $qty = isset($_POST['qty']) ? intval($_POST['qty']) : 1;</w:t>
+      </w:r>
+    </w:p>
+    <w:p>
+      <w:r>
+        <w:t>        if ($qty &lt; 1) $qty = 1;</w:t>
+      </w:r>
+    </w:p>
+    <w:p/>
+    <w:p>
+      <w:r>
+        <w:t>        // Lấy thông tin sản phẩm từ DB để đảm bảo giá đúng</w:t>
       </w:r>
     </w:p>
     <w:p>
@@ -13373,42 +13186,240 @@
     </w:p>
     <w:p>
       <w:r>
+        <w:t>            // A. Cập nhật Session Cart (Cho hiển thị ngay lập tức)</w:t>
+      </w:r>
+    </w:p>
+    <w:p>
+      <w:r>
         <w:t>            if (!isset($_SESSION['cart'])) $_SESSION['cart'] = [];</w:t>
       </w:r>
     </w:p>
     <w:p>
       <w:r>
+        <w:t xml:space="preserve">            </w:t>
+      </w:r>
+    </w:p>
+    <w:p>
+      <w:r>
         <w:t>            if (isset($_SESSION['cart'][$id])) {</w:t>
       </w:r>
     </w:p>
     <w:p>
       <w:r>
+        <w:t>                $_SESSION['cart'][$id]['qty'] += $qty; // Cộng dồn số lượng</w:t>
+      </w:r>
+    </w:p>
+    <w:p>
+      <w:r>
+        <w:t>            } else {</w:t>
+      </w:r>
+    </w:p>
+    <w:p>
+      <w:r>
+        <w:t>                $_SESSION['cart'][$id] = [</w:t>
+      </w:r>
+    </w:p>
+    <w:p>
+      <w:r>
+        <w:t xml:space="preserve">                    'name' =&gt; $product['name'], </w:t>
+      </w:r>
+    </w:p>
+    <w:p>
+      <w:r>
+        <w:t>                    'price' =&gt; $product['price'],</w:t>
+      </w:r>
+    </w:p>
+    <w:p>
+      <w:r>
+        <w:t xml:space="preserve">                    'image' =&gt; $product['image'], </w:t>
+      </w:r>
+    </w:p>
+    <w:p>
+      <w:r>
+        <w:t xml:space="preserve">                    'category' =&gt; $product['category'], </w:t>
+      </w:r>
+    </w:p>
+    <w:p>
+      <w:r>
+        <w:t>                    'qty' =&gt; $qty</w:t>
+      </w:r>
+    </w:p>
+    <w:p>
+      <w:r>
+        <w:t>                ];</w:t>
+      </w:r>
+    </w:p>
+    <w:p>
+      <w:r>
+        <w:t>            }</w:t>
+      </w:r>
+    </w:p>
+    <w:p/>
+    <w:p>
+      <w:r>
+        <w:t>            // B. Cập nhật Database Cart (Nếu đã đăng nhập)</w:t>
+      </w:r>
+    </w:p>
+    <w:p>
+      <w:r>
+        <w:t>            if (isset($_SESSION['user_id'])) {</w:t>
+      </w:r>
+    </w:p>
+    <w:p>
+      <w:r>
+        <w:t>                $user_id = $_SESSION['user_id'];</w:t>
+      </w:r>
+    </w:p>
+    <w:p>
+      <w:r>
+        <w:t xml:space="preserve">                </w:t>
+      </w:r>
+    </w:p>
+    <w:p>
+      <w:r>
+        <w:t>                // Kiểm tra xem sản phẩm này đã có trong giỏ DB của user chưa</w:t>
+      </w:r>
+    </w:p>
+    <w:p>
+      <w:r>
+        <w:t>                $check = $conn-&gt;prepare("SELECT id FROM cart WHERE user_id=? AND product_id=?");</w:t>
+      </w:r>
+    </w:p>
+    <w:p>
+      <w:r>
+        <w:t>                $check-&gt;execute([$user_id, $id]);</w:t>
+      </w:r>
+    </w:p>
+    <w:p>
+      <w:r>
+        <w:t>                $exist = $check-&gt;fetch();</w:t>
+      </w:r>
+    </w:p>
+    <w:p/>
+    <w:p>
+      <w:r>
+        <w:t>                if ($exist) {</w:t>
+      </w:r>
+    </w:p>
+    <w:p>
+      <w:r>
+        <w:t>                    // Có rồi -&gt; Update cộng thêm số lượng</w:t>
+      </w:r>
+    </w:p>
+    <w:p>
+      <w:r>
+        <w:t>                    $conn-&gt;prepare("UPDATE cart SET quantity = quantity + ? WHERE id=?")</w:t>
+      </w:r>
+    </w:p>
+    <w:p>
+      <w:r>
+        <w:t>                         -&gt;execute([$qty, $exist['id']]);</w:t>
+      </w:r>
+    </w:p>
+    <w:p>
+      <w:r>
+        <w:t>                } else {</w:t>
+      </w:r>
+    </w:p>
+    <w:p>
+      <w:r>
+        <w:t>                    // Chưa có -&gt; Insert dòng mới</w:t>
+      </w:r>
+    </w:p>
+    <w:p>
+      <w:r>
+        <w:t>                    $conn-&gt;prepare("INSERT INTO cart (user_id, product_id, quantity) VALUES (?, ?, ?)")</w:t>
+      </w:r>
+    </w:p>
+    <w:p>
+      <w:r>
+        <w:t>                         -&gt;execute([$user_id, $id, $qty]);</w:t>
+      </w:r>
+    </w:p>
+    <w:p>
+      <w:r>
+        <w:t>                }</w:t>
+      </w:r>
+    </w:p>
+    <w:p>
+      <w:r>
+        <w:t>            }</w:t>
+      </w:r>
+    </w:p>
+    <w:p>
+      <w:r>
+        <w:t xml:space="preserve">            </w:t>
+      </w:r>
+    </w:p>
+    <w:p>
+      <w:r>
+        <w:t>            // Thêm thông báo thành công (Toast) nếu muốn, hoặc redirect luôn</w:t>
+      </w:r>
+    </w:p>
+    <w:p>
+      <w:r>
+        <w:t>            // $_SESSION['flash_msg'] = ['msg' =&gt; 'Đã thêm vào giỏ hàng!', 'type' =&gt; 'success'];</w:t>
+      </w:r>
+    </w:p>
+    <w:p>
+      <w:r>
+        <w:t>        }</w:t>
+      </w:r>
+    </w:p>
+    <w:p>
+      <w:r>
+        <w:t>    }</w:t>
+      </w:r>
+    </w:p>
+    <w:p/>
+    <w:p>
+      <w:r>
+        <w:t>    // 2. CẬP NHẬT SỐ LƯỢNG (+/-)</w:t>
+      </w:r>
+    </w:p>
+    <w:p>
+      <w:r>
+        <w:t>    if ($action == 'update_qty') {</w:t>
+      </w:r>
+    </w:p>
+    <w:p>
+      <w:r>
+        <w:t>        $type = $_POST['type']; // 'inc' (tăng) hoặc 'dec' (giảm)</w:t>
+      </w:r>
+    </w:p>
+    <w:p>
+      <w:r>
+        <w:t xml:space="preserve">        </w:t>
+      </w:r>
+    </w:p>
+    <w:p>
+      <w:r>
+        <w:t>        if (isset($_SESSION['cart'][$id])) {</w:t>
+      </w:r>
+    </w:p>
+    <w:p>
+      <w:r>
+        <w:t>            if ($type == 'inc') {</w:t>
+      </w:r>
+    </w:p>
+    <w:p>
+      <w:r>
         <w:t>                $_SESSION['cart'][$id]['qty']++;</w:t>
       </w:r>
     </w:p>
     <w:p>
       <w:r>
-        <w:t>            } else {</w:t>
-      </w:r>
-    </w:p>
-    <w:p>
-      <w:r>
-        <w:t>                $_SESSION['cart'][$id] = [</w:t>
-      </w:r>
-    </w:p>
-    <w:p>
-      <w:r>
-        <w:t>                    'name' =&gt; $product['name'], 'price' =&gt; $product['price'],</w:t>
-      </w:r>
-    </w:p>
-    <w:p>
-      <w:r>
-        <w:t>                    'image' =&gt; $product['image'], 'category' =&gt; $product['category'], 'qty' =&gt; 1</w:t>
-      </w:r>
-    </w:p>
-    <w:p>
-      <w:r>
-        <w:t>                ];</w:t>
+        <w:t>            } elseif ($type == 'dec') {</w:t>
+      </w:r>
+    </w:p>
+    <w:p>
+      <w:r>
+        <w:t>                $_SESSION['cart'][$id]['qty']--;</w:t>
+      </w:r>
+    </w:p>
+    <w:p>
+      <w:r>
+        <w:t>                if ($_SESSION['cart'][$id]['qty'] &lt; 1) $_SESSION['cart'][$id]['qty'] = 1; // Giữ tối thiểu là 1</w:t>
       </w:r>
     </w:p>
     <w:p>
@@ -13416,9 +13427,10 @@
         <w:t>            }</w:t>
       </w:r>
     </w:p>
-    <w:p>
-      <w:r>
-        <w:t>            // Nếu đã login, lưu vào DB</w:t>
+    <w:p/>
+    <w:p>
+      <w:r>
+        <w:t>            // Đồng bộ DB nếu đã login</w:t>
       </w:r>
     </w:p>
     <w:p>
@@ -13428,42 +13440,17 @@
     </w:p>
     <w:p>
       <w:r>
-        <w:t>                $user_id = $_SESSION['user_id'];</w:t>
-      </w:r>
-    </w:p>
-    <w:p>
-      <w:r>
-        <w:t>                $check = $conn-&gt;prepare("SELECT id FROM cart WHERE user_id=? AND product_id=?");</w:t>
-      </w:r>
-    </w:p>
-    <w:p>
-      <w:r>
-        <w:t>                $check-&gt;execute([$user_id, $id]);</w:t>
-      </w:r>
-    </w:p>
-    <w:p>
-      <w:r>
-        <w:t>                if ($exist = $check-&gt;fetch()) {</w:t>
-      </w:r>
-    </w:p>
-    <w:p>
-      <w:r>
-        <w:t>                    $conn-&gt;prepare("UPDATE cart SET quantity = quantity + 1 WHERE id=?")-&gt;execute([$exist['id']]);</w:t>
-      </w:r>
-    </w:p>
-    <w:p>
-      <w:r>
-        <w:t>                } else {</w:t>
-      </w:r>
-    </w:p>
-    <w:p>
-      <w:r>
-        <w:t>                    $conn-&gt;prepare("INSERT INTO cart (user_id, product_id, quantity) VALUES (?, ?, 1)")-&gt;execute([$user_id, $id]);</w:t>
-      </w:r>
-    </w:p>
-    <w:p>
-      <w:r>
-        <w:t>                }</w:t>
+        <w:t>                $new_qty = $_SESSION['cart'][$id]['qty'];</w:t>
+      </w:r>
+    </w:p>
+    <w:p>
+      <w:r>
+        <w:t>                $conn-&gt;prepare("UPDATE cart SET quantity = ? WHERE user_id=? AND product_id=?")</w:t>
+      </w:r>
+    </w:p>
+    <w:p>
+      <w:r>
+        <w:t>                     -&gt;execute([$new_qty, $_SESSION['user_id'], $id]);</w:t>
       </w:r>
     </w:p>
     <w:p>
@@ -13481,96 +13468,39 @@
         <w:t>    }</w:t>
       </w:r>
     </w:p>
-    <w:p/>
-    <w:p>
-      <w:r>
-        <w:t>    // 2. CẬP NHẬT SỐ LƯỢNG (+/-) -&gt; PHẦN MỚI</w:t>
-      </w:r>
-    </w:p>
-    <w:p>
-      <w:r>
-        <w:t>    if ($action == 'update_qty') {</w:t>
-      </w:r>
-    </w:p>
-    <w:p>
-      <w:r>
-        <w:t>        $type = $_POST['type']; // 'inc' (tăng) hoặc 'dec' (giảm)</w:t>
-      </w:r>
-    </w:p>
-    <w:p>
-      <w:r>
-        <w:t xml:space="preserve">        </w:t>
-      </w:r>
-    </w:p>
-    <w:p>
-      <w:r>
-        <w:t>        if (isset($_SESSION['cart'][$id])) {</w:t>
-      </w:r>
-    </w:p>
-    <w:p>
-      <w:r>
-        <w:t>            if ($type == 'inc') {</w:t>
-      </w:r>
-    </w:p>
-    <w:p>
-      <w:r>
-        <w:t>                $_SESSION['cart'][$id]['qty']++;</w:t>
-      </w:r>
-    </w:p>
-    <w:p>
-      <w:r>
-        <w:t>            } elseif ($type == 'dec') {</w:t>
-      </w:r>
-    </w:p>
-    <w:p>
-      <w:r>
-        <w:t>                $_SESSION['cart'][$id]['qty']--;</w:t>
-      </w:r>
-    </w:p>
-    <w:p>
-      <w:r>
-        <w:t>                if ($_SESSION['cart'][$id]['qty'] &lt; 1) $_SESSION['cart'][$id]['qty'] = 1; // Giữ tối thiểu là 1</w:t>
-      </w:r>
-    </w:p>
-    <w:p>
-      <w:r>
-        <w:t>            }</w:t>
-      </w:r>
-    </w:p>
-    <w:p/>
-    <w:p>
-      <w:r>
-        <w:t>            // Đồng bộ DB nếu đã login</w:t>
-      </w:r>
-    </w:p>
-    <w:p>
-      <w:r>
-        <w:t>            if (isset($_SESSION['user_id'])) {</w:t>
-      </w:r>
-    </w:p>
-    <w:p>
-      <w:r>
-        <w:t>                $new_qty = $_SESSION['cart'][$id]['qty'];</w:t>
-      </w:r>
-    </w:p>
-    <w:p>
-      <w:r>
-        <w:t>                $conn-&gt;prepare("UPDATE cart SET quantity = ? WHERE user_id=? AND product_id=?")</w:t>
-      </w:r>
-    </w:p>
-    <w:p>
-      <w:r>
-        <w:t>                     -&gt;execute([$new_qty, $_SESSION['user_id'], $id]);</w:t>
-      </w:r>
-    </w:p>
-    <w:p>
-      <w:r>
-        <w:t>            }</w:t>
-      </w:r>
-    </w:p>
-    <w:p>
-      <w:r>
-        <w:t>        }</w:t>
+    <w:p>
+      <w:r>
+        <w:t xml:space="preserve">    </w:t>
+      </w:r>
+    </w:p>
+    <w:p>
+      <w:r>
+        <w:t>    // Redirect lại để tránh gửi form lại (PRG Pattern)</w:t>
+      </w:r>
+    </w:p>
+    <w:p>
+      <w:r>
+        <w:t>    // Nếu request đến từ trang products (thêm mới), quay lại trang đó</w:t>
+      </w:r>
+    </w:p>
+    <w:p>
+      <w:r>
+        <w:t>    if (isset($_SERVER['HTTP_REFERER']) &amp;&amp; strpos($_SERVER['HTTP_REFERER'], 'cart.php') === false) {</w:t>
+      </w:r>
+    </w:p>
+    <w:p>
+      <w:r>
+        <w:t>         header("Location: " . $_SERVER['HTTP_REFERER']);</w:t>
+      </w:r>
+    </w:p>
+    <w:p>
+      <w:r>
+        <w:t>    } else {</w:t>
+      </w:r>
+    </w:p>
+    <w:p>
+      <w:r>
+        <w:t>         header("Location: cart.php");</w:t>
       </w:r>
     </w:p>
     <w:p>
@@ -13580,21 +13510,6 @@
     </w:p>
     <w:p>
       <w:r>
-        <w:t xml:space="preserve">    </w:t>
-      </w:r>
-    </w:p>
-    <w:p>
-      <w:r>
-        <w:t>    // Redirect lại để tránh gửi form lại</w:t>
-      </w:r>
-    </w:p>
-    <w:p>
-      <w:r>
-        <w:t>    header("Location: cart.php");</w:t>
-      </w:r>
-    </w:p>
-    <w:p>
-      <w:r>
         <w:t>    exit;</w:t>
       </w:r>
     </w:p>
@@ -13606,7 +13521,7 @@
     <w:p/>
     <w:p>
       <w:r>
-        <w:t>// Xóa sản phẩm (Logic cũ giữ nguyên)</w:t>
+        <w:t>// Xóa sản phẩm (Giữ nguyên)</w:t>
       </w:r>
     </w:p>
     <w:p>
@@ -22215,7 +22130,6 @@
         <w:t>require_once '../includes/db.php';</w:t>
       </w:r>
     </w:p>
-    <w:p/>
     <w:p>
       <w:r>
         <w:t>// Check quyền Admin</w:t>
@@ -22239,6 +22153,159 @@
     <w:p/>
     <w:p>
       <w:r>
+        <w:t>// --- HÀM TẠO SLUG (CHUYỂN TIẾNG VIỆT SANG KHÔNG DẤU) ---</w:t>
+      </w:r>
+    </w:p>
+    <w:p>
+      <w:r>
+        <w:rPr>
+          <w:i/>
+          <w:iCs/>
+        </w:rPr>
+        <w:t>function</w:t>
+      </w:r>
+      <w:r>
+        <w:t xml:space="preserve"> create_slug($string) {</w:t>
+      </w:r>
+    </w:p>
+    <w:p>
+      <w:r>
+        <w:t>    $search = array(</w:t>
+      </w:r>
+    </w:p>
+    <w:p>
+      <w:r>
+        <w:t>        '#(à|á|ạ|ả|ã|â|ầ|ấ|ậ|ẩ|ẫ|ă|ằ|ắ|ặ|ẳ|ẵ)#',</w:t>
+      </w:r>
+    </w:p>
+    <w:p>
+      <w:r>
+        <w:t>        '#(è|é|ẹ|ẻ|ẽ|ê|ề|ế|ệ|ể|ễ)#',</w:t>
+      </w:r>
+    </w:p>
+    <w:p>
+      <w:r>
+        <w:t>        '#(ì|í|ị|ỉ|ĩ)#',</w:t>
+      </w:r>
+    </w:p>
+    <w:p>
+      <w:r>
+        <w:t>        '#(ò|ó|ọ|ỏ|õ|ô|ồ|ố|ộ|ổ|ỗ|ơ|ờ|ớ|ợ|ở|ỡ)#',</w:t>
+      </w:r>
+    </w:p>
+    <w:p>
+      <w:r>
+        <w:t>        '#(ù|ú|ụ|ủ|ũ|ư|ừ|ứ|ự|ử|ữ)#',</w:t>
+      </w:r>
+    </w:p>
+    <w:p>
+      <w:r>
+        <w:t>        '#(ỳ|ý|ỵ|ỷ|ỹ)#',</w:t>
+      </w:r>
+    </w:p>
+    <w:p>
+      <w:r>
+        <w:t>        '#(đ)#',</w:t>
+      </w:r>
+    </w:p>
+    <w:p>
+      <w:r>
+        <w:t>        '#(À|Á|Ạ|Ả|Ã|Â|Ầ|Ấ|Ậ|Ẩ|Ẫ|Ă|Ằ|Ắ|Ặ|Ẳ|Ẵ)#',</w:t>
+      </w:r>
+    </w:p>
+    <w:p>
+      <w:r>
+        <w:t>        '#(È|É|Ẹ|Ẻ|Ẽ|Ê|Ề|Ế|Ệ|Ể|Ễ)#',</w:t>
+      </w:r>
+    </w:p>
+    <w:p>
+      <w:r>
+        <w:t>        '#(Ì|Í|Ị|Ỉ|Ĩ)#',</w:t>
+      </w:r>
+    </w:p>
+    <w:p>
+      <w:r>
+        <w:t>        '#(Ò|Ó|Ọ|Ỏ|Õ|Ô|Ồ|Ố|Ộ|Ổ|Ỗ|Ơ|Ờ|Ớ|Ợ|Ở|Ỡ)#',</w:t>
+      </w:r>
+    </w:p>
+    <w:p>
+      <w:r>
+        <w:t>        '#(Ù|Ú|Ụ|Ủ|Ũ|Ư|Ừ|Ứ|Ự|Ử|Ữ)#',</w:t>
+      </w:r>
+    </w:p>
+    <w:p>
+      <w:r>
+        <w:t>        '#(Ỳ|Ý|Ỵ|Ỷ|Ỹ)#',</w:t>
+      </w:r>
+    </w:p>
+    <w:p>
+      <w:r>
+        <w:t>        '#(Đ)#',</w:t>
+      </w:r>
+    </w:p>
+    <w:p>
+      <w:r>
+        <w:t>        "/[^a-zA-Z0-9\-\_]/",</w:t>
+      </w:r>
+    </w:p>
+    <w:p>
+      <w:r>
+        <w:t>    );</w:t>
+      </w:r>
+    </w:p>
+    <w:p>
+      <w:r>
+        <w:t>    $replace = array(</w:t>
+      </w:r>
+    </w:p>
+    <w:p>
+      <w:r>
+        <w:t>        'a', 'e', 'i', 'o', 'u', 'y', 'd',</w:t>
+      </w:r>
+    </w:p>
+    <w:p>
+      <w:r>
+        <w:t>        'A', 'E', 'I', 'O', 'U', 'Y', 'D',</w:t>
+      </w:r>
+    </w:p>
+    <w:p>
+      <w:r>
+        <w:t>        '-',</w:t>
+      </w:r>
+    </w:p>
+    <w:p>
+      <w:r>
+        <w:t>    );</w:t>
+      </w:r>
+    </w:p>
+    <w:p>
+      <w:r>
+        <w:t>    $string = preg_replace($search, $replace, $string);</w:t>
+      </w:r>
+    </w:p>
+    <w:p>
+      <w:r>
+        <w:t>    $string = preg_replace('/(-)+/', '-', $string);</w:t>
+      </w:r>
+    </w:p>
+    <w:p>
+      <w:r>
+        <w:t>    $string = strtolower($string);</w:t>
+      </w:r>
+    </w:p>
+    <w:p>
+      <w:r>
+        <w:t>    return $string;</w:t>
+      </w:r>
+    </w:p>
+    <w:p>
+      <w:r>
+        <w:t>}</w:t>
+      </w:r>
+    </w:p>
+    <w:p/>
+    <w:p>
+      <w:r>
         <w:t>// Xử lý thêm sản phẩm</w:t>
       </w:r>
     </w:p>
@@ -22259,12 +22326,12 @@
     </w:p>
     <w:p>
       <w:r>
-        <w:t xml:space="preserve">    $category = $_POST['category']; </w:t>
-      </w:r>
-    </w:p>
-    <w:p>
-      <w:r>
-        <w:t xml:space="preserve">    $gender = $_POST['gender']; </w:t>
+        <w:t>    $category = $_POST['category'];</w:t>
+      </w:r>
+    </w:p>
+    <w:p>
+      <w:r>
+        <w:t>    $gender = $_POST['gender'];</w:t>
       </w:r>
     </w:p>
     <w:p>
@@ -22274,19 +22341,15 @@
     </w:p>
     <w:p>
       <w:r>
-        <w:t xml:space="preserve">    $rating = $_POST['rating']; </w:t>
-      </w:r>
-    </w:p>
-    <w:p>
-      <w:r>
-        <w:t>    $description = $_POST['description']; // &lt;--- 1. LẤY DỮ LIỆU MÔ TẢ</w:t>
-      </w:r>
-    </w:p>
-    <w:p>
-      <w:r>
-        <w:t xml:space="preserve">    </w:t>
-      </w:r>
-    </w:p>
+        <w:t>    $rating = $_POST['rating'];</w:t>
+      </w:r>
+    </w:p>
+    <w:p>
+      <w:r>
+        <w:t>    $description = $_POST['description'];</w:t>
+      </w:r>
+    </w:p>
+    <w:p/>
     <w:p>
       <w:r>
         <w:t>    // --- XỬ LÝ UPLOAD ẢNH ---</w:t>
@@ -22294,10 +22357,9 @@
     </w:p>
     <w:p>
       <w:r>
-        <w:t xml:space="preserve">    $image_path = "default.jpg"; </w:t>
-      </w:r>
-    </w:p>
-    <w:p/>
+        <w:t>    $image_path = "default.jpg";</w:t>
+      </w:r>
+    </w:p>
     <w:p>
       <w:r>
         <w:t>    if (isset($_FILES['image']) &amp;&amp; $_FILES['image']['error'] == 0) {</w:t>
@@ -22318,84 +22380,1062 @@
         <w:t>        $ext = strtolower(pathinfo($filename, PATHINFO_EXTENSION));</w:t>
       </w:r>
     </w:p>
+    <w:p/>
+    <w:p>
+      <w:r>
+        <w:t>        if (in_array($ext, $allowed)) {</w:t>
+      </w:r>
+    </w:p>
+    <w:p>
+      <w:r>
+        <w:t>            // Xác định folder</w:t>
+      </w:r>
+    </w:p>
+    <w:p>
+      <w:r>
+        <w:t>            $sub_folder = "others/";</w:t>
+      </w:r>
+    </w:p>
+    <w:p>
+      <w:r>
+        <w:t>            if ($category == 'pet') {</w:t>
+      </w:r>
+    </w:p>
+    <w:p>
+      <w:r>
+        <w:t>                if ($species == 'dog') $sub_folder = "dogs/";</w:t>
+      </w:r>
+    </w:p>
+    <w:p>
+      <w:r>
+        <w:t>                elseif ($species == 'cat') $sub_folder = "cats/";</w:t>
+      </w:r>
+    </w:p>
+    <w:p>
+      <w:r>
+        <w:t>                else $sub_folder = "pets/";</w:t>
+      </w:r>
+    </w:p>
+    <w:p>
+      <w:r>
+        <w:t>            } elseif ($category == 'food') {</w:t>
+      </w:r>
+    </w:p>
+    <w:p>
+      <w:r>
+        <w:t>                $sub_folder = "food/";</w:t>
+      </w:r>
+    </w:p>
+    <w:p>
+      <w:r>
+        <w:t>            } elseif ($category == 'accessory') {</w:t>
+      </w:r>
+    </w:p>
+    <w:p>
+      <w:r>
+        <w:t>                $sub_folder = "accessory/";</w:t>
+      </w:r>
+    </w:p>
+    <w:p>
+      <w:r>
+        <w:t>            } elseif ($category == 'toy') {</w:t>
+      </w:r>
+    </w:p>
+    <w:p>
+      <w:r>
+        <w:t>                $sub_folder = "toy/";</w:t>
+      </w:r>
+    </w:p>
+    <w:p>
+      <w:r>
+        <w:t>            } elseif ($category == 'health') {</w:t>
+      </w:r>
+    </w:p>
+    <w:p>
+      <w:r>
+        <w:t>                $sub_folder = "health/";</w:t>
+      </w:r>
+    </w:p>
+    <w:p>
+      <w:r>
+        <w:t>            }</w:t>
+      </w:r>
+    </w:p>
+    <w:p>
+      <w:r>
+        <w:t xml:space="preserve">            </w:t>
+      </w:r>
+    </w:p>
+    <w:p>
+      <w:r>
+        <w:t>            $target_dir = "../assets/images/" . $sub_folder;</w:t>
+      </w:r>
+    </w:p>
+    <w:p>
+      <w:r>
+        <w:t>            if (!file_exists($target_dir)) { mkdir($target_dir, 0777, true); }</w:t>
+      </w:r>
+    </w:p>
+    <w:p>
+      <w:r>
+        <w:t xml:space="preserve">            </w:t>
+      </w:r>
+    </w:p>
+    <w:p>
+      <w:r>
+        <w:t>            // --- ĐỔI TÊN FILE THEO TÊN SẢN PHẨM ---</w:t>
+      </w:r>
+    </w:p>
+    <w:p>
+      <w:r>
+        <w:t>            // Tạo slug từ tên sản phẩm</w:t>
+      </w:r>
+    </w:p>
+    <w:p>
+      <w:r>
+        <w:t>            $slug_name = create_slug($name);</w:t>
+      </w:r>
+    </w:p>
+    <w:p>
+      <w:r>
+        <w:t>            // Thêm time() vào sau để tránh trùng nếu up cùng tên</w:t>
+      </w:r>
+    </w:p>
+    <w:p>
+      <w:r>
+        <w:t>            $new_filename = $sub_folder . $slug_name . "-" . time() . "." . $ext;</w:t>
+      </w:r>
+    </w:p>
+    <w:p>
+      <w:r>
+        <w:t xml:space="preserve">            </w:t>
+      </w:r>
+    </w:p>
+    <w:p>
+      <w:r>
+        <w:t>            $upload_path = "../assets/images/" . $new_filename;</w:t>
+      </w:r>
+    </w:p>
+    <w:p/>
+    <w:p>
+      <w:r>
+        <w:t>            if (move_uploaded_file($_FILES['image']['tmp_name'], $upload_path)) {</w:t>
+      </w:r>
+    </w:p>
+    <w:p>
+      <w:r>
+        <w:t>                $image_path = $new_filename;</w:t>
+      </w:r>
+    </w:p>
+    <w:p>
+      <w:r>
+        <w:t>            }</w:t>
+      </w:r>
+    </w:p>
+    <w:p>
+      <w:r>
+        <w:t>        }</w:t>
+      </w:r>
+    </w:p>
+    <w:p>
+      <w:r>
+        <w:t>    }</w:t>
+      </w:r>
+    </w:p>
+    <w:p/>
+    <w:p>
+      <w:r>
+        <w:t>    $sql = "INSERT INTO products (name, species, category, gender, price, image, rating, description) VALUES (?, ?, ?, ?, ?, ?, ?, ?)";</w:t>
+      </w:r>
+    </w:p>
+    <w:p>
+      <w:r>
+        <w:t>    $stmt = $conn-&gt;prepare($sql);</w:t>
+      </w:r>
+    </w:p>
+    <w:p/>
+    <w:p>
+      <w:r>
+        <w:t>    if ($stmt-&gt;execute([$name, $species, $category, $gender, $price, $image_path, $rating, $description])) {</w:t>
+      </w:r>
+    </w:p>
+    <w:p>
+      <w:r>
+        <w:t>        // Dùng Session Flash Msg để hiện Toast (Ní đã setup ở footer rồi)</w:t>
+      </w:r>
+    </w:p>
+    <w:p>
+      <w:r>
+        <w:t>        $_SESSION['flash_msg'] = ['msg' =&gt; 'Thêm sản phẩm thành công!', 'type' =&gt; 'success'];</w:t>
+      </w:r>
+    </w:p>
+    <w:p>
+      <w:r>
+        <w:t>        header("Location: products.php");</w:t>
+      </w:r>
+    </w:p>
+    <w:p>
+      <w:r>
+        <w:t>        exit;</w:t>
+      </w:r>
+    </w:p>
+    <w:p>
+      <w:r>
+        <w:t>    } else {</w:t>
+      </w:r>
+    </w:p>
+    <w:p>
+      <w:r>
+        <w:t>        echo "&lt;script&gt;alert('Lỗi Database!');&lt;/script&gt;";</w:t>
+      </w:r>
+    </w:p>
+    <w:p>
+      <w:r>
+        <w:t>    }</w:t>
+      </w:r>
+    </w:p>
+    <w:p>
+      <w:r>
+        <w:t>}</w:t>
+      </w:r>
+    </w:p>
+    <w:p>
+      <w:r>
+        <w:t>?&gt;</w:t>
+      </w:r>
+    </w:p>
+    <w:p>
+      <w:r>
+        <w:t>&lt;!DOCTYPE html&gt;</w:t>
+      </w:r>
+    </w:p>
+    <w:p>
+      <w:r>
+        <w:t>&lt;html lang="vi"&gt;</w:t>
+      </w:r>
+    </w:p>
+    <w:p>
+      <w:r>
+        <w:t>&lt;head&gt;</w:t>
+      </w:r>
+    </w:p>
+    <w:p>
+      <w:r>
+        <w:t>    &lt;meta charset="UTF-8"&gt;</w:t>
+      </w:r>
+    </w:p>
+    <w:p>
+      <w:r>
+        <w:t>    &lt;title&gt;Quản lý sản phẩm&lt;/title&gt;</w:t>
+      </w:r>
+    </w:p>
+    <w:p>
+      <w:r>
+        <w:t>    &lt;link rel="stylesheet" href="../assets/css/style.css"&gt;</w:t>
+      </w:r>
+    </w:p>
+    <w:p>
+      <w:r>
+        <w:t>    &lt;link rel="stylesheet" href="../assets/css/admin.css"&gt;</w:t>
+      </w:r>
+    </w:p>
+    <w:p>
+      <w:r>
+        <w:t>&lt;/head&gt;</w:t>
+      </w:r>
+    </w:p>
+    <w:p>
+      <w:r>
+        <w:t>&lt;body&gt;</w:t>
+      </w:r>
+    </w:p>
+    <w:p>
+      <w:r>
+        <w:t>    &lt;div class="admin-layout"&gt;</w:t>
+      </w:r>
+    </w:p>
+    <w:p>
+      <w:r>
+        <w:t>        &lt;div class="sidebar"&gt;</w:t>
+      </w:r>
+    </w:p>
+    <w:p>
+      <w:r>
+        <w:t>            &lt;h3&gt;Admin Panel&lt;/h3&gt;</w:t>
+      </w:r>
+    </w:p>
+    <w:p>
+      <w:r>
+        <w:t>            &lt;a href="index.php"&gt;Dashboard&lt;/a&gt;</w:t>
+      </w:r>
+    </w:p>
+    <w:p>
+      <w:r>
+        <w:t>            &lt;a href="reviews.php"&gt;Quản lý Đánh giá&lt;/a&gt;</w:t>
+      </w:r>
+    </w:p>
+    <w:p>
+      <w:r>
+        <w:t>            &lt;a href="products.php" style="background: #34495e; border-left: 3px solid #f1c40f;"&gt;Quản lý Sản phẩm&lt;/a&gt;</w:t>
+      </w:r>
+    </w:p>
+    <w:p>
+      <w:r>
+        <w:t>            &lt;a href="../index.php"&gt;Về trang chủ&lt;/a&gt;</w:t>
+      </w:r>
+    </w:p>
+    <w:p>
+      <w:r>
+        <w:t>        &lt;/div&gt;</w:t>
+      </w:r>
+    </w:p>
+    <w:p>
+      <w:r>
+        <w:t>        &lt;div class="content"&gt;</w:t>
+      </w:r>
+    </w:p>
+    <w:p>
+      <w:r>
+        <w:t>            &lt;h2&gt;Thêm sản phẩm mới&lt;/h2&gt;</w:t>
+      </w:r>
+    </w:p>
+    <w:p>
+      <w:r>
+        <w:t xml:space="preserve">            </w:t>
+      </w:r>
+    </w:p>
+    <w:p>
+      <w:r>
+        <w:t>            &lt;div style="background: white; padding: 25px; border-radius: 8px; box-shadow: 0 2px 10px rgba(0,0,0,0.05); max-width: 800px;"&gt;</w:t>
+      </w:r>
+    </w:p>
+    <w:p>
+      <w:r>
+        <w:t>                &lt;form method="POST" enctype="multipart/form-data"&gt;</w:t>
+      </w:r>
+    </w:p>
+    <w:p>
+      <w:r>
+        <w:t>                    &lt;div class="form-group"&gt;</w:t>
+      </w:r>
+    </w:p>
+    <w:p>
+      <w:r>
+        <w:t>                        &lt;label&gt;Tên sản phẩm:&lt;/label&gt;</w:t>
+      </w:r>
+    </w:p>
+    <w:p>
+      <w:r>
+        <w:t>                        &lt;input type="text" name="name" required placeholder="Nhập tên..."&gt;</w:t>
+      </w:r>
+    </w:p>
+    <w:p>
+      <w:r>
+        <w:t>                    &lt;/div&gt;</w:t>
+      </w:r>
+    </w:p>
+    <w:p>
+      <w:r>
+        <w:t xml:space="preserve">                    </w:t>
+      </w:r>
+    </w:p>
+    <w:p>
+      <w:r>
+        <w:t>                    &lt;div style="display: grid; grid-template-columns: 1fr 1fr; gap: 20px;"&gt;</w:t>
+      </w:r>
+    </w:p>
+    <w:p>
+      <w:r>
+        <w:t>                        &lt;div class="form-group"&gt;</w:t>
+      </w:r>
+    </w:p>
+    <w:p>
+      <w:r>
+        <w:t>                            &lt;label&gt;Danh mục:&lt;/label&gt;</w:t>
+      </w:r>
+    </w:p>
+    <w:p>
+      <w:r>
+        <w:t>                            &lt;select name="category" style="width: 100%; padding: 10px; border: 1px solid #ddd; border-radius: 4px;"&gt;</w:t>
+      </w:r>
+    </w:p>
+    <w:p>
+      <w:r>
+        <w:t>                                &lt;option value="pet"&gt;Thú Cưng (Chó/Mèo)&lt;/option&gt;</w:t>
+      </w:r>
+    </w:p>
+    <w:p>
+      <w:r>
+        <w:t>                                &lt;option value="food"&gt;Thức ăn&lt;/option&gt;</w:t>
+      </w:r>
+    </w:p>
+    <w:p>
+      <w:r>
+        <w:t>                                &lt;option value="accessory"&gt;Phụ kiện&lt;/option&gt;</w:t>
+      </w:r>
+    </w:p>
+    <w:p>
+      <w:r>
+        <w:t>                                &lt;option value="toy"&gt;Đồ chơi&lt;/option&gt;</w:t>
+      </w:r>
+    </w:p>
+    <w:p>
+      <w:r>
+        <w:t>                                &lt;option value="health"&gt;Y tế&lt;/option&gt;</w:t>
+      </w:r>
+    </w:p>
+    <w:p>
+      <w:r>
+        <w:t>                            &lt;/select&gt;</w:t>
+      </w:r>
+    </w:p>
+    <w:p>
+      <w:r>
+        <w:t>                        &lt;/div&gt;</w:t>
+      </w:r>
+    </w:p>
+    <w:p>
+      <w:r>
+        <w:t>                        &lt;div class="form-group"&gt;</w:t>
+      </w:r>
+    </w:p>
+    <w:p>
+      <w:r>
+        <w:t>                            &lt;label&gt;Loài (Nếu là Thú Cưng):&lt;/label&gt;</w:t>
+      </w:r>
+    </w:p>
+    <w:p>
+      <w:r>
+        <w:t>                            &lt;select name="species" style="width: 100%; padding: 10px; border: 1px solid #ddd; border-radius: 4px;"&gt;</w:t>
+      </w:r>
+    </w:p>
+    <w:p>
+      <w:r>
+        <w:t>                                &lt;option value="dog"&gt;Chó&lt;/option&gt;</w:t>
+      </w:r>
+    </w:p>
+    <w:p>
+      <w:r>
+        <w:t>                                &lt;option value="cat"&gt;Mèo&lt;/option&gt;</w:t>
+      </w:r>
+    </w:p>
+    <w:p>
+      <w:r>
+        <w:t>                                &lt;option value="all"&gt;Tất cả (Dùng chung)&lt;/option&gt;</w:t>
+      </w:r>
+    </w:p>
+    <w:p>
+      <w:r>
+        <w:t>                            &lt;/select&gt;</w:t>
+      </w:r>
+    </w:p>
+    <w:p>
+      <w:r>
+        <w:t>                        &lt;/div&gt;</w:t>
+      </w:r>
+    </w:p>
+    <w:p>
+      <w:r>
+        <w:t>                    &lt;/div&gt;</w:t>
+      </w:r>
+    </w:p>
+    <w:p/>
+    <w:p>
+      <w:r>
+        <w:t>                    &lt;div style="display: grid; grid-template-columns: 1fr 1fr; gap: 20px;"&gt;</w:t>
+      </w:r>
+    </w:p>
+    <w:p>
+      <w:r>
+        <w:t>                        &lt;div class="form-group"&gt;</w:t>
+      </w:r>
+    </w:p>
+    <w:p>
+      <w:r>
+        <w:t>                            &lt;label&gt;Giới tính:&lt;/label&gt;</w:t>
+      </w:r>
+    </w:p>
+    <w:p>
+      <w:r>
+        <w:t>                            &lt;select name="gender" style="width: 100%; padding: 10px; border: 1px solid #ddd; border-radius: 4px;"&gt;</w:t>
+      </w:r>
+    </w:p>
+    <w:p>
+      <w:r>
+        <w:t>                                &lt;option value="unisex"&gt;Unisex (Hàng hóa)&lt;/option&gt;</w:t>
+      </w:r>
+    </w:p>
+    <w:p>
+      <w:r>
+        <w:t>                                &lt;option value="male"&gt;Đực&lt;/option&gt;</w:t>
+      </w:r>
+    </w:p>
+    <w:p>
+      <w:r>
+        <w:t>                                &lt;option value="female"&gt;Cái&lt;/option&gt;</w:t>
+      </w:r>
+    </w:p>
+    <w:p>
+      <w:r>
+        <w:t>                            &lt;/select&gt;</w:t>
+      </w:r>
+    </w:p>
+    <w:p>
+      <w:r>
+        <w:t>                        &lt;/div&gt;</w:t>
+      </w:r>
+    </w:p>
+    <w:p>
+      <w:r>
+        <w:t>                        &lt;div class="form-group"&gt;</w:t>
+      </w:r>
+    </w:p>
+    <w:p>
+      <w:r>
+        <w:t>                            &lt;label&gt;Đánh giá:&lt;/label&gt;</w:t>
+      </w:r>
+    </w:p>
+    <w:p>
+      <w:r>
+        <w:t>                            &lt;select name="rating" style="width: 100%; padding: 10px; border: 1px solid #ddd; border-radius: 4px;"&gt;</w:t>
+      </w:r>
+    </w:p>
+    <w:p>
+      <w:r>
+        <w:t>                                &lt;option value="5"&gt;5 Sao (Tuyệt vời)&lt;/option&gt;</w:t>
+      </w:r>
+    </w:p>
+    <w:p>
+      <w:r>
+        <w:t>                                &lt;option value="4.5"&gt;4.5 Sao&lt;/option&gt;</w:t>
+      </w:r>
+    </w:p>
+    <w:p>
+      <w:r>
+        <w:t>                                &lt;option value="4"&gt;4 Sao (Tốt)&lt;/option&gt;</w:t>
+      </w:r>
+    </w:p>
+    <w:p>
+      <w:r>
+        <w:t>                                &lt;option value="3"&gt;3 Sao (Bình thường)&lt;/option&gt;</w:t>
+      </w:r>
+    </w:p>
+    <w:p>
+      <w:r>
+        <w:t>                            &lt;/select&gt;</w:t>
+      </w:r>
+    </w:p>
+    <w:p>
+      <w:r>
+        <w:t>                        &lt;/div&gt;</w:t>
+      </w:r>
+    </w:p>
+    <w:p>
+      <w:r>
+        <w:t>                    &lt;/div&gt;</w:t>
+      </w:r>
+    </w:p>
+    <w:p/>
+    <w:p>
+      <w:r>
+        <w:t>                    &lt;div class="form-group"&gt;</w:t>
+      </w:r>
+    </w:p>
+    <w:p>
+      <w:r>
+        <w:t>                        &lt;label&gt;Giá (VNĐ):&lt;/label&gt;</w:t>
+      </w:r>
+    </w:p>
+    <w:p>
+      <w:r>
+        <w:t>                        &lt;input type="number" name="price" required placeholder="VD: 500000"&gt;</w:t>
+      </w:r>
+    </w:p>
+    <w:p>
+      <w:r>
+        <w:t>                    &lt;/div&gt;</w:t>
+      </w:r>
+    </w:p>
+    <w:p>
+      <w:r>
+        <w:t xml:space="preserve">                    </w:t>
+      </w:r>
+    </w:p>
+    <w:p>
+      <w:r>
+        <w:t>                    &lt;div class="form-group"&gt;</w:t>
+      </w:r>
+    </w:p>
+    <w:p>
+      <w:r>
+        <w:t>                        &lt;label&gt;Mô tả chi tiết:&lt;/label&gt;</w:t>
+      </w:r>
+    </w:p>
+    <w:p>
+      <w:r>
+        <w:t>                        &lt;textarea name="description" rows="4" placeholder="Nhập công dụng, thành phần, đặc điểm..." style="width: 100%; padding: 10px; border: 1px solid #bdc3c7; border-radius: 4px; margin-top: 5px; font-family: inherit; resize: none"&gt;&lt;/textarea&gt;</w:t>
+      </w:r>
+    </w:p>
+    <w:p>
+      <w:r>
+        <w:t>                    &lt;/div&gt;</w:t>
+      </w:r>
+    </w:p>
+    <w:p/>
+    <w:p>
+      <w:r>
+        <w:t>                    &lt;div class="form-group"&gt;</w:t>
+      </w:r>
+    </w:p>
+    <w:p>
+      <w:r>
+        <w:t>                        &lt;label&gt;Hình ảnh:&lt;/label&gt;</w:t>
+      </w:r>
+    </w:p>
+    <w:p>
+      <w:r>
+        <w:t>                        &lt;input type="file" name="image" required accept="image/*" onchange="previewImage(this)"&gt;</w:t>
+      </w:r>
+    </w:p>
+    <w:p>
+      <w:r>
+        <w:t>                        &lt;img id="imgPreview" class="upload-preview" src="#" alt="Preview" style="display: none; margin-top: 10px; max-width: 150px; border-radius: 5px; border: 1px solid #ddd;"&gt;</w:t>
+      </w:r>
+    </w:p>
+    <w:p>
+      <w:r>
+        <w:t>                    &lt;/div&gt;</w:t>
+      </w:r>
+    </w:p>
+    <w:p/>
+    <w:p>
+      <w:r>
+        <w:t>                    &lt;button type="submit" name="add_product" class="btn" style="width: 100%; margin-top: 10px;"&gt;Thêm sản phẩm&lt;/button&gt;</w:t>
+      </w:r>
+    </w:p>
+    <w:p>
+      <w:r>
+        <w:t>                &lt;/form&gt;</w:t>
+      </w:r>
+    </w:p>
+    <w:p>
+      <w:r>
+        <w:t>            &lt;/div&gt;</w:t>
+      </w:r>
+    </w:p>
+    <w:p/>
+    <w:p>
+      <w:r>
+        <w:t>            &lt;h2 style="margin-top: 40px;"&gt;Danh sách sản phẩm&lt;/h2&gt;</w:t>
+      </w:r>
+    </w:p>
+    <w:p>
+      <w:r>
+        <w:t>            &lt;table&gt;</w:t>
+      </w:r>
+    </w:p>
+    <w:p>
+      <w:r>
+        <w:t>                &lt;thead&gt;</w:t>
+      </w:r>
+    </w:p>
+    <w:p>
+      <w:r>
+        <w:t>                    &lt;tr&gt;</w:t>
+      </w:r>
+    </w:p>
+    <w:p>
+      <w:r>
+        <w:t>                        &lt;th&gt;ID&lt;/th&gt;</w:t>
+      </w:r>
+    </w:p>
+    <w:p>
+      <w:r>
+        <w:t>                        &lt;th&gt;Hình ảnh&lt;/th&gt;</w:t>
+      </w:r>
+    </w:p>
+    <w:p>
+      <w:r>
+        <w:t>                        &lt;th&gt;Tên&lt;/th&gt;</w:t>
+      </w:r>
+    </w:p>
+    <w:p>
+      <w:r>
+        <w:t>                        &lt;th&gt;Dành cho&lt;/th&gt;</w:t>
+      </w:r>
+    </w:p>
+    <w:p>
+      <w:r>
+        <w:t>                        &lt;th&gt;Danh mục&lt;/th&gt;</w:t>
+      </w:r>
+    </w:p>
+    <w:p>
+      <w:r>
+        <w:t>                        &lt;th&gt;Giá&lt;/th&gt;</w:t>
+      </w:r>
+    </w:p>
+    <w:p>
+      <w:r>
+        <w:t>                        &lt;th&gt;Sửa/Xóa&lt;/th&gt;</w:t>
+      </w:r>
+    </w:p>
+    <w:p>
+      <w:r>
+        <w:t>                    &lt;/tr&gt;</w:t>
+      </w:r>
+    </w:p>
+    <w:p>
+      <w:r>
+        <w:t>                &lt;/thead&gt;</w:t>
+      </w:r>
+    </w:p>
+    <w:p>
+      <w:r>
+        <w:t>                &lt;tbody&gt;</w:t>
+      </w:r>
+    </w:p>
+    <w:p>
+      <w:r>
+        <w:t>                    &lt;?php</w:t>
+      </w:r>
+    </w:p>
+    <w:p>
+      <w:r>
+        <w:t>                    $stmt = $conn-&gt;query("SELECT * FROM products ORDER BY id DESC");</w:t>
+      </w:r>
+    </w:p>
+    <w:p>
+      <w:r>
+        <w:t>                    while ($row = $stmt-&gt;fetch(</w:t>
+      </w:r>
+      <w:r>
+        <w:rPr>
+          <w:i/>
+          <w:iCs/>
+        </w:rPr>
+        <w:t>PDO</w:t>
+      </w:r>
+      <w:r>
+        <w:t>::FETCH_ASSOC)):</w:t>
+      </w:r>
+    </w:p>
+    <w:p>
+      <w:r>
+        <w:t>                    ?&gt;</w:t>
+      </w:r>
+    </w:p>
+    <w:p>
+      <w:r>
+        <w:t>                    &lt;tr&gt;</w:t>
+      </w:r>
+    </w:p>
+    <w:p>
+      <w:r>
+        <w:t>                        &lt;td&gt;&lt;?= $row['id'] ?&gt;&lt;/td&gt;</w:t>
+      </w:r>
+    </w:p>
+    <w:p>
+      <w:r>
+        <w:t>                        &lt;td&gt;&lt;img src="../assets/images/&lt;?= $row['image'] ?&gt;" width="50" style="border-radius: 4px;"&gt;&lt;/td&gt;</w:t>
+      </w:r>
+    </w:p>
+    <w:p>
+      <w:r>
+        <w:t>                        &lt;td&gt;</w:t>
+      </w:r>
+    </w:p>
+    <w:p>
+      <w:r>
+        <w:t>                            &lt;?= htmlspecialchars($row['name']) ?&gt; &lt;br&gt;</w:t>
+      </w:r>
+    </w:p>
+    <w:p>
+      <w:r>
+        <w:t>                            &lt;span style="font-size: 11px; color: #f1c40f;"&gt;</w:t>
+      </w:r>
+      <w:r>
+        <w:rPr>
+          <w:rFonts w:ascii="Segoe UI Emoji" w:hAnsi="Segoe UI Emoji" w:cs="Segoe UI Emoji"/>
+        </w:rPr>
+        <w:t>⭐</w:t>
+      </w:r>
+      <w:r>
+        <w:t xml:space="preserve"> &lt;?= $row['rating'] ?&gt;&lt;/span&gt;</w:t>
+      </w:r>
+    </w:p>
+    <w:p>
+      <w:r>
+        <w:t>                        &lt;/td&gt;</w:t>
+      </w:r>
+    </w:p>
+    <w:p>
+      <w:r>
+        <w:t>                        &lt;td&gt;</w:t>
+      </w:r>
+    </w:p>
+    <w:p>
+      <w:r>
+        <w:t xml:space="preserve">                            &lt;?php </w:t>
+      </w:r>
+    </w:p>
+    <w:p>
+      <w:r>
+        <w:t>                            if($row['species']=='dog') echo '&lt;span style="color:#e67e22"&gt;Chó&lt;/span&gt;';</w:t>
+      </w:r>
+    </w:p>
+    <w:p>
+      <w:r>
+        <w:t>                            elseif($row['species']=='cat') echo '&lt;span style="color:#3498db"&gt;Mèo&lt;/span&gt;';</w:t>
+      </w:r>
+    </w:p>
+    <w:p>
+      <w:r>
+        <w:t>                            else echo '&lt;span style="color:#2ecc71"&gt;Chung&lt;/span&gt;';</w:t>
+      </w:r>
+    </w:p>
+    <w:p>
+      <w:r>
+        <w:t>                            ?&gt;</w:t>
+      </w:r>
+    </w:p>
+    <w:p>
+      <w:r>
+        <w:t>                        &lt;/td&gt;</w:t>
+      </w:r>
+    </w:p>
+    <w:p>
+      <w:r>
+        <w:t>                        &lt;td&gt;</w:t>
+      </w:r>
+    </w:p>
+    <w:p>
+      <w:r>
+        <w:t>                            &lt;?= ucfirst($row['category']) ?&gt; &lt;br&gt;</w:t>
+      </w:r>
+    </w:p>
+    <w:p>
+      <w:r>
+        <w:t>                            &lt;small style="color:#888"&gt;&lt;?= $row['gender']=='unisex' ? '' : ($row['gender']=='male'?'Đực':'Cái') ?&gt;&lt;/small&gt;</w:t>
+      </w:r>
+    </w:p>
+    <w:p>
+      <w:r>
+        <w:t>                        &lt;/td&gt;</w:t>
+      </w:r>
+    </w:p>
+    <w:p>
+      <w:r>
+        <w:t>                        &lt;td&gt;&lt;?= number_format($row['price']) ?&gt;&lt;/td&gt;</w:t>
+      </w:r>
+    </w:p>
+    <w:p>
+      <w:r>
+        <w:t>                        &lt;td&gt;</w:t>
+      </w:r>
+    </w:p>
+    <w:p>
+      <w:r>
+        <w:t>                            &lt;a href="edit_product.php?id=&lt;?=$row['id'] ?&gt;" class="btn-edit"&gt;Sửa&lt;/a&gt;</w:t>
+      </w:r>
+    </w:p>
+    <w:p>
+      <w:r>
+        <w:t xml:space="preserve">                            </w:t>
+      </w:r>
+    </w:p>
+    <w:p>
+      <w:r>
+        <w:t>                            &lt;form method="POST" action="delete_product.php" style="display:inline;"&gt;</w:t>
+      </w:r>
+    </w:p>
+    <w:p>
+      <w:r>
+        <w:t>                                &lt;input type="hidden" name="delete_product_id" value="&lt;?= $row['id'] ?&gt;"&gt;</w:t>
+      </w:r>
+    </w:p>
+    <w:p>
+      <w:r>
+        <w:t xml:space="preserve">                                &lt;button type="submit" </w:t>
+      </w:r>
+    </w:p>
+    <w:p>
+      <w:r>
+        <w:t xml:space="preserve">                                        class="btn-danger" </w:t>
+      </w:r>
+    </w:p>
+    <w:p>
+      <w:r>
+        <w:t>                                        style="border:none; cursor:pointer;"</w:t>
+      </w:r>
+    </w:p>
+    <w:p>
+      <w:r>
+        <w:t>                                        data-confirm="Bạn có chắc muốn xóa sản phẩm này không?"&gt;</w:t>
+      </w:r>
+    </w:p>
+    <w:p>
+      <w:r>
+        <w:t>                                    Xóa</w:t>
+      </w:r>
+    </w:p>
+    <w:p>
+      <w:r>
+        <w:t>                                &lt;/button&gt;</w:t>
+      </w:r>
+    </w:p>
+    <w:p>
+      <w:r>
+        <w:t>                            &lt;/form&gt;</w:t>
+      </w:r>
+    </w:p>
+    <w:p>
+      <w:r>
+        <w:t>                        &lt;/td&gt;</w:t>
+      </w:r>
+    </w:p>
+    <w:p>
+      <w:r>
+        <w:t>                    &lt;/tr&gt;</w:t>
+      </w:r>
+    </w:p>
+    <w:p>
+      <w:r>
+        <w:t>                    &lt;?php endwhile; ?&gt;</w:t>
+      </w:r>
+    </w:p>
+    <w:p>
+      <w:r>
+        <w:t>                &lt;/tbody&gt;</w:t>
+      </w:r>
+    </w:p>
+    <w:p>
+      <w:r>
+        <w:t>            &lt;/table&gt;</w:t>
+      </w:r>
+    </w:p>
+    <w:p>
+      <w:r>
+        <w:t>        &lt;/div&gt;</w:t>
+      </w:r>
+    </w:p>
+    <w:p>
+      <w:r>
+        <w:t>    &lt;/div&gt;</w:t>
+      </w:r>
+    </w:p>
+    <w:p>
+      <w:r>
+        <w:t xml:space="preserve">    </w:t>
+      </w:r>
+    </w:p>
+    <w:p>
+      <w:r>
+        <w:t>    &lt;script&gt;</w:t>
+      </w:r>
+    </w:p>
     <w:p>
       <w:r>
         <w:t xml:space="preserve">        </w:t>
       </w:r>
-    </w:p>
-    <w:p>
-      <w:r>
-        <w:t>        if (in_array($ext, $allowed)) {</w:t>
-      </w:r>
-    </w:p>
-    <w:p>
-      <w:r>
-        <w:t>            // Xác định folder</w:t>
-      </w:r>
-    </w:p>
-    <w:p>
-      <w:r>
-        <w:t>        $sub_folder = "others/";</w:t>
-      </w:r>
-    </w:p>
-    <w:p>
-      <w:r>
-        <w:t>            if ($category == 'pet') {</w:t>
-      </w:r>
-    </w:p>
-    <w:p>
-      <w:r>
-        <w:t>                if ($species == 'dog') $sub_folder = "dogs/";</w:t>
-      </w:r>
-    </w:p>
-    <w:p>
-      <w:r>
-        <w:t>                elseif ($species == 'cat') $sub_folder = "cats/";</w:t>
-      </w:r>
-    </w:p>
-    <w:p>
-      <w:r>
-        <w:t>                else $sub_folder = "pets/";</w:t>
-      </w:r>
-    </w:p>
-    <w:p>
-      <w:r>
-        <w:t>            } elseif ($category == 'food') {</w:t>
-      </w:r>
-    </w:p>
-    <w:p>
-      <w:r>
-        <w:t>                $sub_folder = "food/";</w:t>
-      </w:r>
-    </w:p>
-    <w:p>
-      <w:r>
-        <w:t>            } elseif ($category == 'accessory') {</w:t>
-      </w:r>
-    </w:p>
-    <w:p>
-      <w:r>
-        <w:t>                $sub_folder = "accessory/";</w:t>
-      </w:r>
-    </w:p>
-    <w:p>
-      <w:r>
-        <w:t>            } elseif ($category == 'toy') {</w:t>
-      </w:r>
-    </w:p>
-    <w:p>
-      <w:r>
-        <w:t>                $sub_folder = "toy/";</w:t>
-      </w:r>
-    </w:p>
-    <w:p>
-      <w:r>
-        <w:t>            } elseif ($category == 'health') {</w:t>
-      </w:r>
-    </w:p>
-    <w:p>
-      <w:r>
-        <w:t>                $sub_folder = "health/";</w:t>
+      <w:r>
+        <w:rPr>
+          <w:i/>
+          <w:iCs/>
+        </w:rPr>
+        <w:t>function</w:t>
+      </w:r>
+      <w:r>
+        <w:t xml:space="preserve"> previewImage(</w:t>
+      </w:r>
+      <w:r>
+        <w:rPr>
+          <w:i/>
+          <w:iCs/>
+        </w:rPr>
+        <w:t>input</w:t>
+      </w:r>
+      <w:r>
+        <w:t>) {</w:t>
+      </w:r>
+    </w:p>
+    <w:p>
+      <w:r>
+        <w:t xml:space="preserve">            </w:t>
+      </w:r>
+      <w:r>
+        <w:rPr>
+          <w:i/>
+          <w:iCs/>
+        </w:rPr>
+        <w:t>var</w:t>
+      </w:r>
+      <w:r>
+        <w:t xml:space="preserve"> preview = document.getElementById('imgPreview');</w:t>
+      </w:r>
+    </w:p>
+    <w:p>
+      <w:r>
+        <w:t>            if (input.files &amp;&amp; input.files[0]) {</w:t>
+      </w:r>
+    </w:p>
+    <w:p>
+      <w:r>
+        <w:t xml:space="preserve">                </w:t>
+      </w:r>
+      <w:r>
+        <w:rPr>
+          <w:i/>
+          <w:iCs/>
+        </w:rPr>
+        <w:t>var</w:t>
+      </w:r>
+      <w:r>
+        <w:t xml:space="preserve"> reader = new FileReader();</w:t>
+      </w:r>
+    </w:p>
+    <w:p>
+      <w:r>
+        <w:t xml:space="preserve">                reader.onload = </w:t>
+      </w:r>
+      <w:r>
+        <w:rPr>
+          <w:i/>
+          <w:iCs/>
+        </w:rPr>
+        <w:t>function</w:t>
+      </w:r>
+      <w:r>
+        <w:t xml:space="preserve"> (</w:t>
+      </w:r>
+      <w:r>
+        <w:rPr>
+          <w:i/>
+          <w:iCs/>
+        </w:rPr>
+        <w:t>e</w:t>
+      </w:r>
+      <w:r>
+        <w:t>) {</w:t>
+      </w:r>
+    </w:p>
+    <w:p>
+      <w:r>
+        <w:t>                    preview.src = e.target.result;</w:t>
+      </w:r>
+    </w:p>
+    <w:p>
+      <w:r>
+        <w:t>                    preview.style.display = 'block';</w:t>
+      </w:r>
+    </w:p>
+    <w:p>
+      <w:r>
+        <w:t>                }</w:t>
+      </w:r>
+    </w:p>
+    <w:p>
+      <w:r>
+        <w:t>                reader.readAsDataURL(input.files[0]);</w:t>
       </w:r>
     </w:p>
     <w:p>
@@ -22403,44 +23443,6 @@
         <w:t>            }</w:t>
       </w:r>
     </w:p>
-    <w:p/>
-    <w:p>
-      <w:r>
-        <w:t>            $target_dir = "../assets/images/" . $sub_folder;</w:t>
-      </w:r>
-    </w:p>
-    <w:p>
-      <w:r>
-        <w:t>            if (!file_exists($target_dir)) { mkdir($target_dir, 0777, true); }</w:t>
-      </w:r>
-    </w:p>
-    <w:p/>
-    <w:p>
-      <w:r>
-        <w:t>            $new_filename = $sub_folder . strtolower($category) . "_" . time() . "." . $ext;</w:t>
-      </w:r>
-    </w:p>
-    <w:p>
-      <w:r>
-        <w:t>            $upload_path = "../assets/images/" . $new_filename;</w:t>
-      </w:r>
-    </w:p>
-    <w:p/>
-    <w:p>
-      <w:r>
-        <w:t>            if (move_uploaded_file($_FILES['image']['tmp_name'], $upload_path)) {</w:t>
-      </w:r>
-    </w:p>
-    <w:p>
-      <w:r>
-        <w:t>                $image_path = $new_filename;</w:t>
-      </w:r>
-    </w:p>
-    <w:p>
-      <w:r>
-        <w:t>            }</w:t>
-      </w:r>
-    </w:p>
     <w:p>
       <w:r>
         <w:t>        }</w:t>
@@ -22448,946 +23450,12 @@
     </w:p>
     <w:p>
       <w:r>
-        <w:t>    }</w:t>
-      </w:r>
-    </w:p>
-    <w:p/>
-    <w:p>
-      <w:r>
-        <w:t>    // &lt;--- 2. CẬP NHẬT CÂU SQL ĐỂ LƯU MÔ TẢ ---&gt;</w:t>
-      </w:r>
-    </w:p>
-    <w:p>
-      <w:r>
-        <w:t>    $sql = "INSERT INTO products (name, species, category, gender, price, image, rating, description) VALUES (?, ?, ?, ?, ?, ?, ?, ?)";</w:t>
-      </w:r>
-    </w:p>
-    <w:p>
-      <w:r>
-        <w:t>    $stmt = $conn-&gt;prepare($sql);</w:t>
-      </w:r>
-    </w:p>
-    <w:p>
-      <w:r>
-        <w:t xml:space="preserve">    </w:t>
-      </w:r>
-    </w:p>
-    <w:p>
-      <w:r>
-        <w:t>    if ($stmt-&gt;execute([$name, $species, $category, $gender, $price, $image_path, $rating, $description])) {</w:t>
-      </w:r>
-    </w:p>
-    <w:p>
-      <w:r>
-        <w:t>        echo "&lt;script&gt;alert('Thêm thành công!'); window.location.href='products.php';&lt;/script&gt;";</w:t>
-      </w:r>
-    </w:p>
-    <w:p>
-      <w:r>
-        <w:t>    } else {</w:t>
-      </w:r>
-    </w:p>
-    <w:p>
-      <w:r>
-        <w:t>        echo "&lt;script&gt;alert('Lỗi Database!');&lt;/script&gt;";</w:t>
-      </w:r>
-    </w:p>
-    <w:p>
-      <w:pPr>
-        <w:rPr>
-          <w:lang w:val="nl-NL"/>
-        </w:rPr>
-      </w:pPr>
-      <w:r>
-        <w:t xml:space="preserve">    </w:t>
-      </w:r>
-      <w:r>
-        <w:rPr>
-          <w:lang w:val="nl-NL"/>
-        </w:rPr>
-        <w:t>}</w:t>
-      </w:r>
-    </w:p>
-    <w:p>
-      <w:pPr>
-        <w:rPr>
-          <w:lang w:val="nl-NL"/>
-        </w:rPr>
-      </w:pPr>
-      <w:r>
-        <w:rPr>
-          <w:lang w:val="nl-NL"/>
-        </w:rPr>
-        <w:t>}</w:t>
-      </w:r>
-    </w:p>
-    <w:p>
-      <w:pPr>
-        <w:rPr>
-          <w:lang w:val="nl-NL"/>
-        </w:rPr>
-      </w:pPr>
-      <w:r>
-        <w:rPr>
-          <w:lang w:val="nl-NL"/>
-        </w:rPr>
-        <w:t>?&gt;</w:t>
-      </w:r>
-    </w:p>
-    <w:p>
-      <w:pPr>
-        <w:rPr>
-          <w:lang w:val="nl-NL"/>
-        </w:rPr>
-      </w:pPr>
-    </w:p>
-    <w:p>
-      <w:pPr>
-        <w:rPr>
-          <w:lang w:val="nl-NL"/>
-        </w:rPr>
-      </w:pPr>
-      <w:r>
-        <w:rPr>
-          <w:lang w:val="nl-NL"/>
-        </w:rPr>
-        <w:t>&lt;!DOCTYPE html&gt;</w:t>
-      </w:r>
-    </w:p>
-    <w:p>
-      <w:pPr>
-        <w:rPr>
-          <w:lang w:val="nl-NL"/>
-        </w:rPr>
-      </w:pPr>
-      <w:r>
-        <w:rPr>
-          <w:lang w:val="nl-NL"/>
-        </w:rPr>
-        <w:t>&lt;html lang="vi"&gt;</w:t>
-      </w:r>
-    </w:p>
-    <w:p>
-      <w:r>
-        <w:t>&lt;head&gt;</w:t>
-      </w:r>
-    </w:p>
-    <w:p>
-      <w:r>
-        <w:t>    &lt;meta charset="UTF-8"&gt;</w:t>
-      </w:r>
-    </w:p>
-    <w:p>
-      <w:r>
-        <w:t>    &lt;title&gt;Quản lý sản phẩm&lt;/title&gt;</w:t>
-      </w:r>
-    </w:p>
-    <w:p>
-      <w:r>
-        <w:t>    &lt;link rel="stylesheet" href="../assets/css/style.css"&gt;</w:t>
-      </w:r>
-    </w:p>
-    <w:p>
-      <w:r>
-        <w:t>    &lt;link rel="stylesheet" href="../assets/css/admin.css"&gt;</w:t>
-      </w:r>
-    </w:p>
-    <w:p>
-      <w:r>
-        <w:t>&lt;/head&gt;</w:t>
-      </w:r>
-    </w:p>
-    <w:p>
-      <w:r>
-        <w:t>&lt;body&gt;</w:t>
-      </w:r>
-    </w:p>
-    <w:p>
-      <w:r>
-        <w:t>&lt;div class="admin-layout"&gt;</w:t>
-      </w:r>
-    </w:p>
-    <w:p>
-      <w:r>
-        <w:t>    &lt;div class="sidebar"&gt;</w:t>
-      </w:r>
-    </w:p>
-    <w:p>
-      <w:r>
-        <w:t>        &lt;h3&gt;Admin Panel&lt;/h3&gt;</w:t>
-      </w:r>
-    </w:p>
-    <w:p>
-      <w:r>
-        <w:t>        &lt;a href="index.php"&gt;Dashboard&lt;/a&gt;</w:t>
-      </w:r>
-    </w:p>
-    <w:p>
-      <w:r>
-        <w:t>        &lt;a href="reviews.php"&gt;Quản lý Đánh giá&lt;/a&gt;</w:t>
-      </w:r>
-    </w:p>
-    <w:p>
-      <w:r>
-        <w:t>        &lt;a href="products.php" style="background: #34495e; border-left: 3px solid #f1c40f;"&gt;Quản lý Sản phẩm&lt;/a&gt;</w:t>
-      </w:r>
-    </w:p>
-    <w:p>
-      <w:r>
-        <w:t>        &lt;a href="../index.php"&gt;Về trang chủ&lt;/a&gt;</w:t>
-      </w:r>
-    </w:p>
-    <w:p>
-      <w:r>
-        <w:t>    &lt;/div&gt;</w:t>
-      </w:r>
-    </w:p>
-    <w:p/>
-    <w:p>
-      <w:r>
-        <w:t>    &lt;div class="content"&gt;</w:t>
-      </w:r>
-    </w:p>
-    <w:p>
-      <w:r>
-        <w:t>        &lt;h2&gt;Thêm sản phẩm mới&lt;/h2&gt;</w:t>
-      </w:r>
-    </w:p>
-    <w:p>
-      <w:r>
-        <w:t xml:space="preserve">        </w:t>
-      </w:r>
-    </w:p>
-    <w:p>
-      <w:r>
-        <w:t>        &lt;div style="background: white; padding: 25px; border-radius: 8px; box-shadow: 0 2px 10px rgba(0,0,0,0.05); max-width: 800px;"&gt;</w:t>
-      </w:r>
-    </w:p>
-    <w:p>
-      <w:r>
-        <w:t>            &lt;form method="POST" enctype="multipart/form-data"&gt;</w:t>
-      </w:r>
-    </w:p>
-    <w:p>
-      <w:r>
-        <w:t>                &lt;div class="form-group"&gt;</w:t>
-      </w:r>
-    </w:p>
-    <w:p>
-      <w:r>
-        <w:t>                    &lt;label&gt;Tên sản phẩm:&lt;/label&gt;</w:t>
-      </w:r>
-    </w:p>
-    <w:p>
-      <w:r>
-        <w:t>                    &lt;input type="text" name="name" required placeholder="Nhập tên..."&gt;</w:t>
-      </w:r>
-    </w:p>
-    <w:p>
-      <w:r>
-        <w:t>                &lt;/div&gt;</w:t>
-      </w:r>
-    </w:p>
-    <w:p>
-      <w:r>
-        <w:t xml:space="preserve">                </w:t>
-      </w:r>
-    </w:p>
-    <w:p>
-      <w:r>
-        <w:t>                &lt;div style="display: grid; grid-template-columns: 1fr 1fr; gap: 20px;"&gt;</w:t>
-      </w:r>
-    </w:p>
-    <w:p>
-      <w:r>
-        <w:t>                    &lt;div class="form-group"&gt;</w:t>
-      </w:r>
-    </w:p>
-    <w:p>
-      <w:r>
-        <w:t>                        &lt;label&gt;Danh mục:&lt;/label&gt;</w:t>
-      </w:r>
-    </w:p>
-    <w:p>
-      <w:r>
-        <w:t>                        &lt;select name="category" style="width: 100%; padding: 10px; border: 1px solid #ddd; border-radius: 4px;"&gt;</w:t>
-      </w:r>
-    </w:p>
-    <w:p>
-      <w:r>
-        <w:t>                            &lt;option value="pet"&gt;Thú Cưng (Chó/Mèo)&lt;/option&gt;</w:t>
-      </w:r>
-    </w:p>
-    <w:p>
-      <w:r>
-        <w:t>                            &lt;option value="food"&gt;Thức ăn&lt;/option&gt;</w:t>
-      </w:r>
-    </w:p>
-    <w:p>
-      <w:r>
-        <w:t>                            &lt;option value="accessory"&gt;Phụ kiện&lt;/option&gt;</w:t>
-      </w:r>
-    </w:p>
-    <w:p>
-      <w:r>
-        <w:t>                            &lt;option value="toy"&gt;Đồ chơi&lt;/option&gt;</w:t>
-      </w:r>
-    </w:p>
-    <w:p>
-      <w:r>
-        <w:t>                            &lt;option value="health"&gt;Y tế&lt;/option&gt;</w:t>
-      </w:r>
-    </w:p>
-    <w:p>
-      <w:r>
-        <w:t>                        &lt;/select&gt;</w:t>
-      </w:r>
-    </w:p>
-    <w:p>
-      <w:r>
-        <w:t>                    &lt;/div&gt;</w:t>
-      </w:r>
-    </w:p>
-    <w:p/>
-    <w:p>
-      <w:r>
-        <w:t>                    &lt;div class="form-group"&gt;</w:t>
-      </w:r>
-    </w:p>
-    <w:p>
-      <w:pPr>
-        <w:rPr>
-          <w:lang w:val="nl-NL"/>
-        </w:rPr>
-      </w:pPr>
-      <w:r>
-        <w:t xml:space="preserve">                        </w:t>
-      </w:r>
-      <w:r>
-        <w:rPr>
-          <w:lang w:val="nl-NL"/>
-        </w:rPr>
-        <w:t>&lt;label&gt;Loài (Nếu là Thú Cưng):&lt;/label&gt;</w:t>
-      </w:r>
-    </w:p>
-    <w:p>
-      <w:r>
-        <w:rPr>
-          <w:lang w:val="nl-NL"/>
-        </w:rPr>
-        <w:t xml:space="preserve">                        </w:t>
-      </w:r>
-      <w:r>
-        <w:t>&lt;select name="species" style="width: 100%; padding: 10px; border: 1px solid #ddd; border-radius: 4px;"&gt;</w:t>
-      </w:r>
-    </w:p>
-    <w:p>
-      <w:r>
-        <w:t>                            &lt;option value="dog"&gt;Chó&lt;/option&gt;</w:t>
-      </w:r>
-    </w:p>
-    <w:p>
-      <w:r>
-        <w:t>                            &lt;option value="cat"&gt;Mèo&lt;/option&gt;</w:t>
-      </w:r>
-    </w:p>
-    <w:p>
-      <w:r>
-        <w:t>                            &lt;option value="all"&gt;Tất cả (Dùng chung)&lt;/option&gt;</w:t>
-      </w:r>
-    </w:p>
-    <w:p>
-      <w:r>
-        <w:t>                        &lt;/select&gt;</w:t>
-      </w:r>
-    </w:p>
-    <w:p>
-      <w:r>
-        <w:t>                    &lt;/div&gt;</w:t>
-      </w:r>
-    </w:p>
-    <w:p>
-      <w:r>
-        <w:t>                &lt;/div&gt;</w:t>
-      </w:r>
-    </w:p>
-    <w:p/>
-    <w:p>
-      <w:r>
-        <w:t>                &lt;div style="display: grid; grid-template-columns: 1fr 1fr; gap: 20px;"&gt;</w:t>
-      </w:r>
-    </w:p>
-    <w:p>
-      <w:r>
-        <w:t>                    &lt;div class="form-group"&gt;</w:t>
-      </w:r>
-    </w:p>
-    <w:p>
-      <w:r>
-        <w:t>                        &lt;label&gt;Giới tính:&lt;/label&gt;</w:t>
-      </w:r>
-    </w:p>
-    <w:p>
-      <w:r>
-        <w:t>                        &lt;select name="gender" style="width: 100%; padding: 10px; border: 1px solid #ddd; border-radius: 4px;"&gt;</w:t>
-      </w:r>
-    </w:p>
-    <w:p>
-      <w:r>
-        <w:t>                            &lt;option value="unisex"&gt;Unisex (Hàng hóa)&lt;/option&gt;</w:t>
-      </w:r>
-    </w:p>
-    <w:p>
-      <w:r>
-        <w:t>                            &lt;option value="male"&gt;Đực&lt;/option&gt;</w:t>
-      </w:r>
-    </w:p>
-    <w:p>
-      <w:r>
-        <w:t>                            &lt;option value="female"&gt;Cái&lt;/option&gt;</w:t>
-      </w:r>
-    </w:p>
-    <w:p>
-      <w:r>
-        <w:t>                        &lt;/select&gt;</w:t>
-      </w:r>
-    </w:p>
-    <w:p>
-      <w:r>
-        <w:t>                    &lt;/div&gt;</w:t>
-      </w:r>
-    </w:p>
-    <w:p/>
-    <w:p>
-      <w:r>
-        <w:t>                    &lt;div class="form-group"&gt;</w:t>
-      </w:r>
-    </w:p>
-    <w:p>
-      <w:r>
-        <w:t>                        &lt;label&gt;Đánh giá:&lt;/label&gt;</w:t>
-      </w:r>
-    </w:p>
-    <w:p>
-      <w:r>
-        <w:t>                        &lt;select name="rating" style="width: 100%; padding: 10px; border: 1px solid #ddd; border-radius: 4px;"&gt;</w:t>
-      </w:r>
-    </w:p>
-    <w:p>
-      <w:r>
-        <w:t>                            &lt;option value="5"&gt;5 Sao (Tuyệt vời)&lt;/option&gt;</w:t>
-      </w:r>
-    </w:p>
-    <w:p>
-      <w:r>
-        <w:t>                            &lt;option value="4.5"&gt;4.5 Sao&lt;/option&gt;</w:t>
-      </w:r>
-    </w:p>
-    <w:p>
-      <w:r>
-        <w:t>                            &lt;option value="4"&gt;4 Sao (Tốt)&lt;/option&gt;</w:t>
-      </w:r>
-    </w:p>
-    <w:p>
-      <w:r>
-        <w:t>                            &lt;option value="3"&gt;3 Sao (Bình thường)&lt;/option&gt;</w:t>
-      </w:r>
-    </w:p>
-    <w:p>
-      <w:r>
-        <w:t>                        &lt;/select&gt;</w:t>
-      </w:r>
-    </w:p>
-    <w:p>
-      <w:r>
-        <w:t>                    &lt;/div&gt;</w:t>
-      </w:r>
-    </w:p>
-    <w:p>
-      <w:r>
-        <w:t>                &lt;/div&gt;</w:t>
-      </w:r>
-    </w:p>
-    <w:p/>
-    <w:p>
-      <w:r>
-        <w:t>                &lt;div class="form-group"&gt;</w:t>
-      </w:r>
-    </w:p>
-    <w:p>
-      <w:r>
-        <w:t>                    &lt;label&gt;Giá (VNĐ):&lt;/label&gt;</w:t>
-      </w:r>
-    </w:p>
-    <w:p>
-      <w:r>
-        <w:t>                    &lt;input type="number" name="price" required placeholder="VD: 500000"&gt;</w:t>
-      </w:r>
-    </w:p>
-    <w:p>
-      <w:r>
-        <w:t>                &lt;/div&gt;</w:t>
-      </w:r>
-    </w:p>
-    <w:p/>
-    <w:p>
-      <w:r>
-        <w:t>                &lt;div class="form-group"&gt;</w:t>
-      </w:r>
-    </w:p>
-    <w:p>
-      <w:pPr>
-        <w:rPr>
-          <w:lang w:val="nl-NL"/>
-        </w:rPr>
-      </w:pPr>
-      <w:r>
-        <w:t xml:space="preserve">                    </w:t>
-      </w:r>
-      <w:r>
-        <w:rPr>
-          <w:lang w:val="nl-NL"/>
-        </w:rPr>
-        <w:t>&lt;label&gt;Mô tả chi tiết:&lt;/label&gt;</w:t>
-      </w:r>
-    </w:p>
-    <w:p>
-      <w:r>
-        <w:rPr>
-          <w:lang w:val="nl-NL"/>
-        </w:rPr>
-        <w:t xml:space="preserve">                    </w:t>
-      </w:r>
-      <w:r>
-        <w:t>&lt;textarea name="description" rows="4" placeholder="Nhập công dụng, thành phần, đặc điểm..." style="width: 100%; padding: 10px; border: 1px solid #bdc3c7; border-radius: 4px; margin-top: 5px; font-family: inherit; resize: none"&gt;&lt;/textarea&gt;</w:t>
-      </w:r>
-    </w:p>
-    <w:p>
-      <w:r>
-        <w:t>                &lt;/div&gt;</w:t>
-      </w:r>
-    </w:p>
-    <w:p/>
-    <w:p>
-      <w:r>
-        <w:t>                &lt;div class="form-group"&gt;</w:t>
-      </w:r>
-    </w:p>
-    <w:p>
-      <w:r>
-        <w:t>                    &lt;label&gt;Hình ảnh:&lt;/label&gt;</w:t>
-      </w:r>
-    </w:p>
-    <w:p>
-      <w:r>
-        <w:t>                    &lt;input type="file" name="image" required accept="image/*" onchange="previewImage(this)"&gt;</w:t>
-      </w:r>
-    </w:p>
-    <w:p>
-      <w:r>
-        <w:t>                    &lt;img id="imgPreview" class="upload-preview" src="#" alt="Preview" style="display: none; margin-top: 10px; max-width: 150px; border-radius: 5px; border: 1px solid #ddd;"&gt;</w:t>
-      </w:r>
-    </w:p>
-    <w:p>
-      <w:r>
-        <w:t>                &lt;/div&gt;</w:t>
-      </w:r>
-    </w:p>
-    <w:p/>
-    <w:p>
-      <w:r>
-        <w:t>                &lt;button type="submit" name="add_product" class="btn" style="width: 100%; margin-top: 10px;"&gt;Thêm sản phẩm&lt;/button&gt;</w:t>
-      </w:r>
-    </w:p>
-    <w:p>
-      <w:r>
-        <w:t>            &lt;/form&gt;</w:t>
-      </w:r>
-    </w:p>
-    <w:p>
-      <w:r>
-        <w:t>        &lt;/div&gt;</w:t>
-      </w:r>
-    </w:p>
-    <w:p/>
-    <w:p>
-      <w:r>
-        <w:t>        &lt;h2 style="margin-top: 40px;"&gt;Danh sách sản phẩm&lt;/h2&gt;</w:t>
-      </w:r>
-    </w:p>
-    <w:p>
-      <w:r>
-        <w:t>        &lt;table&gt;</w:t>
-      </w:r>
-    </w:p>
-    <w:p>
-      <w:r>
-        <w:t>            &lt;thead&gt;</w:t>
-      </w:r>
-    </w:p>
-    <w:p>
-      <w:r>
-        <w:t>                &lt;tr&gt;</w:t>
-      </w:r>
-    </w:p>
-    <w:p>
-      <w:r>
-        <w:t>                    &lt;th&gt;ID&lt;/th&gt;</w:t>
-      </w:r>
-    </w:p>
-    <w:p>
-      <w:r>
-        <w:t>                    &lt;th&gt;Hình ảnh&lt;/th&gt;</w:t>
-      </w:r>
-    </w:p>
-    <w:p>
-      <w:r>
-        <w:t>                    &lt;th&gt;Tên&lt;/th&gt;</w:t>
-      </w:r>
-    </w:p>
-    <w:p>
-      <w:r>
-        <w:t>                    &lt;th&gt;Dành cho&lt;/th&gt;</w:t>
-      </w:r>
-    </w:p>
-    <w:p>
-      <w:r>
-        <w:t>                    &lt;th&gt;Danh mục&lt;/th&gt;</w:t>
-      </w:r>
-    </w:p>
-    <w:p>
-      <w:r>
-        <w:t>                    &lt;th&gt;Giá&lt;/th&gt;</w:t>
-      </w:r>
-    </w:p>
-    <w:p>
-      <w:r>
-        <w:t>                    &lt;th&gt;Sửa/Xóa&lt;/th&gt;</w:t>
-      </w:r>
-    </w:p>
-    <w:p>
-      <w:r>
-        <w:t>                &lt;/tr&gt;</w:t>
-      </w:r>
-    </w:p>
-    <w:p>
-      <w:r>
-        <w:t>            &lt;/thead&gt;</w:t>
-      </w:r>
-    </w:p>
-    <w:p>
-      <w:r>
-        <w:t>            &lt;tbody&gt;</w:t>
-      </w:r>
-    </w:p>
-    <w:p>
-      <w:r>
-        <w:t>                &lt;?php</w:t>
-      </w:r>
-    </w:p>
-    <w:p>
-      <w:r>
-        <w:t>                $stmt = $conn-&gt;query("SELECT * FROM products ORDER BY id DESC");</w:t>
-      </w:r>
-    </w:p>
-    <w:p>
-      <w:r>
-        <w:t>                while ($row = $stmt-&gt;fetch(</w:t>
-      </w:r>
-      <w:r>
-        <w:rPr>
-          <w:i/>
-          <w:iCs/>
-        </w:rPr>
-        <w:t>PDO</w:t>
-      </w:r>
-      <w:r>
-        <w:t>::FETCH_ASSOC)):</w:t>
-      </w:r>
-    </w:p>
-    <w:p>
-      <w:r>
-        <w:t>                ?&gt;</w:t>
-      </w:r>
-    </w:p>
-    <w:p>
-      <w:r>
-        <w:t>                &lt;tr&gt;</w:t>
-      </w:r>
-    </w:p>
-    <w:p>
-      <w:r>
-        <w:t>                    &lt;td&gt;&lt;?= $row['id'] ?&gt;&lt;/td&gt;</w:t>
-      </w:r>
-    </w:p>
-    <w:p>
-      <w:r>
-        <w:t>                    &lt;td&gt;&lt;img src="../assets/images/&lt;?= $row['image'] ?&gt;" width="50" style="border-radius: 4px;"&gt;&lt;/td&gt;</w:t>
-      </w:r>
-    </w:p>
-    <w:p>
-      <w:r>
-        <w:t>                    &lt;td&gt;</w:t>
-      </w:r>
-    </w:p>
-    <w:p>
-      <w:r>
-        <w:t>                        &lt;?= htmlspecialchars($row['name']) ?&gt; &lt;br&gt;</w:t>
-      </w:r>
-    </w:p>
-    <w:p>
-      <w:r>
-        <w:t>                        &lt;span style="font-size: 11px; color: #f1c40f;"&gt;</w:t>
-      </w:r>
-      <w:r>
-        <w:rPr>
-          <w:rFonts w:ascii="Segoe UI Emoji" w:hAnsi="Segoe UI Emoji" w:cs="Segoe UI Emoji"/>
-        </w:rPr>
-        <w:t>⭐</w:t>
-      </w:r>
-      <w:r>
-        <w:t xml:space="preserve"> &lt;?= $row['rating'] ?&gt;&lt;/span&gt;</w:t>
-      </w:r>
-    </w:p>
-    <w:p>
-      <w:r>
-        <w:t>                    &lt;/td&gt;</w:t>
-      </w:r>
-    </w:p>
-    <w:p>
-      <w:r>
-        <w:t>                    &lt;td&gt;</w:t>
-      </w:r>
-    </w:p>
-    <w:p>
-      <w:r>
-        <w:t xml:space="preserve">                        &lt;?php </w:t>
-      </w:r>
-    </w:p>
-    <w:p>
-      <w:r>
-        <w:t>                            if($row['species']=='dog') echo '&lt;span style="color:#e67e22"&gt;Chó&lt;/span&gt;';</w:t>
-      </w:r>
-    </w:p>
-    <w:p>
-      <w:r>
-        <w:t>                            elseif($row['species']=='cat') echo '&lt;span style="color:#3498db"&gt;Mèo&lt;/span&gt;';</w:t>
-      </w:r>
-    </w:p>
-    <w:p>
-      <w:r>
-        <w:t>                            else echo '&lt;span style="color:#2ecc71"&gt;Chung&lt;/span&gt;';</w:t>
-      </w:r>
-    </w:p>
-    <w:p>
-      <w:r>
-        <w:t>                        ?&gt;</w:t>
-      </w:r>
-    </w:p>
-    <w:p>
-      <w:r>
-        <w:t>                    &lt;/td&gt;</w:t>
-      </w:r>
-    </w:p>
-    <w:p>
-      <w:r>
-        <w:t>                    &lt;td&gt;</w:t>
-      </w:r>
-    </w:p>
-    <w:p>
-      <w:r>
-        <w:t>                        &lt;?= ucfirst($row['category']) ?&gt; &lt;br&gt;</w:t>
-      </w:r>
-    </w:p>
-    <w:p>
-      <w:r>
-        <w:t>                        &lt;small style="color:#888"&gt;&lt;?= $row['gender']=='unisex' ? '' : ($row['gender']=='male'?'Đực':'Cái') ?&gt;&lt;/small&gt;</w:t>
-      </w:r>
-    </w:p>
-    <w:p>
-      <w:r>
-        <w:t>                    &lt;/td&gt;</w:t>
-      </w:r>
-    </w:p>
-    <w:p>
-      <w:r>
-        <w:t>                    &lt;td&gt;&lt;?= number_format($row['price']) ?&gt;&lt;/td&gt;</w:t>
-      </w:r>
-    </w:p>
-    <w:p>
-      <w:r>
-        <w:t>                    &lt;td&gt;</w:t>
-      </w:r>
-    </w:p>
-    <w:p>
-      <w:r>
-        <w:t>                        &lt;a href="edit_product.php?id=&lt;?=$row['id'] ?&gt;" class="btn-edit"&gt;Sửa&lt;/a&gt;</w:t>
-      </w:r>
-    </w:p>
-    <w:p>
-      <w:r>
-        <w:t>                        &lt;a href="delete_product.php?id=&lt;?= $row['id'] ?&gt;" onclick="return confirm('Xóa nhé?')" class="btn-danger"&gt;Xóa&lt;/a&gt;</w:t>
-      </w:r>
-    </w:p>
-    <w:p>
-      <w:r>
-        <w:t>                    &lt;/td&gt;</w:t>
-      </w:r>
-    </w:p>
-    <w:p>
-      <w:r>
-        <w:t>                &lt;/tr&gt;</w:t>
-      </w:r>
-    </w:p>
-    <w:p>
-      <w:r>
-        <w:t>                &lt;?php endwhile; ?&gt;</w:t>
-      </w:r>
-    </w:p>
-    <w:p>
-      <w:r>
-        <w:t>            &lt;/tbody&gt;</w:t>
-      </w:r>
-    </w:p>
-    <w:p>
-      <w:r>
-        <w:t>        &lt;/table&gt;</w:t>
-      </w:r>
-    </w:p>
-    <w:p>
-      <w:r>
-        <w:t>    &lt;/div&gt;</w:t>
-      </w:r>
-    </w:p>
-    <w:p>
-      <w:r>
-        <w:t>&lt;/div&gt;</w:t>
-      </w:r>
-    </w:p>
-    <w:p/>
-    <w:p>
-      <w:r>
-        <w:t>&lt;script&gt;</w:t>
-      </w:r>
-    </w:p>
-    <w:p>
-      <w:r>
-        <w:t xml:space="preserve">    </w:t>
-      </w:r>
-      <w:r>
-        <w:rPr>
-          <w:i/>
-          <w:iCs/>
-        </w:rPr>
-        <w:t>function</w:t>
-      </w:r>
-      <w:r>
-        <w:t xml:space="preserve"> previewImage(</w:t>
-      </w:r>
-      <w:r>
-        <w:rPr>
-          <w:i/>
-          <w:iCs/>
-        </w:rPr>
-        <w:t>input</w:t>
-      </w:r>
-      <w:r>
-        <w:t>) {</w:t>
-      </w:r>
-    </w:p>
-    <w:p>
-      <w:r>
-        <w:t xml:space="preserve">        </w:t>
-      </w:r>
-      <w:r>
-        <w:rPr>
-          <w:i/>
-          <w:iCs/>
-        </w:rPr>
-        <w:t>var</w:t>
-      </w:r>
-      <w:r>
-        <w:t xml:space="preserve"> preview = document.getElementById('imgPreview');</w:t>
-      </w:r>
-    </w:p>
-    <w:p>
-      <w:r>
-        <w:t>        if (input.files &amp;&amp; input.files[0]) {</w:t>
-      </w:r>
-    </w:p>
-    <w:p>
-      <w:r>
-        <w:t xml:space="preserve">            </w:t>
-      </w:r>
-      <w:r>
-        <w:rPr>
-          <w:i/>
-          <w:iCs/>
-        </w:rPr>
-        <w:t>var</w:t>
-      </w:r>
-      <w:r>
-        <w:t xml:space="preserve"> reader = new FileReader();</w:t>
-      </w:r>
-    </w:p>
-    <w:p>
-      <w:r>
-        <w:t xml:space="preserve">            reader.onload = </w:t>
-      </w:r>
-      <w:r>
-        <w:rPr>
-          <w:i/>
-          <w:iCs/>
-        </w:rPr>
-        <w:t>function</w:t>
-      </w:r>
-      <w:r>
-        <w:t>(</w:t>
-      </w:r>
-      <w:r>
-        <w:rPr>
-          <w:i/>
-          <w:iCs/>
-        </w:rPr>
-        <w:t>e</w:t>
-      </w:r>
-      <w:r>
-        <w:t>) {</w:t>
-      </w:r>
-    </w:p>
-    <w:p>
-      <w:r>
-        <w:t>                preview.src = e.target.result;</w:t>
-      </w:r>
-    </w:p>
-    <w:p>
-      <w:r>
-        <w:t>                preview.style.display = 'block';</w:t>
-      </w:r>
-    </w:p>
-    <w:p>
-      <w:r>
-        <w:t>            }</w:t>
-      </w:r>
-    </w:p>
-    <w:p>
-      <w:r>
-        <w:t>            reader.readAsDataURL(input.files[0]);</w:t>
-      </w:r>
-    </w:p>
-    <w:p>
-      <w:r>
-        <w:t>        }</w:t>
-      </w:r>
-    </w:p>
-    <w:p>
-      <w:r>
-        <w:t>    }</w:t>
-      </w:r>
-    </w:p>
-    <w:p>
-      <w:r>
-        <w:t>&lt;/script&gt;</w:t>
+        <w:t>    &lt;/script&gt;</w:t>
+      </w:r>
+    </w:p>
+    <w:p>
+      <w:r>
+        <w:t>    &lt;?php include '../includes/footer.php'; ?&gt;</w:t>
       </w:r>
     </w:p>
     <w:p>
@@ -23400,15 +23468,7 @@
         <w:t>&lt;/html&gt;</w:t>
       </w:r>
     </w:p>
-    <w:p>
-      <w:pPr>
-        <w:rPr>
-          <w:b/>
-          <w:bCs/>
-          <w:color w:val="EE0000"/>
-        </w:rPr>
-      </w:pPr>
-    </w:p>
+    <w:p/>
     <w:p>
       <w:pPr>
         <w:rPr>

--- a/Yuumishop.docx
+++ b/Yuumishop.docx
@@ -12927,46 +12927,7 @@
         <w:t>                &lt;/div&gt;</w:t>
       </w:r>
     </w:p>
-    <w:p>
-      <w:r>
-        <w:t>                &lt;div class="sidebar-section"&gt;</w:t>
-      </w:r>
-    </w:p>
-    <w:p>
-      <w:r>
-        <w:t>                    &lt;h3&gt;&lt;i class="fas fa-tag"&gt;&lt;/i&gt; Thương hiệu&lt;/h3&gt;</w:t>
-      </w:r>
-    </w:p>
-    <w:p>
-      <w:r>
-        <w:t>                    &lt;div class="filter-list"&gt;</w:t>
-      </w:r>
-    </w:p>
-    <w:p>
-      <w:r>
-        <w:t>                        &lt;label&gt;&lt;input type="radio" name="brand" value="" &lt;?= empty($_GET['brand'])?'checked':'' ?&gt; onchange="this.form.submit()"&gt; Tất cả&lt;/label&gt;</w:t>
-      </w:r>
-    </w:p>
-    <w:p>
-      <w:r>
-        <w:t>                        &lt;label&gt;&lt;input type="radio" name="brand" value="Royal Canin" &lt;?= (isset($_GET['brand']) &amp;&amp; $_GET['brand']=='Royal Canin')?'checked':'' ?&gt; onchange="this.form.submit()"&gt; Royal Canin&lt;/label&gt;</w:t>
-      </w:r>
-    </w:p>
-    <w:p>
-      <w:r>
-        <w:t>                        &lt;label&gt;&lt;input type="radio" name="brand" value="Whiskas" &lt;?= (isset($_GET['brand']) &amp;&amp; $_GET['brand']=='Whiskas')?'checked':'' ?&gt; onchange="this.form.submit()"&gt; Whiskas&lt;/label&gt;</w:t>
-      </w:r>
-    </w:p>
-    <w:p>
-      <w:r>
-        <w:t>                    &lt;/div&gt;</w:t>
-      </w:r>
-    </w:p>
-    <w:p>
-      <w:r>
-        <w:t>                &lt;/div&gt;</w:t>
-      </w:r>
-    </w:p>
+    <w:p/>
     <w:p>
       <w:r>
         <w:t>            &lt;?php endif; ?&gt;</w:t>

--- a/Yuumishop.docx
+++ b/Yuumishop.docx
@@ -2271,7 +2271,105 @@
     </w:p>
     <w:p>
       <w:r>
-        <w:t>(316, 'Balo Phi Hành Gia', 'cat', 'accessory', 'carrier', 'OEM', 'all', 'unisex', 350000, 400000, 'accessory/balo_phi_hanh_gia.jpg', 'Balo vận chuyển chó mèo tiện lợi.', 4.8, 15);</w:t>
+        <w:t>(316, 'Balo Phi Hành Gia', 'cat', 'accessory', 'carrier', 'OEM', 'all', 'unisex', 350000, 400000, 'accessory/balo_phi_hanh_gia.jpg', 'Balo vận chuyển chó mèo tiện lợi.', 4.8, 15),</w:t>
+      </w:r>
+    </w:p>
+    <w:p/>
+    <w:p>
+      <w:r>
+        <w:t>-- Sản phẩm Y tế - Dành cho Chó/Mèo</w:t>
+      </w:r>
+    </w:p>
+    <w:p>
+      <w:r>
+        <w:t>(317, 'Vaccine Phòng Dại Nobivac Rabies', 'dog', 'health', 'vaccine', 'Merck', 'all', 'unisex', 250000, 0, 'health/vaccine_rabies.jpg', 'Vaccine phòng dại an toàn, hiệu quả cao, bảo vệ 1 năm.', 4.9, 80),</w:t>
+      </w:r>
+    </w:p>
+    <w:p>
+      <w:r>
+        <w:t>(318, 'Thuốc Xổ Giun Bayer Drontal', 'cat', 'health', 'deworm', 'Bayer', 'all', 'unisex', 80000, 95000, 'health/thuoc_xo_giun.jpg', 'Thuốc xổ giun toàn diện cho mèo, an toàn, dễ sử dụng.', 4.7, 200),</w:t>
+      </w:r>
+    </w:p>
+    <w:p>
+      <w:r>
+        <w:t>(319, 'Dầu Gội Kháng Khuẩn Malaseb', 'dog', 'health', 'shampoo', 'Dermcare', 'all', 'unisex', 180000, 0, 'health/shampoo_khang_khuan.jpg', 'Dầu gội đặc trị viêm da, nấm ngứa, mẩn đỏ.', 4.8, 45),</w:t>
+      </w:r>
+    </w:p>
+    <w:p>
+      <w:r>
+        <w:t>(320, 'Băng Gạc Thú Y Self-adhesive', 'all', 'health', 'first_aid', 'OEM', 'all', 'unisex', 35000, 0, 'health/bang_gac_thu_y.jpg', 'Băng gạc tự dính, không dính lông, dễ thay.', 4.5, 120),</w:t>
+      </w:r>
+    </w:p>
+    <w:p>
+      <w:r>
+        <w:t>(321, 'Nước Răng Miệng cho Chó Tropiclean', 'dog', 'health', 'dental', 'Tropiclean', 'all', 'unisex', 120000, 150000, 'health/nuoc_ranh_mieng.jpg', 'Giảm mảng bám, hôi miệng, an toàn khi nuốt.', 4.6, 90),</w:t>
+      </w:r>
+    </w:p>
+    <w:p>
+      <w:r>
+        <w:t>(322, 'Kem Dưỡng Móng &amp; Da Paw Balm', 'all', 'health', 'skin_care', 'OEM', 'all', 'unisex', 65000, 0, 'health/kem_duong_mong.jpg', 'Kem dưỡng ẩm móng, da chân, chống nứt nẻ.', 4.4, 60),</w:t>
+      </w:r>
+    </w:p>
+    <w:p/>
+    <w:p>
+      <w:r>
+        <w:t>-- Sản phẩm Đồ chơi</w:t>
+      </w:r>
+    </w:p>
+    <w:p>
+      <w:r>
+        <w:t>(323, 'Bóng Tennis có Dây Đàn Hồi', 'dog', 'toy', 'ball', 'OEM', 'all', 'unisex', 45000, 0, 'toy/bong_tennis_day.jpg', 'Bóng tennis gắn dây đàn hồi, chơi một mình hoặc cùng chủ.', 4.8, 150),</w:t>
+      </w:r>
+    </w:p>
+    <w:p>
+      <w:r>
+        <w:t>(324, 'Máy Bắn Bóng Bi Tự Động cho Mèo', 'cat', 'toy', 'interactive_toy', 'OEM', 'all', 'unisex', 185000, 0, 'toy/may_ban_bong_bi.jpg', 'Máy tự động bắn bóng bi, kích thích mèo vận động, chống buồn chán.', 4.7, 65),</w:t>
+      </w:r>
+    </w:p>
+    <w:p>
+      <w:r>
+        <w:t>(325, 'Đồ Chơi Thông Minh Puzzle Feeder cho Chó', 'dog', 'toy', 'puzzle_toy', 'Nina Ottosson', 'all', 'unisex', 220000, 0, 'toy/puzzle_feeder.jpg', 'Đồ chơi thử thách trí tuệ, giúp chó giải đố để lấy thức ăn, chống buồn chán.', 4.9, 75),</w:t>
+      </w:r>
+    </w:p>
+    <w:p>
+      <w:r>
+        <w:t>(326, 'Lồng 3 Tầng Cao Cấp cho Mèo', 'cat', 'cage', 'multi_level', 'OEM', 'all', 'unisex', 850000, 950000, 'toy/long_meo_3_tang.jpg', 'Lồng 3 tầng với cột cào móng, giường ngủ, đồ chơi treo, không gian thoáng mát cho mèo vui chơi và nghỉ ngơi.', 4.9, 40),</w:t>
+      </w:r>
+    </w:p>
+    <w:p>
+      <w:r>
+        <w:t>(327, 'Đĩa Bay Ném cho Chó', 'dog', 'toy', 'frisbee', 'OEM', 'all', 'unisex', 75000, 0, 'toy/dia_bay_nem.jpg', 'Đĩa bay nhựa dẻo, nhẹ, bay xa, chơi ngoài trời.', 4.6, 75),</w:t>
+      </w:r>
+    </w:p>
+    <w:p/>
+    <w:p>
+      <w:r>
+        <w:t>-- Sản phẩm Phụ kiện</w:t>
+      </w:r>
+    </w:p>
+    <w:p>
+      <w:r>
+        <w:t>(328, 'Vòng Cổ LED Phát Sáng Đa Màu', 'dog', 'accessory', 'collar', 'OEM', 'all', 'unisex', 95000, 120000, 'accessory/vong_co_led.jpg', 'Vòng cổ LED chống nước, sáng đêm, an toàn khi đi dạo.', 4.8, 60),</w:t>
+      </w:r>
+    </w:p>
+    <w:p>
+      <w:r>
+        <w:t>(329, 'Balo Vận Chuyển Thông Minh', 'cat', 'accessory', 'carrier', 'OEM', 'all', 'unisex', 320000, 0, 'accessory/balo_thong_minh.jpg', 'Balo có cửa sổ lưới, túi đựng đồ, đệm lót êm ái.', 4.9, 40),</w:t>
+      </w:r>
+    </w:p>
+    <w:p>
+      <w:r>
+        <w:t>(330, 'Yếm Ăn Chống Vấy Bẩn', 'all', 'accessory', 'bib', 'OEM', 'all', 'unisex', 45000, 0, 'accessory/yem_an_chong_vay.jpg', 'Yếm ăn chống thấm, dễ giặt, bảo vệ lông khi ăn uống.', 4.5, 180),</w:t>
+      </w:r>
+    </w:p>
+    <w:p>
+      <w:r>
+        <w:t>(331, 'Dây Dắt Thông Minh Tự Cuốn', 'dog', 'accessory', 'leash', 'OEM', 'all', 'unisex', 140000, 0, 'accessory/day_dat_tu_cuon.jpg', 'Dây dắt tự cuốn 5m, nút khóa an toàn, tay cầm êm.', 4.7, 55),</w:t>
+      </w:r>
+    </w:p>
+    <w:p>
+      <w:r>
+        <w:t>(332, 'Áo Phao Cứu Sinh cho Chó Mèo Đi Bơi', 'all', 'accessory', 'life_vest', 'OEM', 'all', 'unisex', 150000, 180000, 'accessory/ao_phao_cuu_sinh.jpg', 'Áo phao cứu sinh chống nước, có dây an toàn và đai phản quang, bảo vệ thú cưng khi đi bơi hoặc du thuyền.', 4.7, 55);</w:t>
       </w:r>
     </w:p>
     <w:p/>
@@ -6121,34 +6219,81 @@
     </w:p>
     <w:p>
       <w:r>
-        <w:t>                &lt;div class="bank-grid"&gt;</w:t>
-      </w:r>
-    </w:p>
-    <w:p>
-      <w:r>
-        <w:t>                    &lt;div class="bank-item"&gt;&lt;img src="https://static.wixstatic.com/media/9d8ed5_b92082f54b6143f6bacafff11d0c1d98~mv2.png/v1/fit/w_500,h_500,q_90/file.png" alt="MB"&gt;&lt;/div&gt;</w:t>
-      </w:r>
-    </w:p>
-    <w:p>
-      <w:r>
-        <w:t>                    &lt;div class="bank-item"&gt;&lt;img src="https://doozypack.vn/wp-content/uploads/2025/09/logo-techcombank-vector-3.jpg" alt="Techcom"&gt;&lt;/div&gt;</w:t>
-      </w:r>
-    </w:p>
-    <w:p>
-      <w:r>
-        <w:t>                    &lt;div class="bank-item"&gt;&lt;img src="https://hienlaptop.com/wp-content/uploads/2024/12/logo-vietcombank-vector-11.png" alt="VCB"&gt;&lt;/div&gt;</w:t>
-      </w:r>
-    </w:p>
-    <w:p>
-      <w:r>
-        <w:t>                    &lt;div class="bank-item"&gt;&lt;img src="https://taitailieu.net/wp-content/uploads/2025/10/bidv-logo-4.jpg" alt="BIDV"&gt;&lt;/div&gt;</w:t>
-      </w:r>
-    </w:p>
-    <w:p>
-      <w:r>
-        <w:t>                &lt;/div&gt;</w:t>
-      </w:r>
-    </w:p>
+        <w:t>                    &lt;div class="bank-grid"&gt;</w:t>
+      </w:r>
+    </w:p>
+    <w:p>
+      <w:r>
+        <w:t>                        &lt;div class="bank-item"&gt;&lt;img src="https://static.wixstatic.com/media/9d8ed5_b92082f54b6143f6bacafff11d0c1d98~mv2.png/v1/fit/w_500,h_500,q_90/file.png" alt="MB"&gt;&lt;/div&gt;</w:t>
+      </w:r>
+    </w:p>
+    <w:p>
+      <w:r>
+        <w:t>                        &lt;div class="bank-item"&gt;&lt;img src="https://doozypack.vn/wp-content/uploads/2025/09/logo-techcombank-vector-3.jpg" alt="Techcom"&gt;&lt;/div&gt;</w:t>
+      </w:r>
+    </w:p>
+    <w:p>
+      <w:r>
+        <w:t>                        &lt;div class="bank-item"&gt;&lt;img src="https://hienlaptop.com/wp-content/uploads/2024/12/logo-vietcombank-vector-11.png" alt="VCB"&gt;&lt;/div&gt;</w:t>
+      </w:r>
+    </w:p>
+    <w:p>
+      <w:r>
+        <w:t>                        &lt;div class="bank-item"&gt;&lt;img src="https://taitailieu.net/wp-content/uploads/2025/10/bidv-logo-4.jpg" alt="BIDV"&gt;&lt;/div&gt;</w:t>
+      </w:r>
+    </w:p>
+    <w:p>
+      <w:r>
+        <w:t xml:space="preserve">                        </w:t>
+      </w:r>
+    </w:p>
+    <w:p>
+      <w:r>
+        <w:t>                        &lt;div class="bank-item"&gt;&lt;img src="https://cdn.haitrieu.com/wp-content/uploads/2022/01/Logo-VietinBank-CTG-Ori.png" alt="VietinBank"&gt;&lt;/div&gt;</w:t>
+      </w:r>
+    </w:p>
+    <w:p>
+      <w:r>
+        <w:t>                        &lt;div class="bank-item"&gt;&lt;img src="https://static.wixstatic.com/media/9d8ed5_4e857f9bd2dd4e35894dcce89168fc74~mv2.png/v1/fill/w_560,h_560,al_c,q_85,usm_0.66_1.00_0.01,enc_avif,quality_auto/9d8ed5_4e857f9bd2dd4e35894dcce89168fc74~mv2.png" alt="VIB"&gt;&lt;/div&gt;</w:t>
+      </w:r>
+    </w:p>
+    <w:p>
+      <w:r>
+        <w:t>                        &lt;div class="bank-item"&gt;&lt;img src="https://static.wixstatic.com/media/9d8ed5_9b46446656b14efc88b058399cd81d9a~mv2.png/v1/fill/w_560,h_560,al_c,q_85,usm_0.66_1.00_0.01,enc_avif,quality_auto/9d8ed5_9b46446656b14efc88b058399cd81d9a~mv2.png" alt="TPBank"&gt;&lt;/div&gt;</w:t>
+      </w:r>
+    </w:p>
+    <w:p>
+      <w:r>
+        <w:t>                        &lt;div class="bank-item"&gt;&lt;img src="https://cdn.haitrieu.com/wp-content/uploads/2022/01/Logo-ACB-Ori.png" alt="ACB"&gt;&lt;/div&gt;</w:t>
+      </w:r>
+    </w:p>
+    <w:p/>
+    <w:p>
+      <w:r>
+        <w:t>                        &lt;div class="bank-item"&gt;&lt;img src="https://static.wixstatic.com/media/9d8ed5_c1ff4912d7eb4f8b901802156088483d~mv2.png/v1/fit/w_500,h_500,q_90/file.png" alt="Sacombank"&gt;&lt;/div&gt;</w:t>
+      </w:r>
+    </w:p>
+    <w:p>
+      <w:r>
+        <w:t>                        &lt;div class="bank-item"&gt;&lt;img src="https://dongphucvina.vn/wp-content/uploads/2023/05/logo-scb-dongphucvina.vn1_.png" alt="SCB"&gt;&lt;/div&gt;</w:t>
+      </w:r>
+    </w:p>
+    <w:p>
+      <w:r>
+        <w:t>                        &lt;div class="bank-item"&gt;&lt;img src="https://cdn.haitrieu.com/wp-content/uploads/2022/01/Icon-VPBank.png" alt="VPBank"&gt;&lt;/div&gt;</w:t>
+      </w:r>
+    </w:p>
+    <w:p>
+      <w:r>
+        <w:t>                        &lt;div class="bank-item"&gt;&lt;img src="https://cdn.haitrieu.com/wp-content/uploads/2022/01/Logo-HDBank-Ori.png" alt="HDBank"&gt;&lt;/div&gt;</w:t>
+      </w:r>
+    </w:p>
+    <w:p>
+      <w:r>
+        <w:t>                    &lt;/div&gt;</w:t>
+      </w:r>
+    </w:p>
+    <w:p/>
     <w:p>
       <w:r>
         <w:t>                &lt;p style="margin-top: 20px; font-size: 13px; color: #888;"&gt;Lưu ý: Đây là giao diện giả lập (Demo) phục vụ đồ án. Không thực hiện giao dịch thật.&lt;/p&gt;</w:t>

--- a/Yuumishop.docx
+++ b/Yuumishop.docx
@@ -16578,7 +16578,7 @@
     </w:p>
     <w:p>
       <w:r>
-        <w:t>            $_SESSION['flash_msg'] = ['msg' =&gt; 'Bạn đã đăng ký thành công!', 'type' =&gt; 'success'];</w:t>
+        <w:t>            $_SESSION['flash_msg'] = ['msg' =&gt; 'Chào mừng đến với Yuumi Shop!', 'type' =&gt; 'success'];</w:t>
       </w:r>
     </w:p>
     <w:p>

--- a/Yuumishop.docx
+++ b/Yuumishop.docx
@@ -38310,21 +38310,6 @@
       </w:r>
       <w:r>
         <w:t>.style.fontWeight = 'bold';</w:t>
-      </w:r>
-    </w:p>
-    <w:p>
-      <w:r>
-        <w:t xml:space="preserve">            </w:t>
-      </w:r>
-      <w:r>
-        <w:rPr>
-          <w:i/>
-          <w:iCs/>
-        </w:rPr>
-        <w:t>link</w:t>
-      </w:r>
-      <w:r>
-        <w:t>.style.textDecoration = 'underline';</w:t>
       </w:r>
     </w:p>
     <w:p>

--- a/Yuumishop.docx
+++ b/Yuumishop.docx
@@ -8364,7 +8364,7 @@
     </w:p>
     <w:p>
       <w:r>
-        <w:t>                    &lt;textarea name="comment" placeholder="Chia sẻ trải nghiệm của bạn..." style="width: 100%; padding: 10px; height: 80px; border: 1px solid #ddd; border-radius: 5px; margin-bottom: 15px;" required&gt;&lt;/textarea&gt;</w:t>
+        <w:t>                    &lt;textarea name="comment" placeholder="Chia sẻ trải nghiệm của bạn..." style="resize: none; width: 100%; padding: 10px; height: 80px; border: 1px solid #ddd; border-radius: 5px; margin-bottom: 15px;" required&gt;&lt;/textarea&gt;</w:t>
       </w:r>
     </w:p>
     <w:p>
